--- a/reports/six-goals-functional-tz-2026-07-20/tz-g1-1-for-igor.docx
+++ b/reports/six-goals-functional-tz-2026-07-20/tz-g1-1-for-igor.docx
@@ -725,18 +725,42 @@
         <w:pStyle w:val="Heading1"/>
       </w:pPr>
       <w:r>
-        <w:t>5. Основной сценарий работы</w:t>
+        <w:t>5. Как карточка отображает жизненный цикл</w:t>
       </w:r>
     </w:p>
     <w:p>
-      <w:pPr>
-        <w:pStyle w:val="Heading2"/>
-      </w:pPr>
-      <w:r>
-        <w:t>5.1. Запрос</w:t>
+      <w:r>
+        <w:rPr>
+          <w:rFonts w:ascii="Calibri" w:hAnsi="Calibri"/>
+          <w:b w:val="0"/>
+          <w:color w:val="17202A"/>
+          <w:sz w:val="22"/>
+        </w:rPr>
+        <w:t xml:space="preserve">G1.1 не определяет переходы между состояниями, таймауты или условия начала и остановки оплаты. Единственный источник этих правил — G1.3 </w:t>
+      </w:r>
+      <w:r>
+        <w:rPr>
+          <w:rFonts w:ascii="Calibri" w:hAnsi="Calibri"/>
+          <w:b/>
+          <w:color w:val="17202A"/>
+          <w:sz w:val="22"/>
+        </w:rPr>
+        <w:t>«Статусы и история консультации»</w:t>
+      </w:r>
+      <w:r>
+        <w:rPr>
+          <w:rFonts w:ascii="Calibri" w:hAnsi="Calibri"/>
+          <w:b w:val="0"/>
+          <w:color w:val="17202A"/>
+          <w:sz w:val="22"/>
+        </w:rPr>
+        <w:t>. Финансовые расчёты и движение credits определяются G2.</w:t>
       </w:r>
     </w:p>
     <w:p>
+      <w:pPr>
+        <w:keepNext/>
+      </w:pPr>
       <w:r>
         <w:rPr>
           <w:rFonts w:ascii="Calibri" w:hAnsi="Calibri"/>
@@ -744,10 +768,22 @@
           <w:color w:val="17202A"/>
           <w:sz w:val="22"/>
         </w:rPr>
-        <w:t>Клиент выбирает экспертную анкету и отправляет запрос на консультацию.</w:t>
+        <w:t>Карточка G1.1 должна отобразить фактический результат, полученный от этих процессов:</w:t>
       </w:r>
     </w:p>
     <w:p>
+      <w:pPr>
+        <w:spacing w:after="80" w:line="300" w:lineRule="exact"/>
+        <w:ind w:left="605" w:hanging="374"/>
+      </w:pPr>
+      <w:r>
+        <w:rPr>
+          <w:rFonts w:ascii="Calibri" w:hAnsi="Calibri"/>
+          <w:color w:val="17202A"/>
+          <w:sz w:val="22"/>
+        </w:rPr>
+        <w:t xml:space="preserve">1.  </w:t>
+      </w:r>
       <w:r>
         <w:rPr>
           <w:rFonts w:ascii="Calibri" w:hAnsi="Calibri"/>
@@ -755,18 +791,45 @@
           <w:color w:val="17202A"/>
           <w:sz w:val="22"/>
         </w:rPr>
-        <w:t>Клиент видит, что запрос отправлен и ожидает принятия. Ожидание не показывается как начавшаяся консультация и не тарифицируется.</w:t>
+        <w:t>текущий основной статус и операционный подстатус;</w:t>
       </w:r>
     </w:p>
     <w:p>
       <w:pPr>
-        <w:pStyle w:val="Heading2"/>
-      </w:pPr>
-      <w:r>
-        <w:t>5.2. Принятие</w:t>
+        <w:spacing w:after="80" w:line="300" w:lineRule="exact"/>
+        <w:ind w:left="605" w:hanging="374"/>
+      </w:pPr>
+      <w:r>
+        <w:rPr>
+          <w:rFonts w:ascii="Calibri" w:hAnsi="Calibri"/>
+          <w:color w:val="17202A"/>
+          <w:sz w:val="22"/>
+        </w:rPr>
+        <w:t xml:space="preserve">2.  </w:t>
+      </w:r>
+      <w:r>
+        <w:rPr>
+          <w:rFonts w:ascii="Calibri" w:hAnsi="Calibri"/>
+          <w:b w:val="0"/>
+          <w:color w:val="17202A"/>
+          <w:sz w:val="22"/>
+        </w:rPr>
+        <w:t>понятное клиенту название этапа;</w:t>
       </w:r>
     </w:p>
     <w:p>
+      <w:pPr>
+        <w:spacing w:after="80" w:line="300" w:lineRule="exact"/>
+        <w:ind w:left="605" w:hanging="374"/>
+      </w:pPr>
+      <w:r>
+        <w:rPr>
+          <w:rFonts w:ascii="Calibri" w:hAnsi="Calibri"/>
+          <w:color w:val="17202A"/>
+          <w:sz w:val="22"/>
+        </w:rPr>
+        <w:t xml:space="preserve">3.  </w:t>
+      </w:r>
       <w:r>
         <w:rPr>
           <w:rFonts w:ascii="Calibri" w:hAnsi="Calibri"/>
@@ -774,13 +837,22 @@
           <w:color w:val="17202A"/>
           <w:sz w:val="22"/>
         </w:rPr>
-        <w:t>Уполномоченный агент принимает запрос.</w:t>
+        <w:t>применимый таймер и точный deadline;</w:t>
       </w:r>
     </w:p>
     <w:p>
       <w:pPr>
-        <w:keepNext/>
-      </w:pPr>
+        <w:spacing w:after="80" w:line="300" w:lineRule="exact"/>
+        <w:ind w:left="605" w:hanging="374"/>
+      </w:pPr>
+      <w:r>
+        <w:rPr>
+          <w:rFonts w:ascii="Calibri" w:hAnsi="Calibri"/>
+          <w:color w:val="17202A"/>
+          <w:sz w:val="22"/>
+        </w:rPr>
+        <w:t xml:space="preserve">4.  </w:t>
+      </w:r>
       <w:r>
         <w:rPr>
           <w:rFonts w:ascii="Calibri" w:hAnsi="Calibri"/>
@@ -788,7 +860,7 @@
           <w:color w:val="17202A"/>
           <w:sz w:val="22"/>
         </w:rPr>
-        <w:t>После принятия:</w:t>
+        <w:t>начинается ли сейчас новая paid-минута;</w:t>
       </w:r>
     </w:p>
     <w:p>
@@ -802,7 +874,7 @@
           <w:color w:val="17202A"/>
           <w:sz w:val="22"/>
         </w:rPr>
-        <w:t xml:space="preserve">•  </w:t>
+        <w:t xml:space="preserve">5.  </w:t>
       </w:r>
       <w:r>
         <w:rPr>
@@ -811,7 +883,7 @@
           <w:color w:val="17202A"/>
           <w:sz w:val="22"/>
         </w:rPr>
-        <w:t>создаётся отдельная карточка консультации;</w:t>
+        <w:t>доступные текущей роли действия;</w:t>
       </w:r>
     </w:p>
     <w:p>
@@ -825,7 +897,7 @@
           <w:color w:val="17202A"/>
           <w:sz w:val="22"/>
         </w:rPr>
-        <w:t xml:space="preserve">•  </w:t>
+        <w:t xml:space="preserve">6.  </w:t>
       </w:r>
       <w:r>
         <w:rPr>
@@ -834,7 +906,7 @@
           <w:color w:val="17202A"/>
           <w:sz w:val="22"/>
         </w:rPr>
-        <w:t>фиксируются клиент, экспертная анкета и фактический агент;</w:t>
+        <w:t>цену и финансовый итог, полученные из G2;</w:t>
       </w:r>
     </w:p>
     <w:p>
@@ -848,7 +920,7 @@
           <w:color w:val="17202A"/>
           <w:sz w:val="22"/>
         </w:rPr>
-        <w:t xml:space="preserve">•  </w:t>
+        <w:t xml:space="preserve">7.  </w:t>
       </w:r>
       <w:r>
         <w:rPr>
@@ -857,7 +929,7 @@
           <w:color w:val="17202A"/>
           <w:sz w:val="22"/>
         </w:rPr>
-        <w:t>карточка связывается с постоянным диалогом;</w:t>
+        <w:t>причину и инициатора завершения в разрешённом для роли виде;</w:t>
       </w:r>
     </w:p>
     <w:p>
@@ -871,7 +943,7 @@
           <w:color w:val="17202A"/>
           <w:sz w:val="22"/>
         </w:rPr>
-        <w:t xml:space="preserve">•  </w:t>
+        <w:t xml:space="preserve">8.  </w:t>
       </w:r>
       <w:r>
         <w:rPr>
@@ -880,49 +952,34 @@
           <w:color w:val="17202A"/>
           <w:sz w:val="22"/>
         </w:rPr>
-        <w:t>начинается этап подключения;</w:t>
+        <w:t>последовательную историю переходов без возможности переписать её из карточки.</w:t>
       </w:r>
     </w:p>
     <w:p>
       <w:pPr>
-        <w:spacing w:after="80" w:line="300" w:lineRule="exact"/>
-        <w:ind w:left="605" w:hanging="374"/>
-      </w:pPr>
-      <w:r>
-        <w:rPr>
-          <w:rFonts w:ascii="Calibri" w:hAnsi="Calibri"/>
-          <w:color w:val="17202A"/>
-          <w:sz w:val="22"/>
-        </w:rPr>
-        <w:t xml:space="preserve">•  </w:t>
-      </w:r>
-      <w:r>
-        <w:rPr>
-          <w:rFonts w:ascii="Calibri" w:hAnsi="Calibri"/>
-          <w:b w:val="0"/>
-          <w:color w:val="17202A"/>
-          <w:sz w:val="22"/>
-        </w:rPr>
-        <w:t>никакая paid-минута ещё не начинается.</w:t>
+        <w:pStyle w:val="Heading2"/>
+      </w:pPr>
+      <w:r>
+        <w:t>5.1. До создания карточки</w:t>
       </w:r>
     </w:p>
     <w:p>
-      <w:pPr>
-        <w:pStyle w:val="Heading2"/>
-      </w:pPr>
-      <w:r>
-        <w:t>5.3. Подключение</w:t>
+      <w:r>
+        <w:rPr>
+          <w:rFonts w:ascii="Calibri" w:hAnsi="Calibri"/>
+          <w:b w:val="0"/>
+          <w:color w:val="17202A"/>
+          <w:sz w:val="22"/>
+        </w:rPr>
+        <w:t>Запрос клиента, предложение Эксперта, уточнение, отказ и истечение относятся к pre-session lifecycle G1.3. До принятия запроса карточка оказанной консультации не создаётся.</w:t>
       </w:r>
     </w:p>
     <w:p>
-      <w:r>
-        <w:rPr>
-          <w:rFonts w:ascii="Calibri" w:hAnsi="Calibri"/>
-          <w:b w:val="0"/>
-          <w:color w:val="17202A"/>
-          <w:sz w:val="22"/>
-        </w:rPr>
-        <w:t>Система показывает обеим сторонам, что идёт подключение.</w:t>
+      <w:pPr>
+        <w:pStyle w:val="Heading2"/>
+      </w:pPr>
+      <w:r>
+        <w:t>5.2. После создания карточки</w:t>
       </w:r>
     </w:p>
     <w:p>
@@ -933,229 +990,7 @@
           <w:color w:val="17202A"/>
           <w:sz w:val="22"/>
         </w:rPr>
-        <w:t>Если подключение не состоялось, консультация завершается с техническим результатом без списания. В карточке должна быть видна причина завершения.</w:t>
-      </w:r>
-    </w:p>
-    <w:p>
-      <w:pPr>
-        <w:pStyle w:val="Heading2"/>
-      </w:pPr>
-      <w:r>
-        <w:t>5.4. Trial</w:t>
-      </w:r>
-    </w:p>
-    <w:p>
-      <w:r>
-        <w:rPr>
-          <w:rFonts w:ascii="Calibri" w:hAnsi="Calibri"/>
-          <w:b w:val="0"/>
-          <w:color w:val="17202A"/>
-          <w:sz w:val="22"/>
-        </w:rPr>
-        <w:t>Если клиенту по действующим правилам доступен trial, он является первой фазой уже созданной консультации.</w:t>
-      </w:r>
-    </w:p>
-    <w:p>
-      <w:pPr>
-        <w:keepNext/>
-      </w:pPr>
-      <w:r>
-        <w:rPr>
-          <w:rFonts w:ascii="Calibri" w:hAnsi="Calibri"/>
-          <w:b w:val="0"/>
-          <w:color w:val="17202A"/>
-          <w:sz w:val="22"/>
-        </w:rPr>
-        <w:t>Во время trial клиент должен видеть:</w:t>
-      </w:r>
-    </w:p>
-    <w:p>
-      <w:pPr>
-        <w:spacing w:after="80" w:line="300" w:lineRule="exact"/>
-        <w:ind w:left="605" w:hanging="374"/>
-      </w:pPr>
-      <w:r>
-        <w:rPr>
-          <w:rFonts w:ascii="Calibri" w:hAnsi="Calibri"/>
-          <w:color w:val="17202A"/>
-          <w:sz w:val="22"/>
-        </w:rPr>
-        <w:t xml:space="preserve">•  </w:t>
-      </w:r>
-      <w:r>
-        <w:rPr>
-          <w:rFonts w:ascii="Calibri" w:hAnsi="Calibri"/>
-          <w:b w:val="0"/>
-          <w:color w:val="17202A"/>
-          <w:sz w:val="22"/>
-        </w:rPr>
-        <w:t>что сейчас идёт бесплатный период;</w:t>
-      </w:r>
-    </w:p>
-    <w:p>
-      <w:pPr>
-        <w:spacing w:after="80" w:line="300" w:lineRule="exact"/>
-        <w:ind w:left="605" w:hanging="374"/>
-      </w:pPr>
-      <w:r>
-        <w:rPr>
-          <w:rFonts w:ascii="Calibri" w:hAnsi="Calibri"/>
-          <w:color w:val="17202A"/>
-          <w:sz w:val="22"/>
-        </w:rPr>
-        <w:t xml:space="preserve">•  </w:t>
-      </w:r>
-      <w:r>
-        <w:rPr>
-          <w:rFonts w:ascii="Calibri" w:hAnsi="Calibri"/>
-          <w:b w:val="0"/>
-          <w:color w:val="17202A"/>
-          <w:sz w:val="22"/>
-        </w:rPr>
-        <w:t>оставшееся время;</w:t>
-      </w:r>
-    </w:p>
-    <w:p>
-      <w:pPr>
-        <w:spacing w:after="80" w:line="300" w:lineRule="exact"/>
-        <w:ind w:left="605" w:hanging="374"/>
-      </w:pPr>
-      <w:r>
-        <w:rPr>
-          <w:rFonts w:ascii="Calibri" w:hAnsi="Calibri"/>
-          <w:color w:val="17202A"/>
-          <w:sz w:val="22"/>
-        </w:rPr>
-        <w:t xml:space="preserve">•  </w:t>
-      </w:r>
-      <w:r>
-        <w:rPr>
-          <w:rFonts w:ascii="Calibri" w:hAnsi="Calibri"/>
-          <w:b w:val="0"/>
-          <w:color w:val="17202A"/>
-          <w:sz w:val="22"/>
-        </w:rPr>
-        <w:t>стоимость следующей paid-минуты в credits;</w:t>
-      </w:r>
-    </w:p>
-    <w:p>
-      <w:pPr>
-        <w:spacing w:after="80" w:line="300" w:lineRule="exact"/>
-        <w:ind w:left="605" w:hanging="374"/>
-      </w:pPr>
-      <w:r>
-        <w:rPr>
-          <w:rFonts w:ascii="Calibri" w:hAnsi="Calibri"/>
-          <w:color w:val="17202A"/>
-          <w:sz w:val="22"/>
-        </w:rPr>
-        <w:t xml:space="preserve">•  </w:t>
-      </w:r>
-      <w:r>
-        <w:rPr>
-          <w:rFonts w:ascii="Calibri" w:hAnsi="Calibri"/>
-          <w:b w:val="0"/>
-          <w:color w:val="17202A"/>
-          <w:sz w:val="22"/>
-        </w:rPr>
-        <w:t>что платная часть начнётся только после его согласия.</w:t>
-      </w:r>
-    </w:p>
-    <w:p>
-      <w:r>
-        <w:rPr>
-          <w:rFonts w:ascii="Calibri" w:hAnsi="Calibri"/>
-          <w:b w:val="0"/>
-          <w:color w:val="17202A"/>
-          <w:sz w:val="22"/>
-        </w:rPr>
-        <w:t>Trial не является отдельной консультацией и не создаёт вторую карточку.</w:t>
-      </w:r>
-    </w:p>
-    <w:p>
-      <w:pPr>
-        <w:pStyle w:val="Heading2"/>
-      </w:pPr>
-      <w:r>
-        <w:t>5.5. Согласие на paid</w:t>
-      </w:r>
-    </w:p>
-    <w:p>
-      <w:r>
-        <w:rPr>
-          <w:rFonts w:ascii="Calibri" w:hAnsi="Calibri"/>
-          <w:b w:val="0"/>
-          <w:color w:val="17202A"/>
-          <w:sz w:val="22"/>
-        </w:rPr>
-        <w:t>Платная часть не может начаться без предварительного явного согласия клиента.</w:t>
-      </w:r>
-    </w:p>
-    <w:p>
-      <w:r>
-        <w:rPr>
-          <w:rFonts w:ascii="Calibri" w:hAnsi="Calibri"/>
-          <w:b w:val="0"/>
-          <w:color w:val="17202A"/>
-          <w:sz w:val="22"/>
-        </w:rPr>
-        <w:t>Если клиент не дал согласие, paid не начинается и списание запрещено. Консультация завершается либо остаётся в предусмотренном продуктом неплатном состоянии.</w:t>
-      </w:r>
-    </w:p>
-    <w:p>
-      <w:pPr>
-        <w:pStyle w:val="Heading2"/>
-      </w:pPr>
-      <w:r>
-        <w:t>5.6. Paid</w:t>
-      </w:r>
-    </w:p>
-    <w:p>
-      <w:r>
-        <w:rPr>
-          <w:rFonts w:ascii="Calibri" w:hAnsi="Calibri"/>
-          <w:b w:val="0"/>
-          <w:color w:val="17202A"/>
-          <w:sz w:val="22"/>
-        </w:rPr>
-        <w:t>После согласия и проверки достаточного баланса начинается платная часть консультации.</w:t>
-      </w:r>
-    </w:p>
-    <w:p>
-      <w:pPr>
-        <w:keepNext/>
-      </w:pPr>
-      <w:r>
-        <w:rPr>
-          <w:rFonts w:ascii="Calibri" w:hAnsi="Calibri"/>
-          <w:b w:val="0"/>
-          <w:color w:val="17202A"/>
-          <w:sz w:val="22"/>
-        </w:rPr>
-        <w:t>Клиент должен видеть:</w:t>
-      </w:r>
-    </w:p>
-    <w:p>
-      <w:pPr>
-        <w:spacing w:after="80" w:line="300" w:lineRule="exact"/>
-        <w:ind w:left="605" w:hanging="374"/>
-      </w:pPr>
-      <w:r>
-        <w:rPr>
-          <w:rFonts w:ascii="Calibri" w:hAnsi="Calibri"/>
-          <w:color w:val="17202A"/>
-          <w:sz w:val="22"/>
-        </w:rPr>
-        <w:t xml:space="preserve">•  </w:t>
-      </w:r>
-      <w:r>
-        <w:rPr>
-          <w:rFonts w:ascii="Calibri" w:hAnsi="Calibri"/>
-          <w:b w:val="0"/>
-          <w:color w:val="17202A"/>
-          <w:sz w:val="22"/>
-        </w:rPr>
-        <w:t xml:space="preserve">текущий этап </w:t>
+        <w:t xml:space="preserve">После принятия запроса карточка связывает клиента, экспертную анкету, фактического агента и постоянный диалог. Дальнейшие состояния </w:t>
       </w:r>
       <w:r>
         <w:rPr>
@@ -1163,7 +998,7 @@
           <w:color w:val="31445A"/>
           <w:sz w:val="21"/>
         </w:rPr>
-        <w:t>paid</w:t>
+        <w:t>connecting</w:t>
       </w:r>
       <w:r>
         <w:rPr>
@@ -1172,4811 +1007,7 @@
           <w:color w:val="17202A"/>
           <w:sz w:val="22"/>
         </w:rPr>
-        <w:t>;</w:t>
-      </w:r>
-    </w:p>
-    <w:p>
-      <w:pPr>
-        <w:spacing w:after="80" w:line="300" w:lineRule="exact"/>
-        <w:ind w:left="605" w:hanging="374"/>
-      </w:pPr>
-      <w:r>
-        <w:rPr>
-          <w:rFonts w:ascii="Calibri" w:hAnsi="Calibri"/>
-          <w:color w:val="17202A"/>
-          <w:sz w:val="22"/>
-        </w:rPr>
-        <w:t xml:space="preserve">•  </w:t>
-      </w:r>
-      <w:r>
-        <w:rPr>
-          <w:rFonts w:ascii="Calibri" w:hAnsi="Calibri"/>
-          <w:b w:val="0"/>
-          <w:color w:val="17202A"/>
-          <w:sz w:val="22"/>
-        </w:rPr>
-        <w:t>цену в credits за одну начатую минуту;</w:t>
-      </w:r>
-    </w:p>
-    <w:p>
-      <w:pPr>
-        <w:spacing w:after="80" w:line="300" w:lineRule="exact"/>
-        <w:ind w:left="605" w:hanging="374"/>
-      </w:pPr>
-      <w:r>
-        <w:rPr>
-          <w:rFonts w:ascii="Calibri" w:hAnsi="Calibri"/>
-          <w:color w:val="17202A"/>
-          <w:sz w:val="22"/>
-        </w:rPr>
-        <w:t xml:space="preserve">•  </w:t>
-      </w:r>
-      <w:r>
-        <w:rPr>
-          <w:rFonts w:ascii="Calibri" w:hAnsi="Calibri"/>
-          <w:b w:val="0"/>
-          <w:color w:val="17202A"/>
-          <w:sz w:val="22"/>
-        </w:rPr>
-        <w:t>длительность платной части;</w:t>
-      </w:r>
-    </w:p>
-    <w:p>
-      <w:pPr>
-        <w:spacing w:after="80" w:line="300" w:lineRule="exact"/>
-        <w:ind w:left="605" w:hanging="374"/>
-      </w:pPr>
-      <w:r>
-        <w:rPr>
-          <w:rFonts w:ascii="Calibri" w:hAnsi="Calibri"/>
-          <w:color w:val="17202A"/>
-          <w:sz w:val="22"/>
-        </w:rPr>
-        <w:t xml:space="preserve">•  </w:t>
-      </w:r>
-      <w:r>
-        <w:rPr>
-          <w:rFonts w:ascii="Calibri" w:hAnsi="Calibri"/>
-          <w:b w:val="0"/>
-          <w:color w:val="17202A"/>
-          <w:sz w:val="22"/>
-        </w:rPr>
-        <w:t>оставшийся баланс либо понятное предупреждение о его недостаточности;</w:t>
-      </w:r>
-    </w:p>
-    <w:p>
-      <w:pPr>
-        <w:spacing w:after="80" w:line="300" w:lineRule="exact"/>
-        <w:ind w:left="605" w:hanging="374"/>
-      </w:pPr>
-      <w:r>
-        <w:rPr>
-          <w:rFonts w:ascii="Calibri" w:hAnsi="Calibri"/>
-          <w:color w:val="17202A"/>
-          <w:sz w:val="22"/>
-        </w:rPr>
-        <w:t xml:space="preserve">•  </w:t>
-      </w:r>
-      <w:r>
-        <w:rPr>
-          <w:rFonts w:ascii="Calibri" w:hAnsi="Calibri"/>
-          <w:b w:val="0"/>
-          <w:color w:val="17202A"/>
-          <w:sz w:val="22"/>
-        </w:rPr>
-        <w:t>возможность штатно завершить консультацию.</w:t>
-      </w:r>
-    </w:p>
-    <w:p>
-      <w:r>
-        <w:rPr>
-          <w:rFonts w:ascii="Calibri" w:hAnsi="Calibri"/>
-          <w:b w:val="0"/>
-          <w:color w:val="17202A"/>
-          <w:sz w:val="22"/>
-        </w:rPr>
-        <w:t>Каждая начатая paid-минута оплачивается полностью. Конкретные правила списания относятся к G2, но карточка G1.1 должна сохранять связь со всеми списаниями именно этой консультации.</w:t>
-      </w:r>
-    </w:p>
-    <w:p>
-      <w:pPr>
-        <w:pStyle w:val="Heading2"/>
-      </w:pPr>
-      <w:r>
-        <w:t>5.7. Недостаточный баланс</w:t>
-      </w:r>
-    </w:p>
-    <w:p>
-      <w:pPr>
-        <w:keepNext/>
-      </w:pPr>
-      <w:r>
-        <w:rPr>
-          <w:rFonts w:ascii="Calibri" w:hAnsi="Calibri"/>
-          <w:b w:val="0"/>
-          <w:color w:val="17202A"/>
-          <w:sz w:val="22"/>
-        </w:rPr>
-        <w:t>Если trial закончился, согласие на paid получено, но credits не хватает на первую paid-минуту:</w:t>
-      </w:r>
-    </w:p>
-    <w:p>
-      <w:pPr>
-        <w:spacing w:after="80" w:line="300" w:lineRule="exact"/>
-        <w:ind w:left="605" w:hanging="374"/>
-      </w:pPr>
-      <w:r>
-        <w:rPr>
-          <w:rFonts w:ascii="Calibri" w:hAnsi="Calibri"/>
-          <w:color w:val="17202A"/>
-          <w:sz w:val="22"/>
-        </w:rPr>
-        <w:t xml:space="preserve">•  </w:t>
-      </w:r>
-      <w:r>
-        <w:rPr>
-          <w:rFonts w:ascii="Calibri" w:hAnsi="Calibri"/>
-          <w:b w:val="0"/>
-          <w:color w:val="17202A"/>
-          <w:sz w:val="22"/>
-        </w:rPr>
-        <w:t>списание не производится;</w:t>
-      </w:r>
-    </w:p>
-    <w:p>
-      <w:pPr>
-        <w:spacing w:after="80" w:line="300" w:lineRule="exact"/>
-        <w:ind w:left="605" w:hanging="374"/>
-      </w:pPr>
-      <w:r>
-        <w:rPr>
-          <w:rFonts w:ascii="Calibri" w:hAnsi="Calibri"/>
-          <w:color w:val="17202A"/>
-          <w:sz w:val="22"/>
-        </w:rPr>
-        <w:t xml:space="preserve">•  </w:t>
-      </w:r>
-      <w:r>
-        <w:rPr>
-          <w:rFonts w:ascii="Calibri" w:hAnsi="Calibri"/>
-          <w:b w:val="0"/>
-          <w:color w:val="17202A"/>
-          <w:sz w:val="22"/>
-        </w:rPr>
-        <w:t>консультация переходит в одну разрешённую паузу для пополнения баланса;</w:t>
-      </w:r>
-    </w:p>
-    <w:p>
-      <w:pPr>
-        <w:spacing w:after="80" w:line="300" w:lineRule="exact"/>
-        <w:ind w:left="605" w:hanging="374"/>
-      </w:pPr>
-      <w:r>
-        <w:rPr>
-          <w:rFonts w:ascii="Calibri" w:hAnsi="Calibri"/>
-          <w:color w:val="17202A"/>
-          <w:sz w:val="22"/>
-        </w:rPr>
-        <w:t xml:space="preserve">•  </w:t>
-      </w:r>
-      <w:r>
-        <w:rPr>
-          <w:rFonts w:ascii="Calibri" w:hAnsi="Calibri"/>
-          <w:b w:val="0"/>
-          <w:color w:val="17202A"/>
-          <w:sz w:val="22"/>
-        </w:rPr>
-        <w:t>текущая длительность паузы — 5 минут;</w:t>
-      </w:r>
-    </w:p>
-    <w:p>
-      <w:pPr>
-        <w:spacing w:after="80" w:line="300" w:lineRule="exact"/>
-        <w:ind w:left="605" w:hanging="374"/>
-      </w:pPr>
-      <w:r>
-        <w:rPr>
-          <w:rFonts w:ascii="Calibri" w:hAnsi="Calibri"/>
-          <w:color w:val="17202A"/>
-          <w:sz w:val="22"/>
-        </w:rPr>
-        <w:t xml:space="preserve">•  </w:t>
-      </w:r>
-      <w:r>
-        <w:rPr>
-          <w:rFonts w:ascii="Calibri" w:hAnsi="Calibri"/>
-          <w:b w:val="0"/>
-          <w:color w:val="17202A"/>
-          <w:sz w:val="22"/>
-        </w:rPr>
-        <w:t>длительность настраивается в админ-панели;</w:t>
-      </w:r>
-    </w:p>
-    <w:p>
-      <w:pPr>
-        <w:spacing w:after="80" w:line="300" w:lineRule="exact"/>
-        <w:ind w:left="605" w:hanging="374"/>
-      </w:pPr>
-      <w:r>
-        <w:rPr>
-          <w:rFonts w:ascii="Calibri" w:hAnsi="Calibri"/>
-          <w:color w:val="17202A"/>
-          <w:sz w:val="22"/>
-        </w:rPr>
-        <w:t xml:space="preserve">•  </w:t>
-      </w:r>
-      <w:r>
-        <w:rPr>
-          <w:rFonts w:ascii="Calibri" w:hAnsi="Calibri"/>
-          <w:b w:val="0"/>
-          <w:color w:val="17202A"/>
-          <w:sz w:val="22"/>
-        </w:rPr>
-        <w:t>клиент видит причину паузы, обратный отсчёт и действие для пополнения.</w:t>
-      </w:r>
-    </w:p>
-    <w:p>
-      <w:r>
-        <w:rPr>
-          <w:rFonts w:ascii="Calibri" w:hAnsi="Calibri"/>
-          <w:b w:val="0"/>
-          <w:color w:val="17202A"/>
-          <w:sz w:val="22"/>
-        </w:rPr>
-        <w:t>Если баланс пополнен вовремя и его достаточно, консультация может продолжиться.</w:t>
-      </w:r>
-    </w:p>
-    <w:p>
-      <w:r>
-        <w:rPr>
-          <w:rFonts w:ascii="Calibri" w:hAnsi="Calibri"/>
-          <w:b w:val="0"/>
-          <w:color w:val="17202A"/>
-          <w:sz w:val="22"/>
-        </w:rPr>
-        <w:t>Если время паузы истекло, консультация завершается. Позднее пополнение остаётся на балансе клиента, но не оживляет завершённую консультацию.</w:t>
-      </w:r>
-    </w:p>
-    <w:p>
-      <w:r>
-        <w:rPr>
-          <w:rFonts w:ascii="Calibri" w:hAnsi="Calibri"/>
-          <w:b w:val="0"/>
-          <w:color w:val="17202A"/>
-          <w:sz w:val="22"/>
-        </w:rPr>
-        <w:t>Вторая такая пауза в рамках одной консультации не предоставляется.</w:t>
-      </w:r>
-    </w:p>
-    <w:p>
-      <w:pPr>
-        <w:pStyle w:val="Heading2"/>
-      </w:pPr>
-      <w:r>
-        <w:t>5.8. Потеря связи агентом</w:t>
-      </w:r>
-    </w:p>
-    <w:p>
-      <w:pPr>
-        <w:keepNext/>
-      </w:pPr>
-      <w:r>
-        <w:rPr>
-          <w:rFonts w:ascii="Calibri" w:hAnsi="Calibri"/>
-          <w:b w:val="0"/>
-          <w:color w:val="17202A"/>
-          <w:sz w:val="22"/>
-        </w:rPr>
-        <w:t>Если агент потерял связь во время paid или паузы:</w:t>
-      </w:r>
-    </w:p>
-    <w:p>
-      <w:pPr>
-        <w:spacing w:after="80" w:line="300" w:lineRule="exact"/>
-        <w:ind w:left="605" w:hanging="374"/>
-      </w:pPr>
-      <w:r>
-        <w:rPr>
-          <w:rFonts w:ascii="Calibri" w:hAnsi="Calibri"/>
-          <w:color w:val="17202A"/>
-          <w:sz w:val="22"/>
-        </w:rPr>
-        <w:t xml:space="preserve">•  </w:t>
-      </w:r>
-      <w:r>
-        <w:rPr>
-          <w:rFonts w:ascii="Calibri" w:hAnsi="Calibri"/>
-          <w:b w:val="0"/>
-          <w:color w:val="17202A"/>
-          <w:sz w:val="22"/>
-        </w:rPr>
-        <w:t>новая paid-минута в этот период не начинается;</w:t>
-      </w:r>
-    </w:p>
-    <w:p>
-      <w:pPr>
-        <w:spacing w:after="80" w:line="300" w:lineRule="exact"/>
-        <w:ind w:left="605" w:hanging="374"/>
-      </w:pPr>
-      <w:r>
-        <w:rPr>
-          <w:rFonts w:ascii="Calibri" w:hAnsi="Calibri"/>
-          <w:color w:val="17202A"/>
-          <w:sz w:val="22"/>
-        </w:rPr>
-        <w:t xml:space="preserve">•  </w:t>
-      </w:r>
-      <w:r>
-        <w:rPr>
-          <w:rFonts w:ascii="Calibri" w:hAnsi="Calibri"/>
-          <w:b w:val="0"/>
-          <w:color w:val="17202A"/>
-          <w:sz w:val="22"/>
-        </w:rPr>
-        <w:t>агенту предоставляется время на возврат;</w:t>
-      </w:r>
-    </w:p>
-    <w:p>
-      <w:pPr>
-        <w:spacing w:after="80" w:line="300" w:lineRule="exact"/>
-        <w:ind w:left="605" w:hanging="374"/>
-      </w:pPr>
-      <w:r>
-        <w:rPr>
-          <w:rFonts w:ascii="Calibri" w:hAnsi="Calibri"/>
-          <w:color w:val="17202A"/>
-          <w:sz w:val="22"/>
-        </w:rPr>
-        <w:t xml:space="preserve">•  </w:t>
-      </w:r>
-      <w:r>
-        <w:rPr>
-          <w:rFonts w:ascii="Calibri" w:hAnsi="Calibri"/>
-          <w:b w:val="0"/>
-          <w:color w:val="17202A"/>
-          <w:sz w:val="22"/>
-        </w:rPr>
-        <w:t>текущее значение — 60 секунд;</w:t>
-      </w:r>
-    </w:p>
-    <w:p>
-      <w:pPr>
-        <w:spacing w:after="80" w:line="300" w:lineRule="exact"/>
-        <w:ind w:left="605" w:hanging="374"/>
-      </w:pPr>
-      <w:r>
-        <w:rPr>
-          <w:rFonts w:ascii="Calibri" w:hAnsi="Calibri"/>
-          <w:color w:val="17202A"/>
-          <w:sz w:val="22"/>
-        </w:rPr>
-        <w:t xml:space="preserve">•  </w:t>
-      </w:r>
-      <w:r>
-        <w:rPr>
-          <w:rFonts w:ascii="Calibri" w:hAnsi="Calibri"/>
-          <w:b w:val="0"/>
-          <w:color w:val="17202A"/>
-          <w:sz w:val="22"/>
-        </w:rPr>
-        <w:t>значение настраивается в админ-панели;</w:t>
-      </w:r>
-    </w:p>
-    <w:p>
-      <w:pPr>
-        <w:spacing w:after="80" w:line="300" w:lineRule="exact"/>
-        <w:ind w:left="605" w:hanging="374"/>
-      </w:pPr>
-      <w:r>
-        <w:rPr>
-          <w:rFonts w:ascii="Calibri" w:hAnsi="Calibri"/>
-          <w:color w:val="17202A"/>
-          <w:sz w:val="22"/>
-        </w:rPr>
-        <w:t xml:space="preserve">•  </w:t>
-      </w:r>
-      <w:r>
-        <w:rPr>
-          <w:rFonts w:ascii="Calibri" w:hAnsi="Calibri"/>
-          <w:b w:val="0"/>
-          <w:color w:val="17202A"/>
-          <w:sz w:val="22"/>
-        </w:rPr>
-        <w:t>при возврате вовремя консультация продолжается из допустимого состояния;</w:t>
-      </w:r>
-    </w:p>
-    <w:p>
-      <w:pPr>
-        <w:spacing w:after="80" w:line="300" w:lineRule="exact"/>
-        <w:ind w:left="605" w:hanging="374"/>
-      </w:pPr>
-      <w:r>
-        <w:rPr>
-          <w:rFonts w:ascii="Calibri" w:hAnsi="Calibri"/>
-          <w:color w:val="17202A"/>
-          <w:sz w:val="22"/>
-        </w:rPr>
-        <w:t xml:space="preserve">•  </w:t>
-      </w:r>
-      <w:r>
-        <w:rPr>
-          <w:rFonts w:ascii="Calibri" w:hAnsi="Calibri"/>
-          <w:b w:val="0"/>
-          <w:color w:val="17202A"/>
-          <w:sz w:val="22"/>
-        </w:rPr>
-        <w:t>после истечения времени консультация получает техническое завершение;</w:t>
-      </w:r>
-    </w:p>
-    <w:p>
-      <w:pPr>
-        <w:spacing w:after="80" w:line="300" w:lineRule="exact"/>
-        <w:ind w:left="605" w:hanging="374"/>
-      </w:pPr>
-      <w:r>
-        <w:rPr>
-          <w:rFonts w:ascii="Calibri" w:hAnsi="Calibri"/>
-          <w:color w:val="17202A"/>
-          <w:sz w:val="22"/>
-        </w:rPr>
-        <w:t xml:space="preserve">•  </w:t>
-      </w:r>
-      <w:r>
-        <w:rPr>
-          <w:rFonts w:ascii="Calibri" w:hAnsi="Calibri"/>
-          <w:b w:val="0"/>
-          <w:color w:val="17202A"/>
-          <w:sz w:val="22"/>
-        </w:rPr>
-        <w:t>неиспользованные credits остаются на балансе клиента.</w:t>
-      </w:r>
-    </w:p>
-    <w:p>
-      <w:pPr>
-        <w:pStyle w:val="Heading2"/>
-      </w:pPr>
-      <w:r>
-        <w:t>5.9. Завершение</w:t>
-      </w:r>
-    </w:p>
-    <w:p>
-      <w:pPr>
-        <w:keepNext/>
-      </w:pPr>
-      <w:r>
-        <w:rPr>
-          <w:rFonts w:ascii="Calibri" w:hAnsi="Calibri"/>
-          <w:b w:val="0"/>
-          <w:color w:val="17202A"/>
-          <w:sz w:val="22"/>
-        </w:rPr>
-        <w:t>Консультация может завершиться:</w:t>
-      </w:r>
-    </w:p>
-    <w:p>
-      <w:pPr>
-        <w:spacing w:after="80" w:line="300" w:lineRule="exact"/>
-        <w:ind w:left="605" w:hanging="374"/>
-      </w:pPr>
-      <w:r>
-        <w:rPr>
-          <w:rFonts w:ascii="Calibri" w:hAnsi="Calibri"/>
-          <w:color w:val="17202A"/>
-          <w:sz w:val="22"/>
-        </w:rPr>
-        <w:t xml:space="preserve">•  </w:t>
-      </w:r>
-      <w:r>
-        <w:rPr>
-          <w:rFonts w:ascii="Calibri" w:hAnsi="Calibri"/>
-          <w:b w:val="0"/>
-          <w:color w:val="17202A"/>
-          <w:sz w:val="22"/>
-        </w:rPr>
-        <w:t>штатно клиентом;</w:t>
-      </w:r>
-    </w:p>
-    <w:p>
-      <w:pPr>
-        <w:spacing w:after="80" w:line="300" w:lineRule="exact"/>
-        <w:ind w:left="605" w:hanging="374"/>
-      </w:pPr>
-      <w:r>
-        <w:rPr>
-          <w:rFonts w:ascii="Calibri" w:hAnsi="Calibri"/>
-          <w:color w:val="17202A"/>
-          <w:sz w:val="22"/>
-        </w:rPr>
-        <w:t xml:space="preserve">•  </w:t>
-      </w:r>
-      <w:r>
-        <w:rPr>
-          <w:rFonts w:ascii="Calibri" w:hAnsi="Calibri"/>
-          <w:b w:val="0"/>
-          <w:color w:val="17202A"/>
-          <w:sz w:val="22"/>
-        </w:rPr>
-        <w:t>штатно агентом по разрешённому правилу;</w:t>
-      </w:r>
-    </w:p>
-    <w:p>
-      <w:pPr>
-        <w:spacing w:after="80" w:line="300" w:lineRule="exact"/>
-        <w:ind w:left="605" w:hanging="374"/>
-      </w:pPr>
-      <w:r>
-        <w:rPr>
-          <w:rFonts w:ascii="Calibri" w:hAnsi="Calibri"/>
-          <w:color w:val="17202A"/>
-          <w:sz w:val="22"/>
-        </w:rPr>
-        <w:t xml:space="preserve">•  </w:t>
-      </w:r>
-      <w:r>
-        <w:rPr>
-          <w:rFonts w:ascii="Calibri" w:hAnsi="Calibri"/>
-          <w:b w:val="0"/>
-          <w:color w:val="17202A"/>
-          <w:sz w:val="22"/>
-        </w:rPr>
-        <w:t>из-за отказа клиента продолжать после trial;</w:t>
-      </w:r>
-    </w:p>
-    <w:p>
-      <w:pPr>
-        <w:spacing w:after="80" w:line="300" w:lineRule="exact"/>
-        <w:ind w:left="605" w:hanging="374"/>
-      </w:pPr>
-      <w:r>
-        <w:rPr>
-          <w:rFonts w:ascii="Calibri" w:hAnsi="Calibri"/>
-          <w:color w:val="17202A"/>
-          <w:sz w:val="22"/>
-        </w:rPr>
-        <w:t xml:space="preserve">•  </w:t>
-      </w:r>
-      <w:r>
-        <w:rPr>
-          <w:rFonts w:ascii="Calibri" w:hAnsi="Calibri"/>
-          <w:b w:val="0"/>
-          <w:color w:val="17202A"/>
-          <w:sz w:val="22"/>
-        </w:rPr>
-        <w:t>из-за отсутствия или непополнения баланса;</w:t>
-      </w:r>
-    </w:p>
-    <w:p>
-      <w:pPr>
-        <w:spacing w:after="80" w:line="300" w:lineRule="exact"/>
-        <w:ind w:left="605" w:hanging="374"/>
-      </w:pPr>
-      <w:r>
-        <w:rPr>
-          <w:rFonts w:ascii="Calibri" w:hAnsi="Calibri"/>
-          <w:color w:val="17202A"/>
-          <w:sz w:val="22"/>
-        </w:rPr>
-        <w:t xml:space="preserve">•  </w:t>
-      </w:r>
-      <w:r>
-        <w:rPr>
-          <w:rFonts w:ascii="Calibri" w:hAnsi="Calibri"/>
-          <w:b w:val="0"/>
-          <w:color w:val="17202A"/>
-          <w:sz w:val="22"/>
-        </w:rPr>
-        <w:t>из-за технического сбоя или невозврата агента;</w:t>
-      </w:r>
-    </w:p>
-    <w:p>
-      <w:pPr>
-        <w:spacing w:after="80" w:line="300" w:lineRule="exact"/>
-        <w:ind w:left="605" w:hanging="374"/>
-      </w:pPr>
-      <w:r>
-        <w:rPr>
-          <w:rFonts w:ascii="Calibri" w:hAnsi="Calibri"/>
-          <w:color w:val="17202A"/>
-          <w:sz w:val="22"/>
-        </w:rPr>
-        <w:t xml:space="preserve">•  </w:t>
-      </w:r>
-      <w:r>
-        <w:rPr>
-          <w:rFonts w:ascii="Calibri" w:hAnsi="Calibri"/>
-          <w:b w:val="0"/>
-          <w:color w:val="17202A"/>
-          <w:sz w:val="22"/>
-        </w:rPr>
-        <w:t>принудительно уполномоченным сотрудником с обязательным указанием причины;</w:t>
-      </w:r>
-    </w:p>
-    <w:p>
-      <w:pPr>
-        <w:spacing w:after="80" w:line="300" w:lineRule="exact"/>
-        <w:ind w:left="605" w:hanging="374"/>
-      </w:pPr>
-      <w:r>
-        <w:rPr>
-          <w:rFonts w:ascii="Calibri" w:hAnsi="Calibri"/>
-          <w:color w:val="17202A"/>
-          <w:sz w:val="22"/>
-        </w:rPr>
-        <w:t xml:space="preserve">•  </w:t>
-      </w:r>
-      <w:r>
-        <w:rPr>
-          <w:rFonts w:ascii="Calibri" w:hAnsi="Calibri"/>
-          <w:b w:val="0"/>
-          <w:color w:val="17202A"/>
-          <w:sz w:val="22"/>
-        </w:rPr>
-        <w:t>по защитному сценарию безопасности.</w:t>
-      </w:r>
-    </w:p>
-    <w:p>
-      <w:pPr>
-        <w:keepNext/>
-      </w:pPr>
-      <w:r>
-        <w:rPr>
-          <w:rFonts w:ascii="Calibri" w:hAnsi="Calibri"/>
-          <w:b w:val="0"/>
-          <w:color w:val="17202A"/>
-          <w:sz w:val="22"/>
-        </w:rPr>
-        <w:t>После завершения:</w:t>
-      </w:r>
-    </w:p>
-    <w:p>
-      <w:pPr>
-        <w:spacing w:after="80" w:line="300" w:lineRule="exact"/>
-        <w:ind w:left="605" w:hanging="374"/>
-      </w:pPr>
-      <w:r>
-        <w:rPr>
-          <w:rFonts w:ascii="Calibri" w:hAnsi="Calibri"/>
-          <w:color w:val="17202A"/>
-          <w:sz w:val="22"/>
-        </w:rPr>
-        <w:t xml:space="preserve">•  </w:t>
-      </w:r>
-      <w:r>
-        <w:rPr>
-          <w:rFonts w:ascii="Calibri" w:hAnsi="Calibri"/>
-          <w:b w:val="0"/>
-          <w:color w:val="17202A"/>
-          <w:sz w:val="22"/>
-        </w:rPr>
-        <w:t>состояние консультации становится финальным;</w:t>
-      </w:r>
-    </w:p>
-    <w:p>
-      <w:pPr>
-        <w:spacing w:after="80" w:line="300" w:lineRule="exact"/>
-        <w:ind w:left="605" w:hanging="374"/>
-      </w:pPr>
-      <w:r>
-        <w:rPr>
-          <w:rFonts w:ascii="Calibri" w:hAnsi="Calibri"/>
-          <w:color w:val="17202A"/>
-          <w:sz w:val="22"/>
-        </w:rPr>
-        <w:t xml:space="preserve">•  </w:t>
-      </w:r>
-      <w:r>
-        <w:rPr>
-          <w:rFonts w:ascii="Calibri" w:hAnsi="Calibri"/>
-          <w:b w:val="0"/>
-          <w:color w:val="17202A"/>
-          <w:sz w:val="22"/>
-        </w:rPr>
-        <w:t>новые минуты и списания по ней не начинаются;</w:t>
-      </w:r>
-    </w:p>
-    <w:p>
-      <w:pPr>
-        <w:spacing w:after="80" w:line="300" w:lineRule="exact"/>
-        <w:ind w:left="605" w:hanging="374"/>
-      </w:pPr>
-      <w:r>
-        <w:rPr>
-          <w:rFonts w:ascii="Calibri" w:hAnsi="Calibri"/>
-          <w:color w:val="17202A"/>
-          <w:sz w:val="22"/>
-        </w:rPr>
-        <w:t xml:space="preserve">•  </w:t>
-      </w:r>
-      <w:r>
-        <w:rPr>
-          <w:rFonts w:ascii="Calibri" w:hAnsi="Calibri"/>
-          <w:b w:val="0"/>
-          <w:color w:val="17202A"/>
-          <w:sz w:val="22"/>
-        </w:rPr>
-        <w:t>пополнение баланса не возвращает её в активное состояние;</w:t>
-      </w:r>
-    </w:p>
-    <w:p>
-      <w:pPr>
-        <w:spacing w:after="80" w:line="300" w:lineRule="exact"/>
-        <w:ind w:left="605" w:hanging="374"/>
-      </w:pPr>
-      <w:r>
-        <w:rPr>
-          <w:rFonts w:ascii="Calibri" w:hAnsi="Calibri"/>
-          <w:color w:val="17202A"/>
-          <w:sz w:val="22"/>
-        </w:rPr>
-        <w:t xml:space="preserve">•  </w:t>
-      </w:r>
-      <w:r>
-        <w:rPr>
-          <w:rFonts w:ascii="Calibri" w:hAnsi="Calibri"/>
-          <w:b w:val="0"/>
-          <w:color w:val="17202A"/>
-          <w:sz w:val="22"/>
-        </w:rPr>
-        <w:t>история консультации сохраняется;</w:t>
-      </w:r>
-    </w:p>
-    <w:p>
-      <w:pPr>
-        <w:spacing w:after="80" w:line="300" w:lineRule="exact"/>
-        <w:ind w:left="605" w:hanging="374"/>
-      </w:pPr>
-      <w:r>
-        <w:rPr>
-          <w:rFonts w:ascii="Calibri" w:hAnsi="Calibri"/>
-          <w:color w:val="17202A"/>
-          <w:sz w:val="22"/>
-        </w:rPr>
-        <w:t xml:space="preserve">•  </w:t>
-      </w:r>
-      <w:r>
-        <w:rPr>
-          <w:rFonts w:ascii="Calibri" w:hAnsi="Calibri"/>
-          <w:b w:val="0"/>
-          <w:color w:val="17202A"/>
-          <w:sz w:val="22"/>
-        </w:rPr>
-        <w:t>для новой консультации создаётся новая карточка внутри того же диалога.</w:t>
-      </w:r>
-    </w:p>
-    <w:p>
-      <w:pPr>
-        <w:pStyle w:val="Heading1"/>
-      </w:pPr>
-      <w:r>
-        <w:t>6. Обязательные продуктовые правила</w:t>
-      </w:r>
-    </w:p>
-    <w:p>
-      <w:pPr>
-        <w:spacing w:after="80" w:line="300" w:lineRule="exact"/>
-        <w:ind w:left="605" w:hanging="374"/>
-      </w:pPr>
-      <w:r>
-        <w:rPr>
-          <w:rFonts w:ascii="Calibri" w:hAnsi="Calibri"/>
-          <w:color w:val="17202A"/>
-          <w:sz w:val="22"/>
-        </w:rPr>
-        <w:t xml:space="preserve">1.  </w:t>
-      </w:r>
-      <w:r>
-        <w:rPr>
-          <w:rFonts w:ascii="Calibri" w:hAnsi="Calibri"/>
-          <w:b w:val="0"/>
-          <w:color w:val="17202A"/>
-          <w:sz w:val="22"/>
-        </w:rPr>
-        <w:t>У одной консультации есть один клиент, одна публичная экспертная анкета и один фактический агент на момент проведения.</w:t>
-      </w:r>
-    </w:p>
-    <w:p>
-      <w:pPr>
-        <w:spacing w:after="80" w:line="300" w:lineRule="exact"/>
-        <w:ind w:left="605" w:hanging="374"/>
-      </w:pPr>
-      <w:r>
-        <w:rPr>
-          <w:rFonts w:ascii="Calibri" w:hAnsi="Calibri"/>
-          <w:color w:val="17202A"/>
-          <w:sz w:val="22"/>
-        </w:rPr>
-        <w:t xml:space="preserve">2.  </w:t>
-      </w:r>
-      <w:r>
-        <w:rPr>
-          <w:rFonts w:ascii="Calibri" w:hAnsi="Calibri"/>
-          <w:b w:val="0"/>
-          <w:color w:val="17202A"/>
-          <w:sz w:val="22"/>
-        </w:rPr>
-        <w:t>Клиент всегда видит экспертную анкету, но не внутреннюю личность агента.</w:t>
-      </w:r>
-    </w:p>
-    <w:p>
-      <w:pPr>
-        <w:spacing w:after="80" w:line="300" w:lineRule="exact"/>
-        <w:ind w:left="605" w:hanging="374"/>
-      </w:pPr>
-      <w:r>
-        <w:rPr>
-          <w:rFonts w:ascii="Calibri" w:hAnsi="Calibri"/>
-          <w:color w:val="17202A"/>
-          <w:sz w:val="22"/>
-        </w:rPr>
-        <w:t xml:space="preserve">3.  </w:t>
-      </w:r>
-      <w:r>
-        <w:rPr>
-          <w:rFonts w:ascii="Calibri" w:hAnsi="Calibri"/>
-          <w:b w:val="0"/>
-          <w:color w:val="17202A"/>
-          <w:sz w:val="22"/>
-        </w:rPr>
-        <w:t>Super-admin всегда может установить, какой агент фактически выполнял каждое действие.</w:t>
-      </w:r>
-    </w:p>
-    <w:p>
-      <w:pPr>
-        <w:spacing w:after="80" w:line="300" w:lineRule="exact"/>
-        <w:ind w:left="605" w:hanging="374"/>
-      </w:pPr>
-      <w:r>
-        <w:rPr>
-          <w:rFonts w:ascii="Calibri" w:hAnsi="Calibri"/>
-          <w:color w:val="17202A"/>
-          <w:sz w:val="22"/>
-        </w:rPr>
-        <w:t xml:space="preserve">4.  </w:t>
-      </w:r>
-      <w:r>
-        <w:rPr>
-          <w:rFonts w:ascii="Calibri" w:hAnsi="Calibri"/>
-          <w:b w:val="0"/>
-          <w:color w:val="17202A"/>
-          <w:sz w:val="22"/>
-        </w:rPr>
-        <w:t>Переназначение экспертной анкеты после завершения не меняет исторического агента консультации.</w:t>
-      </w:r>
-    </w:p>
-    <w:p>
-      <w:pPr>
-        <w:spacing w:after="80" w:line="300" w:lineRule="exact"/>
-        <w:ind w:left="605" w:hanging="374"/>
-      </w:pPr>
-      <w:r>
-        <w:rPr>
-          <w:rFonts w:ascii="Calibri" w:hAnsi="Calibri"/>
-          <w:color w:val="17202A"/>
-          <w:sz w:val="22"/>
-        </w:rPr>
-        <w:t xml:space="preserve">5.  </w:t>
-      </w:r>
-      <w:r>
-        <w:rPr>
-          <w:rFonts w:ascii="Calibri" w:hAnsi="Calibri"/>
-          <w:b w:val="0"/>
-          <w:color w:val="17202A"/>
-          <w:sz w:val="22"/>
-        </w:rPr>
-        <w:t>Один постоянный диалог может содержать несколько консультаций.</w:t>
-      </w:r>
-    </w:p>
-    <w:p>
-      <w:pPr>
-        <w:spacing w:after="80" w:line="300" w:lineRule="exact"/>
-        <w:ind w:left="605" w:hanging="374"/>
-      </w:pPr>
-      <w:r>
-        <w:rPr>
-          <w:rFonts w:ascii="Calibri" w:hAnsi="Calibri"/>
-          <w:color w:val="17202A"/>
-          <w:sz w:val="22"/>
-        </w:rPr>
-        <w:t xml:space="preserve">6.  </w:t>
-      </w:r>
-      <w:r>
-        <w:rPr>
-          <w:rFonts w:ascii="Calibri" w:hAnsi="Calibri"/>
-          <w:b w:val="0"/>
-          <w:color w:val="17202A"/>
-          <w:sz w:val="22"/>
-        </w:rPr>
-        <w:t>Каждая консультация имеет собственные время, состояния, цену, списания, возвраты и результат.</w:t>
-      </w:r>
-    </w:p>
-    <w:p>
-      <w:pPr>
-        <w:spacing w:after="80" w:line="300" w:lineRule="exact"/>
-        <w:ind w:left="605" w:hanging="374"/>
-      </w:pPr>
-      <w:r>
-        <w:rPr>
-          <w:rFonts w:ascii="Calibri" w:hAnsi="Calibri"/>
-          <w:color w:val="17202A"/>
-          <w:sz w:val="22"/>
-        </w:rPr>
-        <w:t xml:space="preserve">7.  </w:t>
-      </w:r>
-      <w:r>
-        <w:rPr>
-          <w:rFonts w:ascii="Calibri" w:hAnsi="Calibri"/>
-          <w:b w:val="0"/>
-          <w:color w:val="17202A"/>
-          <w:sz w:val="22"/>
-        </w:rPr>
-        <w:t>Trial и paid являются фазами одной консультации.</w:t>
-      </w:r>
-    </w:p>
-    <w:p>
-      <w:pPr>
-        <w:spacing w:after="80" w:line="300" w:lineRule="exact"/>
-        <w:ind w:left="605" w:hanging="374"/>
-      </w:pPr>
-      <w:r>
-        <w:rPr>
-          <w:rFonts w:ascii="Calibri" w:hAnsi="Calibri"/>
-          <w:color w:val="17202A"/>
-          <w:sz w:val="22"/>
-        </w:rPr>
-        <w:t xml:space="preserve">8.  </w:t>
-      </w:r>
-      <w:r>
-        <w:rPr>
-          <w:rFonts w:ascii="Calibri" w:hAnsi="Calibri"/>
-          <w:b w:val="0"/>
-          <w:color w:val="17202A"/>
-          <w:sz w:val="22"/>
-        </w:rPr>
-        <w:t>Paid начинается только после согласия клиента.</w:t>
-      </w:r>
-    </w:p>
-    <w:p>
-      <w:pPr>
-        <w:spacing w:after="80" w:line="300" w:lineRule="exact"/>
-        <w:ind w:left="605" w:hanging="374"/>
-      </w:pPr>
-      <w:r>
-        <w:rPr>
-          <w:rFonts w:ascii="Calibri" w:hAnsi="Calibri"/>
-          <w:color w:val="17202A"/>
-          <w:sz w:val="22"/>
-        </w:rPr>
-        <w:t xml:space="preserve">9.  </w:t>
-      </w:r>
-      <w:r>
-        <w:rPr>
-          <w:rFonts w:ascii="Calibri" w:hAnsi="Calibri"/>
-          <w:b w:val="0"/>
-          <w:color w:val="17202A"/>
-          <w:sz w:val="22"/>
-        </w:rPr>
-        <w:t>Запрещено списывать credits во время ожидания запроса, подключения, balance pause и reconnect grace.</w:t>
-      </w:r>
-    </w:p>
-    <w:p>
-      <w:pPr>
-        <w:spacing w:after="80" w:line="300" w:lineRule="exact"/>
-        <w:ind w:left="605" w:hanging="374"/>
-      </w:pPr>
-      <w:r>
-        <w:rPr>
-          <w:rFonts w:ascii="Calibri" w:hAnsi="Calibri"/>
-          <w:color w:val="17202A"/>
-          <w:sz w:val="22"/>
-        </w:rPr>
-        <w:t xml:space="preserve">10.  </w:t>
-      </w:r>
-      <w:r>
-        <w:rPr>
-          <w:rFonts w:ascii="Calibri" w:hAnsi="Calibri"/>
-          <w:b w:val="0"/>
-          <w:color w:val="17202A"/>
-          <w:sz w:val="22"/>
-        </w:rPr>
-        <w:t>Повтор команды не создаёт вторую карточку, второе событие или второе финансовое действие.</w:t>
-      </w:r>
-    </w:p>
-    <w:p>
-      <w:pPr>
-        <w:spacing w:after="80" w:line="300" w:lineRule="exact"/>
-        <w:ind w:left="605" w:hanging="374"/>
-      </w:pPr>
-      <w:r>
-        <w:rPr>
-          <w:rFonts w:ascii="Calibri" w:hAnsi="Calibri"/>
-          <w:color w:val="17202A"/>
-          <w:sz w:val="22"/>
-        </w:rPr>
-        <w:t xml:space="preserve">11.  </w:t>
-      </w:r>
-      <w:r>
-        <w:rPr>
-          <w:rFonts w:ascii="Calibri" w:hAnsi="Calibri"/>
-          <w:b w:val="0"/>
-          <w:color w:val="17202A"/>
-          <w:sz w:val="22"/>
-        </w:rPr>
-        <w:t>Завершённая консультация не может снова стать активной.</w:t>
-      </w:r>
-    </w:p>
-    <w:p>
-      <w:pPr>
-        <w:spacing w:after="80" w:line="300" w:lineRule="exact"/>
-        <w:ind w:left="605" w:hanging="374"/>
-      </w:pPr>
-      <w:r>
-        <w:rPr>
-          <w:rFonts w:ascii="Calibri" w:hAnsi="Calibri"/>
-          <w:color w:val="17202A"/>
-          <w:sz w:val="22"/>
-        </w:rPr>
-        <w:t xml:space="preserve">12.  </w:t>
-      </w:r>
-      <w:r>
-        <w:rPr>
-          <w:rFonts w:ascii="Calibri" w:hAnsi="Calibri"/>
-          <w:b w:val="0"/>
-          <w:color w:val="17202A"/>
-          <w:sz w:val="22"/>
-        </w:rPr>
-        <w:t>Чужой клиент, неназначенный агент или другая неуполномоченная роль не может открыть карточку или выполнить действие.</w:t>
-      </w:r>
-    </w:p>
-    <w:p>
-      <w:pPr>
-        <w:spacing w:after="80" w:line="300" w:lineRule="exact"/>
-        <w:ind w:left="605" w:hanging="374"/>
-      </w:pPr>
-      <w:r>
-        <w:rPr>
-          <w:rFonts w:ascii="Calibri" w:hAnsi="Calibri"/>
-          <w:color w:val="17202A"/>
-          <w:sz w:val="22"/>
-        </w:rPr>
-        <w:t xml:space="preserve">13.  </w:t>
-      </w:r>
-      <w:r>
-        <w:rPr>
-          <w:rFonts w:ascii="Calibri" w:hAnsi="Calibri"/>
-          <w:b w:val="0"/>
-          <w:color w:val="17202A"/>
-          <w:sz w:val="22"/>
-        </w:rPr>
-        <w:t>Любое ручное вмешательство сотрудника сохраняет автора, время и причину.</w:t>
-      </w:r>
-    </w:p>
-    <w:p>
-      <w:pPr>
-        <w:spacing w:after="80" w:line="300" w:lineRule="exact"/>
-        <w:ind w:left="605" w:hanging="374"/>
-      </w:pPr>
-      <w:r>
-        <w:rPr>
-          <w:rFonts w:ascii="Calibri" w:hAnsi="Calibri"/>
-          <w:color w:val="17202A"/>
-          <w:sz w:val="22"/>
-        </w:rPr>
-        <w:t xml:space="preserve">14.  </w:t>
-      </w:r>
-      <w:r>
-        <w:rPr>
-          <w:rFonts w:ascii="Calibri" w:hAnsi="Calibri"/>
-          <w:b w:val="0"/>
-          <w:color w:val="17202A"/>
-          <w:sz w:val="22"/>
-        </w:rPr>
-        <w:t>Применённые к консультации настройки сохраняются как исторический snapshot и не меняются задним числом.</w:t>
-      </w:r>
-    </w:p>
-    <w:p>
-      <w:pPr>
-        <w:pStyle w:val="Heading1"/>
-      </w:pPr>
-      <w:r>
-        <w:t>7. Что должно быть видно клиенту</w:t>
-      </w:r>
-    </w:p>
-    <w:p>
-      <w:pPr>
-        <w:keepNext/>
-      </w:pPr>
-      <w:r>
-        <w:rPr>
-          <w:rFonts w:ascii="Calibri" w:hAnsi="Calibri"/>
-          <w:b w:val="0"/>
-          <w:color w:val="17202A"/>
-          <w:sz w:val="22"/>
-        </w:rPr>
-        <w:t>В рамках консультации клиенту нужны:</w:t>
-      </w:r>
-    </w:p>
-    <w:p>
-      <w:pPr>
-        <w:spacing w:after="80" w:line="300" w:lineRule="exact"/>
-        <w:ind w:left="605" w:hanging="374"/>
-      </w:pPr>
-      <w:r>
-        <w:rPr>
-          <w:rFonts w:ascii="Calibri" w:hAnsi="Calibri"/>
-          <w:color w:val="17202A"/>
-          <w:sz w:val="22"/>
-        </w:rPr>
-        <w:t xml:space="preserve">•  </w:t>
-      </w:r>
-      <w:r>
-        <w:rPr>
-          <w:rFonts w:ascii="Calibri" w:hAnsi="Calibri"/>
-          <w:b w:val="0"/>
-          <w:color w:val="17202A"/>
-          <w:sz w:val="22"/>
-        </w:rPr>
-        <w:t>имя и образ выбранной экспертной анкеты;</w:t>
-      </w:r>
-    </w:p>
-    <w:p>
-      <w:pPr>
-        <w:spacing w:after="80" w:line="300" w:lineRule="exact"/>
-        <w:ind w:left="605" w:hanging="374"/>
-      </w:pPr>
-      <w:r>
-        <w:rPr>
-          <w:rFonts w:ascii="Calibri" w:hAnsi="Calibri"/>
-          <w:color w:val="17202A"/>
-          <w:sz w:val="22"/>
-        </w:rPr>
-        <w:t xml:space="preserve">•  </w:t>
-      </w:r>
-      <w:r>
-        <w:rPr>
-          <w:rFonts w:ascii="Calibri" w:hAnsi="Calibri"/>
-          <w:b w:val="0"/>
-          <w:color w:val="17202A"/>
-          <w:sz w:val="22"/>
-        </w:rPr>
-        <w:t>понятный текущий этап;</w:t>
-      </w:r>
-    </w:p>
-    <w:p>
-      <w:pPr>
-        <w:spacing w:after="80" w:line="300" w:lineRule="exact"/>
-        <w:ind w:left="605" w:hanging="374"/>
-      </w:pPr>
-      <w:r>
-        <w:rPr>
-          <w:rFonts w:ascii="Calibri" w:hAnsi="Calibri"/>
-          <w:color w:val="17202A"/>
-          <w:sz w:val="22"/>
-        </w:rPr>
-        <w:t xml:space="preserve">•  </w:t>
-      </w:r>
-      <w:r>
-        <w:rPr>
-          <w:rFonts w:ascii="Calibri" w:hAnsi="Calibri"/>
-          <w:b w:val="0"/>
-          <w:color w:val="17202A"/>
-          <w:sz w:val="22"/>
-        </w:rPr>
-        <w:t>состояние запроса и подключения;</w:t>
-      </w:r>
-    </w:p>
-    <w:p>
-      <w:pPr>
-        <w:spacing w:after="80" w:line="300" w:lineRule="exact"/>
-        <w:ind w:left="605" w:hanging="374"/>
-      </w:pPr>
-      <w:r>
-        <w:rPr>
-          <w:rFonts w:ascii="Calibri" w:hAnsi="Calibri"/>
-          <w:color w:val="17202A"/>
-          <w:sz w:val="22"/>
-        </w:rPr>
-        <w:t xml:space="preserve">•  </w:t>
-      </w:r>
-      <w:r>
-        <w:rPr>
-          <w:rFonts w:ascii="Calibri" w:hAnsi="Calibri"/>
-          <w:b w:val="0"/>
-          <w:color w:val="17202A"/>
-          <w:sz w:val="22"/>
-        </w:rPr>
-        <w:t>trial countdown, если trial применим;</w:t>
-      </w:r>
-    </w:p>
-    <w:p>
-      <w:pPr>
-        <w:spacing w:after="80" w:line="300" w:lineRule="exact"/>
-        <w:ind w:left="605" w:hanging="374"/>
-      </w:pPr>
-      <w:r>
-        <w:rPr>
-          <w:rFonts w:ascii="Calibri" w:hAnsi="Calibri"/>
-          <w:color w:val="17202A"/>
-          <w:sz w:val="22"/>
-        </w:rPr>
-        <w:t xml:space="preserve">•  </w:t>
-      </w:r>
-      <w:r>
-        <w:rPr>
-          <w:rFonts w:ascii="Calibri" w:hAnsi="Calibri"/>
-          <w:b w:val="0"/>
-          <w:color w:val="17202A"/>
-          <w:sz w:val="22"/>
-        </w:rPr>
-        <w:t>цена paid-минуты в credits;</w:t>
-      </w:r>
-    </w:p>
-    <w:p>
-      <w:pPr>
-        <w:spacing w:after="80" w:line="300" w:lineRule="exact"/>
-        <w:ind w:left="605" w:hanging="374"/>
-      </w:pPr>
-      <w:r>
-        <w:rPr>
-          <w:rFonts w:ascii="Calibri" w:hAnsi="Calibri"/>
-          <w:color w:val="17202A"/>
-          <w:sz w:val="22"/>
-        </w:rPr>
-        <w:t xml:space="preserve">•  </w:t>
-      </w:r>
-      <w:r>
-        <w:rPr>
-          <w:rFonts w:ascii="Calibri" w:hAnsi="Calibri"/>
-          <w:b w:val="0"/>
-          <w:color w:val="17202A"/>
-          <w:sz w:val="22"/>
-        </w:rPr>
-        <w:t>paid timer;</w:t>
-      </w:r>
-    </w:p>
-    <w:p>
-      <w:pPr>
-        <w:spacing w:after="80" w:line="300" w:lineRule="exact"/>
-        <w:ind w:left="605" w:hanging="374"/>
-      </w:pPr>
-      <w:r>
-        <w:rPr>
-          <w:rFonts w:ascii="Calibri" w:hAnsi="Calibri"/>
-          <w:color w:val="17202A"/>
-          <w:sz w:val="22"/>
-        </w:rPr>
-        <w:t xml:space="preserve">•  </w:t>
-      </w:r>
-      <w:r>
-        <w:rPr>
-          <w:rFonts w:ascii="Calibri" w:hAnsi="Calibri"/>
-          <w:b w:val="0"/>
-          <w:color w:val="17202A"/>
-          <w:sz w:val="22"/>
-        </w:rPr>
-        <w:t>предупреждение о низком балансе;</w:t>
-      </w:r>
-    </w:p>
-    <w:p>
-      <w:pPr>
-        <w:spacing w:after="80" w:line="300" w:lineRule="exact"/>
-        <w:ind w:left="605" w:hanging="374"/>
-      </w:pPr>
-      <w:r>
-        <w:rPr>
-          <w:rFonts w:ascii="Calibri" w:hAnsi="Calibri"/>
-          <w:color w:val="17202A"/>
-          <w:sz w:val="22"/>
-        </w:rPr>
-        <w:t xml:space="preserve">•  </w:t>
-      </w:r>
-      <w:r>
-        <w:rPr>
-          <w:rFonts w:ascii="Calibri" w:hAnsi="Calibri"/>
-          <w:b w:val="0"/>
-          <w:color w:val="17202A"/>
-          <w:sz w:val="22"/>
-        </w:rPr>
-        <w:t>balance-pause countdown и действие пополнения;</w:t>
-      </w:r>
-    </w:p>
-    <w:p>
-      <w:pPr>
-        <w:spacing w:after="80" w:line="300" w:lineRule="exact"/>
-        <w:ind w:left="605" w:hanging="374"/>
-      </w:pPr>
-      <w:r>
-        <w:rPr>
-          <w:rFonts w:ascii="Calibri" w:hAnsi="Calibri"/>
-          <w:color w:val="17202A"/>
-          <w:sz w:val="22"/>
-        </w:rPr>
-        <w:t xml:space="preserve">•  </w:t>
-      </w:r>
-      <w:r>
-        <w:rPr>
-          <w:rFonts w:ascii="Calibri" w:hAnsi="Calibri"/>
-          <w:b w:val="0"/>
-          <w:color w:val="17202A"/>
-          <w:sz w:val="22"/>
-        </w:rPr>
-        <w:t>состояние восстановления связи;</w:t>
-      </w:r>
-    </w:p>
-    <w:p>
-      <w:pPr>
-        <w:spacing w:after="80" w:line="300" w:lineRule="exact"/>
-        <w:ind w:left="605" w:hanging="374"/>
-      </w:pPr>
-      <w:r>
-        <w:rPr>
-          <w:rFonts w:ascii="Calibri" w:hAnsi="Calibri"/>
-          <w:color w:val="17202A"/>
-          <w:sz w:val="22"/>
-        </w:rPr>
-        <w:t xml:space="preserve">•  </w:t>
-      </w:r>
-      <w:r>
-        <w:rPr>
-          <w:rFonts w:ascii="Calibri" w:hAnsi="Calibri"/>
-          <w:b w:val="0"/>
-          <w:color w:val="17202A"/>
-          <w:sz w:val="22"/>
-        </w:rPr>
-        <w:t>понятная причина завершения;</w:t>
-      </w:r>
-    </w:p>
-    <w:p>
-      <w:pPr>
-        <w:spacing w:after="80" w:line="300" w:lineRule="exact"/>
-        <w:ind w:left="605" w:hanging="374"/>
-      </w:pPr>
-      <w:r>
-        <w:rPr>
-          <w:rFonts w:ascii="Calibri" w:hAnsi="Calibri"/>
-          <w:color w:val="17202A"/>
-          <w:sz w:val="22"/>
-        </w:rPr>
-        <w:t xml:space="preserve">•  </w:t>
-      </w:r>
-      <w:r>
-        <w:rPr>
-          <w:rFonts w:ascii="Calibri" w:hAnsi="Calibri"/>
-          <w:b w:val="0"/>
-          <w:color w:val="17202A"/>
-          <w:sz w:val="22"/>
-        </w:rPr>
-        <w:t>история завершённых консультаций без внутренних staff-данных.</w:t>
-      </w:r>
-    </w:p>
-    <w:p>
-      <w:pPr>
-        <w:keepNext/>
-      </w:pPr>
-      <w:r>
-        <w:rPr>
-          <w:rFonts w:ascii="Calibri" w:hAnsi="Calibri"/>
-          <w:b w:val="0"/>
-          <w:color w:val="17202A"/>
-          <w:sz w:val="22"/>
-        </w:rPr>
-        <w:t>Клиент не должен видеть:</w:t>
-      </w:r>
-    </w:p>
-    <w:p>
-      <w:pPr>
-        <w:spacing w:after="80" w:line="300" w:lineRule="exact"/>
-        <w:ind w:left="605" w:hanging="374"/>
-      </w:pPr>
-      <w:r>
-        <w:rPr>
-          <w:rFonts w:ascii="Calibri" w:hAnsi="Calibri"/>
-          <w:color w:val="17202A"/>
-          <w:sz w:val="22"/>
-        </w:rPr>
-        <w:t xml:space="preserve">•  </w:t>
-      </w:r>
-      <w:r>
-        <w:rPr>
-          <w:rFonts w:ascii="Calibri" w:hAnsi="Calibri"/>
-          <w:b w:val="0"/>
-          <w:color w:val="17202A"/>
-          <w:sz w:val="22"/>
-        </w:rPr>
-        <w:t>имя или внутренний ID агента;</w:t>
-      </w:r>
-    </w:p>
-    <w:p>
-      <w:pPr>
-        <w:spacing w:after="80" w:line="300" w:lineRule="exact"/>
-        <w:ind w:left="605" w:hanging="374"/>
-      </w:pPr>
-      <w:r>
-        <w:rPr>
-          <w:rFonts w:ascii="Calibri" w:hAnsi="Calibri"/>
-          <w:color w:val="17202A"/>
-          <w:sz w:val="22"/>
-        </w:rPr>
-        <w:t xml:space="preserve">•  </w:t>
-      </w:r>
-      <w:r>
-        <w:rPr>
-          <w:rFonts w:ascii="Calibri" w:hAnsi="Calibri"/>
-          <w:b w:val="0"/>
-          <w:color w:val="17202A"/>
-          <w:sz w:val="22"/>
-        </w:rPr>
-        <w:t>внутренние комментарии;</w:t>
-      </w:r>
-    </w:p>
-    <w:p>
-      <w:pPr>
-        <w:spacing w:after="80" w:line="300" w:lineRule="exact"/>
-        <w:ind w:left="605" w:hanging="374"/>
-      </w:pPr>
-      <w:r>
-        <w:rPr>
-          <w:rFonts w:ascii="Calibri" w:hAnsi="Calibri"/>
-          <w:color w:val="17202A"/>
-          <w:sz w:val="22"/>
-        </w:rPr>
-        <w:t xml:space="preserve">•  </w:t>
-      </w:r>
-      <w:r>
-        <w:rPr>
-          <w:rFonts w:ascii="Calibri" w:hAnsi="Calibri"/>
-          <w:b w:val="0"/>
-          <w:color w:val="17202A"/>
-          <w:sz w:val="22"/>
-        </w:rPr>
-        <w:t>служебные причины назначения;</w:t>
-      </w:r>
-    </w:p>
-    <w:p>
-      <w:pPr>
-        <w:spacing w:after="80" w:line="300" w:lineRule="exact"/>
-        <w:ind w:left="605" w:hanging="374"/>
-      </w:pPr>
-      <w:r>
-        <w:rPr>
-          <w:rFonts w:ascii="Calibri" w:hAnsi="Calibri"/>
-          <w:color w:val="17202A"/>
-          <w:sz w:val="22"/>
-        </w:rPr>
-        <w:t xml:space="preserve">•  </w:t>
-      </w:r>
-      <w:r>
-        <w:rPr>
-          <w:rFonts w:ascii="Calibri" w:hAnsi="Calibri"/>
-          <w:b w:val="0"/>
-          <w:color w:val="17202A"/>
-          <w:sz w:val="22"/>
-        </w:rPr>
-        <w:t>staff audit;</w:t>
-      </w:r>
-    </w:p>
-    <w:p>
-      <w:pPr>
-        <w:spacing w:after="80" w:line="300" w:lineRule="exact"/>
-        <w:ind w:left="605" w:hanging="374"/>
-      </w:pPr>
-      <w:r>
-        <w:rPr>
-          <w:rFonts w:ascii="Calibri" w:hAnsi="Calibri"/>
-          <w:color w:val="17202A"/>
-          <w:sz w:val="22"/>
-        </w:rPr>
-        <w:t xml:space="preserve">•  </w:t>
-      </w:r>
-      <w:r>
-        <w:rPr>
-          <w:rFonts w:ascii="Calibri" w:hAnsi="Calibri"/>
-          <w:b w:val="0"/>
-          <w:color w:val="17202A"/>
-          <w:sz w:val="22"/>
-        </w:rPr>
-        <w:t>внутренние финансовые расчёты агента.</w:t>
-      </w:r>
-    </w:p>
-    <w:p>
-      <w:pPr>
-        <w:pStyle w:val="Heading1"/>
-      </w:pPr>
-      <w:r>
-        <w:t>8. Что должно быть видно агенту</w:t>
-      </w:r>
-    </w:p>
-    <w:p>
-      <w:pPr>
-        <w:keepNext/>
-      </w:pPr>
-      <w:r>
-        <w:rPr>
-          <w:rFonts w:ascii="Calibri" w:hAnsi="Calibri"/>
-          <w:b w:val="0"/>
-          <w:color w:val="17202A"/>
-          <w:sz w:val="22"/>
-        </w:rPr>
-        <w:t>Агенту нужны:</w:t>
-      </w:r>
-    </w:p>
-    <w:p>
-      <w:pPr>
-        <w:spacing w:after="80" w:line="300" w:lineRule="exact"/>
-        <w:ind w:left="605" w:hanging="374"/>
-      </w:pPr>
-      <w:r>
-        <w:rPr>
-          <w:rFonts w:ascii="Calibri" w:hAnsi="Calibri"/>
-          <w:color w:val="17202A"/>
-          <w:sz w:val="22"/>
-        </w:rPr>
-        <w:t xml:space="preserve">•  </w:t>
-      </w:r>
-      <w:r>
-        <w:rPr>
-          <w:rFonts w:ascii="Calibri" w:hAnsi="Calibri"/>
-          <w:b w:val="0"/>
-          <w:color w:val="17202A"/>
-          <w:sz w:val="22"/>
-        </w:rPr>
-        <w:t>карточка активной консультации;</w:t>
-      </w:r>
-    </w:p>
-    <w:p>
-      <w:pPr>
-        <w:spacing w:after="80" w:line="300" w:lineRule="exact"/>
-        <w:ind w:left="605" w:hanging="374"/>
-      </w:pPr>
-      <w:r>
-        <w:rPr>
-          <w:rFonts w:ascii="Calibri" w:hAnsi="Calibri"/>
-          <w:color w:val="17202A"/>
-          <w:sz w:val="22"/>
-        </w:rPr>
-        <w:t xml:space="preserve">•  </w:t>
-      </w:r>
-      <w:r>
-        <w:rPr>
-          <w:rFonts w:ascii="Calibri" w:hAnsi="Calibri"/>
-          <w:b w:val="0"/>
-          <w:color w:val="17202A"/>
-          <w:sz w:val="22"/>
-        </w:rPr>
-        <w:t>клиентский контекст, разрешённый политикой;</w:t>
-      </w:r>
-    </w:p>
-    <w:p>
-      <w:pPr>
-        <w:spacing w:after="80" w:line="300" w:lineRule="exact"/>
-        <w:ind w:left="605" w:hanging="374"/>
-      </w:pPr>
-      <w:r>
-        <w:rPr>
-          <w:rFonts w:ascii="Calibri" w:hAnsi="Calibri"/>
-          <w:color w:val="17202A"/>
-          <w:sz w:val="22"/>
-        </w:rPr>
-        <w:t xml:space="preserve">•  </w:t>
-      </w:r>
-      <w:r>
-        <w:rPr>
-          <w:rFonts w:ascii="Calibri" w:hAnsi="Calibri"/>
-          <w:b w:val="0"/>
-          <w:color w:val="17202A"/>
-          <w:sz w:val="22"/>
-        </w:rPr>
-        <w:t>экспертная анкета, от имени которой ведётся консультация;</w:t>
-      </w:r>
-    </w:p>
-    <w:p>
-      <w:pPr>
-        <w:spacing w:after="80" w:line="300" w:lineRule="exact"/>
-        <w:ind w:left="605" w:hanging="374"/>
-      </w:pPr>
-      <w:r>
-        <w:rPr>
-          <w:rFonts w:ascii="Calibri" w:hAnsi="Calibri"/>
-          <w:color w:val="17202A"/>
-          <w:sz w:val="22"/>
-        </w:rPr>
-        <w:t xml:space="preserve">•  </w:t>
-      </w:r>
-      <w:r>
-        <w:rPr>
-          <w:rFonts w:ascii="Calibri" w:hAnsi="Calibri"/>
-          <w:b w:val="0"/>
-          <w:color w:val="17202A"/>
-          <w:sz w:val="22"/>
-        </w:rPr>
-        <w:t>этап подключения, trial, paid, pause или reconnect;</w:t>
-      </w:r>
-    </w:p>
-    <w:p>
-      <w:pPr>
-        <w:spacing w:after="80" w:line="300" w:lineRule="exact"/>
-        <w:ind w:left="605" w:hanging="374"/>
-      </w:pPr>
-      <w:r>
-        <w:rPr>
-          <w:rFonts w:ascii="Calibri" w:hAnsi="Calibri"/>
-          <w:color w:val="17202A"/>
-          <w:sz w:val="22"/>
-        </w:rPr>
-        <w:t xml:space="preserve">•  </w:t>
-      </w:r>
-      <w:r>
-        <w:rPr>
-          <w:rFonts w:ascii="Calibri" w:hAnsi="Calibri"/>
-          <w:b w:val="0"/>
-          <w:color w:val="17202A"/>
-          <w:sz w:val="22"/>
-        </w:rPr>
-        <w:t>таймеры;</w:t>
-      </w:r>
-    </w:p>
-    <w:p>
-      <w:pPr>
-        <w:spacing w:after="80" w:line="300" w:lineRule="exact"/>
-        <w:ind w:left="605" w:hanging="374"/>
-      </w:pPr>
-      <w:r>
-        <w:rPr>
-          <w:rFonts w:ascii="Calibri" w:hAnsi="Calibri"/>
-          <w:color w:val="17202A"/>
-          <w:sz w:val="22"/>
-        </w:rPr>
-        <w:t xml:space="preserve">•  </w:t>
-      </w:r>
-      <w:r>
-        <w:rPr>
-          <w:rFonts w:ascii="Calibri" w:hAnsi="Calibri"/>
-          <w:b w:val="0"/>
-          <w:color w:val="17202A"/>
-          <w:sz w:val="22"/>
-        </w:rPr>
-        <w:t>предупреждения и разрешённые действия;</w:t>
-      </w:r>
-    </w:p>
-    <w:p>
-      <w:pPr>
-        <w:spacing w:after="80" w:line="300" w:lineRule="exact"/>
-        <w:ind w:left="605" w:hanging="374"/>
-      </w:pPr>
-      <w:r>
-        <w:rPr>
-          <w:rFonts w:ascii="Calibri" w:hAnsi="Calibri"/>
-          <w:color w:val="17202A"/>
-          <w:sz w:val="22"/>
-        </w:rPr>
-        <w:t xml:space="preserve">•  </w:t>
-      </w:r>
-      <w:r>
-        <w:rPr>
-          <w:rFonts w:ascii="Calibri" w:hAnsi="Calibri"/>
-          <w:b w:val="0"/>
-          <w:color w:val="17202A"/>
-          <w:sz w:val="22"/>
-        </w:rPr>
-        <w:t>понятный результат каждого действия.</w:t>
-      </w:r>
-    </w:p>
-    <w:p>
-      <w:pPr>
-        <w:keepNext/>
-      </w:pPr>
-      <w:r>
-        <w:rPr>
-          <w:rFonts w:ascii="Calibri" w:hAnsi="Calibri"/>
-          <w:b w:val="0"/>
-          <w:color w:val="17202A"/>
-          <w:sz w:val="22"/>
-        </w:rPr>
-        <w:t>Агент не должен:</w:t>
-      </w:r>
-    </w:p>
-    <w:p>
-      <w:pPr>
-        <w:spacing w:after="80" w:line="300" w:lineRule="exact"/>
-        <w:ind w:left="605" w:hanging="374"/>
-      </w:pPr>
-      <w:r>
-        <w:rPr>
-          <w:rFonts w:ascii="Calibri" w:hAnsi="Calibri"/>
-          <w:color w:val="17202A"/>
-          <w:sz w:val="22"/>
-        </w:rPr>
-        <w:t xml:space="preserve">•  </w:t>
-      </w:r>
-      <w:r>
-        <w:rPr>
-          <w:rFonts w:ascii="Calibri" w:hAnsi="Calibri"/>
-          <w:b w:val="0"/>
-          <w:color w:val="17202A"/>
-          <w:sz w:val="22"/>
-        </w:rPr>
-        <w:t>открывать консультации неназначенных ему анкет;</w:t>
-      </w:r>
-    </w:p>
-    <w:p>
-      <w:pPr>
-        <w:spacing w:after="80" w:line="300" w:lineRule="exact"/>
-        <w:ind w:left="605" w:hanging="374"/>
-      </w:pPr>
-      <w:r>
-        <w:rPr>
-          <w:rFonts w:ascii="Calibri" w:hAnsi="Calibri"/>
-          <w:color w:val="17202A"/>
-          <w:sz w:val="22"/>
-        </w:rPr>
-        <w:t xml:space="preserve">•  </w:t>
-      </w:r>
-      <w:r>
-        <w:rPr>
-          <w:rFonts w:ascii="Calibri" w:hAnsi="Calibri"/>
-          <w:b w:val="0"/>
-          <w:color w:val="17202A"/>
-          <w:sz w:val="22"/>
-        </w:rPr>
-        <w:t>менять исторического участника;</w:t>
-      </w:r>
-    </w:p>
-    <w:p>
-      <w:pPr>
-        <w:spacing w:after="80" w:line="300" w:lineRule="exact"/>
-        <w:ind w:left="605" w:hanging="374"/>
-      </w:pPr>
-      <w:r>
-        <w:rPr>
-          <w:rFonts w:ascii="Calibri" w:hAnsi="Calibri"/>
-          <w:color w:val="17202A"/>
-          <w:sz w:val="22"/>
-        </w:rPr>
-        <w:t xml:space="preserve">•  </w:t>
-      </w:r>
-      <w:r>
-        <w:rPr>
-          <w:rFonts w:ascii="Calibri" w:hAnsi="Calibri"/>
-          <w:b w:val="0"/>
-          <w:color w:val="17202A"/>
-          <w:sz w:val="22"/>
-        </w:rPr>
-        <w:t>вручную менять цену, списания или сохранённые настройки;</w:t>
-      </w:r>
-    </w:p>
-    <w:p>
-      <w:pPr>
-        <w:spacing w:after="80" w:line="300" w:lineRule="exact"/>
-        <w:ind w:left="605" w:hanging="374"/>
-      </w:pPr>
-      <w:r>
-        <w:rPr>
-          <w:rFonts w:ascii="Calibri" w:hAnsi="Calibri"/>
-          <w:color w:val="17202A"/>
-          <w:sz w:val="22"/>
-        </w:rPr>
-        <w:t xml:space="preserve">•  </w:t>
-      </w:r>
-      <w:r>
-        <w:rPr>
-          <w:rFonts w:ascii="Calibri" w:hAnsi="Calibri"/>
-          <w:b w:val="0"/>
-          <w:color w:val="17202A"/>
-          <w:sz w:val="22"/>
-        </w:rPr>
-        <w:t>запускать вторую одновременную paid-консультацию;</w:t>
-      </w:r>
-    </w:p>
-    <w:p>
-      <w:pPr>
-        <w:spacing w:after="80" w:line="300" w:lineRule="exact"/>
-        <w:ind w:left="605" w:hanging="374"/>
-      </w:pPr>
-      <w:r>
-        <w:rPr>
-          <w:rFonts w:ascii="Calibri" w:hAnsi="Calibri"/>
-          <w:color w:val="17202A"/>
-          <w:sz w:val="22"/>
-        </w:rPr>
-        <w:t xml:space="preserve">•  </w:t>
-      </w:r>
-      <w:r>
-        <w:rPr>
-          <w:rFonts w:ascii="Calibri" w:hAnsi="Calibri"/>
-          <w:b w:val="0"/>
-          <w:color w:val="17202A"/>
-          <w:sz w:val="22"/>
-        </w:rPr>
-        <w:t>обходить финальное состояние.</w:t>
-      </w:r>
-    </w:p>
-    <w:p>
-      <w:pPr>
-        <w:pStyle w:val="Heading1"/>
-      </w:pPr>
-      <w:r>
-        <w:t>9. Что должно быть видно super-admin</w:t>
-      </w:r>
-    </w:p>
-    <w:p>
-      <w:pPr>
-        <w:keepNext/>
-      </w:pPr>
-      <w:r>
-        <w:rPr>
-          <w:rFonts w:ascii="Calibri" w:hAnsi="Calibri"/>
-          <w:b w:val="0"/>
-          <w:color w:val="17202A"/>
-          <w:sz w:val="22"/>
-        </w:rPr>
-        <w:t>В полной карточке super-admin должен видеть:</w:t>
-      </w:r>
-    </w:p>
-    <w:p>
-      <w:pPr>
-        <w:spacing w:after="80" w:line="300" w:lineRule="exact"/>
-        <w:ind w:left="605" w:hanging="374"/>
-      </w:pPr>
-      <w:r>
-        <w:rPr>
-          <w:rFonts w:ascii="Calibri" w:hAnsi="Calibri"/>
-          <w:color w:val="17202A"/>
-          <w:sz w:val="22"/>
-        </w:rPr>
-        <w:t xml:space="preserve">•  </w:t>
-      </w:r>
-      <w:r>
-        <w:rPr>
-          <w:rFonts w:ascii="Calibri" w:hAnsi="Calibri"/>
-          <w:b w:val="0"/>
-          <w:color w:val="17202A"/>
-          <w:sz w:val="22"/>
-        </w:rPr>
-        <w:t>ID консультации и связанного диалога;</w:t>
-      </w:r>
-    </w:p>
-    <w:p>
-      <w:pPr>
-        <w:spacing w:after="80" w:line="300" w:lineRule="exact"/>
-        <w:ind w:left="605" w:hanging="374"/>
-      </w:pPr>
-      <w:r>
-        <w:rPr>
-          <w:rFonts w:ascii="Calibri" w:hAnsi="Calibri"/>
-          <w:color w:val="17202A"/>
-          <w:sz w:val="22"/>
-        </w:rPr>
-        <w:t xml:space="preserve">•  </w:t>
-      </w:r>
-      <w:r>
-        <w:rPr>
-          <w:rFonts w:ascii="Calibri" w:hAnsi="Calibri"/>
-          <w:b w:val="0"/>
-          <w:color w:val="17202A"/>
-          <w:sz w:val="22"/>
-        </w:rPr>
-        <w:t>клиента;</w:t>
-      </w:r>
-    </w:p>
-    <w:p>
-      <w:pPr>
-        <w:spacing w:after="80" w:line="300" w:lineRule="exact"/>
-        <w:ind w:left="605" w:hanging="374"/>
-      </w:pPr>
-      <w:r>
-        <w:rPr>
-          <w:rFonts w:ascii="Calibri" w:hAnsi="Calibri"/>
-          <w:color w:val="17202A"/>
-          <w:sz w:val="22"/>
-        </w:rPr>
-        <w:t xml:space="preserve">•  </w:t>
-      </w:r>
-      <w:r>
-        <w:rPr>
-          <w:rFonts w:ascii="Calibri" w:hAnsi="Calibri"/>
-          <w:b w:val="0"/>
-          <w:color w:val="17202A"/>
-          <w:sz w:val="22"/>
-        </w:rPr>
-        <w:t>публичную экспертную анкету;</w:t>
-      </w:r>
-    </w:p>
-    <w:p>
-      <w:pPr>
-        <w:spacing w:after="80" w:line="300" w:lineRule="exact"/>
-        <w:ind w:left="605" w:hanging="374"/>
-      </w:pPr>
-      <w:r>
-        <w:rPr>
-          <w:rFonts w:ascii="Calibri" w:hAnsi="Calibri"/>
-          <w:color w:val="17202A"/>
-          <w:sz w:val="22"/>
-        </w:rPr>
-        <w:t xml:space="preserve">•  </w:t>
-      </w:r>
-      <w:r>
-        <w:rPr>
-          <w:rFonts w:ascii="Calibri" w:hAnsi="Calibri"/>
-          <w:b w:val="0"/>
-          <w:color w:val="17202A"/>
-          <w:sz w:val="22"/>
-        </w:rPr>
-        <w:t>фактического агента;</w:t>
-      </w:r>
-    </w:p>
-    <w:p>
-      <w:pPr>
-        <w:spacing w:after="80" w:line="300" w:lineRule="exact"/>
-        <w:ind w:left="605" w:hanging="374"/>
-      </w:pPr>
-      <w:r>
-        <w:rPr>
-          <w:rFonts w:ascii="Calibri" w:hAnsi="Calibri"/>
-          <w:color w:val="17202A"/>
-          <w:sz w:val="22"/>
-        </w:rPr>
-        <w:t xml:space="preserve">•  </w:t>
-      </w:r>
-      <w:r>
-        <w:rPr>
-          <w:rFonts w:ascii="Calibri" w:hAnsi="Calibri"/>
-          <w:b w:val="0"/>
-          <w:color w:val="17202A"/>
-          <w:sz w:val="22"/>
-        </w:rPr>
-        <w:t>текущий и финальный статус;</w:t>
-      </w:r>
-    </w:p>
-    <w:p>
-      <w:pPr>
-        <w:spacing w:after="80" w:line="300" w:lineRule="exact"/>
-        <w:ind w:left="605" w:hanging="374"/>
-      </w:pPr>
-      <w:r>
-        <w:rPr>
-          <w:rFonts w:ascii="Calibri" w:hAnsi="Calibri"/>
-          <w:color w:val="17202A"/>
-          <w:sz w:val="22"/>
-        </w:rPr>
-        <w:t xml:space="preserve">•  </w:t>
-      </w:r>
-      <w:r>
-        <w:rPr>
-          <w:rFonts w:ascii="Calibri" w:hAnsi="Calibri"/>
-          <w:b w:val="0"/>
-          <w:color w:val="17202A"/>
-          <w:sz w:val="22"/>
-        </w:rPr>
-        <w:t>даты и длительности основных этапов;</w:t>
-      </w:r>
-    </w:p>
-    <w:p>
-      <w:pPr>
-        <w:spacing w:after="80" w:line="300" w:lineRule="exact"/>
-        <w:ind w:left="605" w:hanging="374"/>
-      </w:pPr>
-      <w:r>
-        <w:rPr>
-          <w:rFonts w:ascii="Calibri" w:hAnsi="Calibri"/>
-          <w:color w:val="17202A"/>
-          <w:sz w:val="22"/>
-        </w:rPr>
-        <w:t xml:space="preserve">•  </w:t>
-      </w:r>
-      <w:r>
-        <w:rPr>
-          <w:rFonts w:ascii="Calibri" w:hAnsi="Calibri"/>
-          <w:b w:val="0"/>
-          <w:color w:val="17202A"/>
-          <w:sz w:val="22"/>
-        </w:rPr>
-        <w:t>источник и время принятия запроса;</w:t>
-      </w:r>
-    </w:p>
-    <w:p>
-      <w:pPr>
-        <w:spacing w:after="80" w:line="300" w:lineRule="exact"/>
-        <w:ind w:left="605" w:hanging="374"/>
-      </w:pPr>
-      <w:r>
-        <w:rPr>
-          <w:rFonts w:ascii="Calibri" w:hAnsi="Calibri"/>
-          <w:color w:val="17202A"/>
-          <w:sz w:val="22"/>
-        </w:rPr>
-        <w:t xml:space="preserve">•  </w:t>
-      </w:r>
-      <w:r>
-        <w:rPr>
-          <w:rFonts w:ascii="Calibri" w:hAnsi="Calibri"/>
-          <w:b w:val="0"/>
-          <w:color w:val="17202A"/>
-          <w:sz w:val="22"/>
-        </w:rPr>
-        <w:t>trial/paid/pause/reconnect timeline;</w:t>
-      </w:r>
-    </w:p>
-    <w:p>
-      <w:pPr>
-        <w:spacing w:after="80" w:line="300" w:lineRule="exact"/>
-        <w:ind w:left="605" w:hanging="374"/>
-      </w:pPr>
-      <w:r>
-        <w:rPr>
-          <w:rFonts w:ascii="Calibri" w:hAnsi="Calibri"/>
-          <w:color w:val="17202A"/>
-          <w:sz w:val="22"/>
-        </w:rPr>
-        <w:t xml:space="preserve">•  </w:t>
-      </w:r>
-      <w:r>
-        <w:rPr>
-          <w:rFonts w:ascii="Calibri" w:hAnsi="Calibri"/>
-          <w:b w:val="0"/>
-          <w:color w:val="17202A"/>
-          <w:sz w:val="22"/>
-        </w:rPr>
-        <w:t>применённую цену в credits;</w:t>
-      </w:r>
-    </w:p>
-    <w:p>
-      <w:pPr>
-        <w:spacing w:after="80" w:line="300" w:lineRule="exact"/>
-        <w:ind w:left="605" w:hanging="374"/>
-      </w:pPr>
-      <w:r>
-        <w:rPr>
-          <w:rFonts w:ascii="Calibri" w:hAnsi="Calibri"/>
-          <w:color w:val="17202A"/>
-          <w:sz w:val="22"/>
-        </w:rPr>
-        <w:t xml:space="preserve">•  </w:t>
-      </w:r>
-      <w:r>
-        <w:rPr>
-          <w:rFonts w:ascii="Calibri" w:hAnsi="Calibri"/>
-          <w:b w:val="0"/>
-          <w:color w:val="17202A"/>
-          <w:sz w:val="22"/>
-        </w:rPr>
-        <w:t>ссылки на списания, возвраты и начисления;</w:t>
-      </w:r>
-    </w:p>
-    <w:p>
-      <w:pPr>
-        <w:spacing w:after="80" w:line="300" w:lineRule="exact"/>
-        <w:ind w:left="605" w:hanging="374"/>
-      </w:pPr>
-      <w:r>
-        <w:rPr>
-          <w:rFonts w:ascii="Calibri" w:hAnsi="Calibri"/>
-          <w:color w:val="17202A"/>
-          <w:sz w:val="22"/>
-        </w:rPr>
-        <w:t xml:space="preserve">•  </w:t>
-      </w:r>
-      <w:r>
-        <w:rPr>
-          <w:rFonts w:ascii="Calibri" w:hAnsi="Calibri"/>
-          <w:b w:val="0"/>
-          <w:color w:val="17202A"/>
-          <w:sz w:val="22"/>
-        </w:rPr>
-        <w:t>технические завершения;</w:t>
-      </w:r>
-    </w:p>
-    <w:p>
-      <w:pPr>
-        <w:spacing w:after="80" w:line="300" w:lineRule="exact"/>
-        <w:ind w:left="605" w:hanging="374"/>
-      </w:pPr>
-      <w:r>
-        <w:rPr>
-          <w:rFonts w:ascii="Calibri" w:hAnsi="Calibri"/>
-          <w:color w:val="17202A"/>
-          <w:sz w:val="22"/>
-        </w:rPr>
-        <w:t xml:space="preserve">•  </w:t>
-      </w:r>
-      <w:r>
-        <w:rPr>
-          <w:rFonts w:ascii="Calibri" w:hAnsi="Calibri"/>
-          <w:b w:val="0"/>
-          <w:color w:val="17202A"/>
-          <w:sz w:val="22"/>
-        </w:rPr>
-        <w:t>связанные обращения и споры;</w:t>
-      </w:r>
-    </w:p>
-    <w:p>
-      <w:pPr>
-        <w:spacing w:after="80" w:line="300" w:lineRule="exact"/>
-        <w:ind w:left="605" w:hanging="374"/>
-      </w:pPr>
-      <w:r>
-        <w:rPr>
-          <w:rFonts w:ascii="Calibri" w:hAnsi="Calibri"/>
-          <w:color w:val="17202A"/>
-          <w:sz w:val="22"/>
-        </w:rPr>
-        <w:t xml:space="preserve">•  </w:t>
-      </w:r>
-      <w:r>
-        <w:rPr>
-          <w:rFonts w:ascii="Calibri" w:hAnsi="Calibri"/>
-          <w:b w:val="0"/>
-          <w:color w:val="17202A"/>
-          <w:sz w:val="22"/>
-        </w:rPr>
-        <w:t>историю действий сотрудников;</w:t>
-      </w:r>
-    </w:p>
-    <w:p>
-      <w:pPr>
-        <w:spacing w:after="80" w:line="300" w:lineRule="exact"/>
-        <w:ind w:left="605" w:hanging="374"/>
-      </w:pPr>
-      <w:r>
-        <w:rPr>
-          <w:rFonts w:ascii="Calibri" w:hAnsi="Calibri"/>
-          <w:color w:val="17202A"/>
-          <w:sz w:val="22"/>
-        </w:rPr>
-        <w:t xml:space="preserve">•  </w:t>
-      </w:r>
-      <w:r>
-        <w:rPr>
-          <w:rFonts w:ascii="Calibri" w:hAnsi="Calibri"/>
-          <w:b w:val="0"/>
-          <w:color w:val="17202A"/>
-          <w:sz w:val="22"/>
-        </w:rPr>
-        <w:t>snapshot применённых настроек;</w:t>
-      </w:r>
-    </w:p>
-    <w:p>
-      <w:pPr>
-        <w:spacing w:after="80" w:line="300" w:lineRule="exact"/>
-        <w:ind w:left="605" w:hanging="374"/>
-      </w:pPr>
-      <w:r>
-        <w:rPr>
-          <w:rFonts w:ascii="Calibri" w:hAnsi="Calibri"/>
-          <w:color w:val="17202A"/>
-          <w:sz w:val="22"/>
-        </w:rPr>
-        <w:t xml:space="preserve">•  </w:t>
-      </w:r>
-      <w:r>
-        <w:rPr>
-          <w:rFonts w:ascii="Calibri" w:hAnsi="Calibri"/>
-          <w:b w:val="0"/>
-          <w:color w:val="17202A"/>
-          <w:sz w:val="22"/>
-        </w:rPr>
-        <w:t>причины ручных решений.</w:t>
-      </w:r>
-    </w:p>
-    <w:p>
-      <w:r>
-        <w:rPr>
-          <w:rFonts w:ascii="Calibri" w:hAnsi="Calibri"/>
-          <w:b w:val="0"/>
-          <w:color w:val="17202A"/>
-          <w:sz w:val="22"/>
-        </w:rPr>
-        <w:t>Просмотр карточки должен отвечать на вопрос: «Что именно произошло с этой консультацией от запроса до завершения?»</w:t>
-      </w:r>
-    </w:p>
-    <w:p>
-      <w:pPr>
-        <w:pStyle w:val="Heading2"/>
-      </w:pPr>
-      <w:r>
-        <w:t>9.1. Место и название раздела в существующей админ-панели</w:t>
-      </w:r>
-    </w:p>
-    <w:p>
-      <w:r>
-        <w:rPr>
-          <w:rFonts w:ascii="Calibri" w:hAnsi="Calibri"/>
-          <w:b w:val="0"/>
-          <w:color w:val="17202A"/>
-          <w:sz w:val="22"/>
-        </w:rPr>
-        <w:t xml:space="preserve">В левом меню действующей админ-панели нужно создать самостоятельный пункт верхнего уровня </w:t>
-      </w:r>
-      <w:r>
-        <w:rPr>
-          <w:rFonts w:ascii="Calibri" w:hAnsi="Calibri"/>
-          <w:b/>
-          <w:color w:val="17202A"/>
-          <w:sz w:val="22"/>
-        </w:rPr>
-        <w:t>«Консультации»</w:t>
-      </w:r>
-      <w:r>
-        <w:rPr>
-          <w:rFonts w:ascii="Calibri" w:hAnsi="Calibri"/>
-          <w:b w:val="0"/>
-          <w:color w:val="17202A"/>
-          <w:sz w:val="22"/>
-        </w:rPr>
-        <w:t>.</w:t>
-      </w:r>
-    </w:p>
-    <w:p>
-      <w:pPr>
-        <w:keepNext/>
-      </w:pPr>
-      <w:r>
-        <w:rPr>
-          <w:rFonts w:ascii="Calibri" w:hAnsi="Calibri"/>
-          <w:b w:val="0"/>
-          <w:color w:val="17202A"/>
-          <w:sz w:val="22"/>
-        </w:rPr>
-        <w:t>Расположение пункта:</w:t>
-      </w:r>
-    </w:p>
-    <w:p>
-      <w:pPr>
-        <w:spacing w:after="80" w:line="300" w:lineRule="exact"/>
-        <w:ind w:left="605" w:hanging="374"/>
-      </w:pPr>
-      <w:r>
-        <w:rPr>
-          <w:rFonts w:ascii="Calibri" w:hAnsi="Calibri"/>
-          <w:color w:val="17202A"/>
-          <w:sz w:val="22"/>
-        </w:rPr>
-        <w:t xml:space="preserve">•  </w:t>
-      </w:r>
-      <w:r>
-        <w:rPr>
-          <w:rFonts w:ascii="Calibri" w:hAnsi="Calibri"/>
-          <w:b w:val="0"/>
-          <w:color w:val="17202A"/>
-          <w:sz w:val="22"/>
-        </w:rPr>
-        <w:t>в операционной группе меню;</w:t>
-      </w:r>
-    </w:p>
-    <w:p>
-      <w:pPr>
-        <w:spacing w:after="80" w:line="300" w:lineRule="exact"/>
-        <w:ind w:left="605" w:hanging="374"/>
-      </w:pPr>
-      <w:r>
-        <w:rPr>
-          <w:rFonts w:ascii="Calibri" w:hAnsi="Calibri"/>
-          <w:color w:val="17202A"/>
-          <w:sz w:val="22"/>
-        </w:rPr>
-        <w:t xml:space="preserve">•  </w:t>
-      </w:r>
-      <w:r>
-        <w:rPr>
-          <w:rFonts w:ascii="Calibri" w:hAnsi="Calibri"/>
-          <w:b w:val="0"/>
-          <w:color w:val="17202A"/>
-          <w:sz w:val="22"/>
-        </w:rPr>
-        <w:t xml:space="preserve">сразу после существующего раздела </w:t>
-      </w:r>
-      <w:r>
-        <w:rPr>
-          <w:rFonts w:ascii="Calibri" w:hAnsi="Calibri"/>
-          <w:b/>
-          <w:color w:val="17202A"/>
-          <w:sz w:val="22"/>
-        </w:rPr>
-        <w:t>«Сообщения»</w:t>
-      </w:r>
-      <w:r>
-        <w:rPr>
-          <w:rFonts w:ascii="Calibri" w:hAnsi="Calibri"/>
-          <w:b w:val="0"/>
-          <w:color w:val="17202A"/>
-          <w:sz w:val="22"/>
-        </w:rPr>
-        <w:t>;</w:t>
-      </w:r>
-    </w:p>
-    <w:p>
-      <w:pPr>
-        <w:spacing w:after="80" w:line="300" w:lineRule="exact"/>
-        <w:ind w:left="605" w:hanging="374"/>
-      </w:pPr>
-      <w:r>
-        <w:rPr>
-          <w:rFonts w:ascii="Calibri" w:hAnsi="Calibri"/>
-          <w:color w:val="17202A"/>
-          <w:sz w:val="22"/>
-        </w:rPr>
-        <w:t xml:space="preserve">•  </w:t>
-      </w:r>
-      <w:r>
-        <w:rPr>
-          <w:rFonts w:ascii="Calibri" w:hAnsi="Calibri"/>
-          <w:b w:val="0"/>
-          <w:color w:val="17202A"/>
-          <w:sz w:val="22"/>
-        </w:rPr>
-        <w:t xml:space="preserve">перед существующим разделом </w:t>
-      </w:r>
-      <w:r>
-        <w:rPr>
-          <w:rFonts w:ascii="Calibri" w:hAnsi="Calibri"/>
-          <w:b/>
-          <w:color w:val="17202A"/>
-          <w:sz w:val="22"/>
-        </w:rPr>
-        <w:t>«Фотографии»</w:t>
-      </w:r>
-      <w:r>
-        <w:rPr>
-          <w:rFonts w:ascii="Calibri" w:hAnsi="Calibri"/>
-          <w:b w:val="0"/>
-          <w:color w:val="17202A"/>
-          <w:sz w:val="22"/>
-        </w:rPr>
-        <w:t>.</w:t>
-      </w:r>
-    </w:p>
-    <w:p>
-      <w:pPr>
-        <w:keepNext/>
-      </w:pPr>
-      <w:r>
-        <w:rPr>
-          <w:rFonts w:ascii="Calibri" w:hAnsi="Calibri"/>
-          <w:b w:val="0"/>
-          <w:color w:val="17202A"/>
-          <w:sz w:val="22"/>
-        </w:rPr>
-        <w:t xml:space="preserve">При выборе пункта </w:t>
-      </w:r>
-      <w:r>
-        <w:rPr>
-          <w:rFonts w:ascii="Calibri" w:hAnsi="Calibri"/>
-          <w:b/>
-          <w:color w:val="17202A"/>
-          <w:sz w:val="22"/>
-        </w:rPr>
-        <w:t>«Консультации»</w:t>
-      </w:r>
-      <w:r>
-        <w:rPr>
-          <w:rFonts w:ascii="Calibri" w:hAnsi="Calibri"/>
-          <w:b w:val="0"/>
-          <w:color w:val="17202A"/>
-          <w:sz w:val="22"/>
-        </w:rPr>
-        <w:t xml:space="preserve"> открывается страница со следующим назначением:</w:t>
-      </w:r>
-    </w:p>
-    <w:p>
-      <w:pPr>
-        <w:spacing w:after="80" w:line="300" w:lineRule="exact"/>
-        <w:ind w:left="605" w:hanging="374"/>
-      </w:pPr>
-      <w:r>
-        <w:rPr>
-          <w:rFonts w:ascii="Calibri" w:hAnsi="Calibri"/>
-          <w:color w:val="17202A"/>
-          <w:sz w:val="22"/>
-        </w:rPr>
-        <w:t xml:space="preserve">•  </w:t>
-      </w:r>
-      <w:r>
-        <w:rPr>
-          <w:rFonts w:ascii="Calibri" w:hAnsi="Calibri"/>
-          <w:b w:val="0"/>
-          <w:color w:val="17202A"/>
-          <w:sz w:val="22"/>
-        </w:rPr>
-        <w:t xml:space="preserve">заголовок страницы — </w:t>
-      </w:r>
-      <w:r>
-        <w:rPr>
-          <w:rFonts w:ascii="Calibri" w:hAnsi="Calibri"/>
-          <w:b/>
-          <w:color w:val="17202A"/>
-          <w:sz w:val="22"/>
-        </w:rPr>
-        <w:t>«Консультации»</w:t>
-      </w:r>
-      <w:r>
-        <w:rPr>
-          <w:rFonts w:ascii="Calibri" w:hAnsi="Calibri"/>
-          <w:b w:val="0"/>
-          <w:color w:val="17202A"/>
-          <w:sz w:val="22"/>
-        </w:rPr>
-        <w:t>;</w:t>
-      </w:r>
-    </w:p>
-    <w:p>
-      <w:pPr>
-        <w:spacing w:after="80" w:line="300" w:lineRule="exact"/>
-        <w:ind w:left="605" w:hanging="374"/>
-      </w:pPr>
-      <w:r>
-        <w:rPr>
-          <w:rFonts w:ascii="Calibri" w:hAnsi="Calibri"/>
-          <w:color w:val="17202A"/>
-          <w:sz w:val="22"/>
-        </w:rPr>
-        <w:t xml:space="preserve">•  </w:t>
-      </w:r>
-      <w:r>
-        <w:rPr>
-          <w:rFonts w:ascii="Calibri" w:hAnsi="Calibri"/>
-          <w:b w:val="0"/>
-          <w:color w:val="17202A"/>
-          <w:sz w:val="22"/>
-        </w:rPr>
-        <w:t>содержание страницы — список всех консультаций;</w:t>
-      </w:r>
-    </w:p>
-    <w:p>
-      <w:pPr>
-        <w:spacing w:after="80" w:line="300" w:lineRule="exact"/>
-        <w:ind w:left="605" w:hanging="374"/>
-      </w:pPr>
-      <w:r>
-        <w:rPr>
-          <w:rFonts w:ascii="Calibri" w:hAnsi="Calibri"/>
-          <w:color w:val="17202A"/>
-          <w:sz w:val="22"/>
-        </w:rPr>
-        <w:t xml:space="preserve">•  </w:t>
-      </w:r>
-      <w:r>
-        <w:rPr>
-          <w:rFonts w:ascii="Calibri" w:hAnsi="Calibri"/>
-          <w:b w:val="0"/>
-          <w:color w:val="17202A"/>
-          <w:sz w:val="22"/>
-        </w:rPr>
-        <w:t xml:space="preserve">каждая строка списка открывает отдельную страницу </w:t>
-      </w:r>
-      <w:r>
-        <w:rPr>
-          <w:rFonts w:ascii="Calibri" w:hAnsi="Calibri"/>
-          <w:b/>
-          <w:color w:val="17202A"/>
-          <w:sz w:val="22"/>
-        </w:rPr>
-        <w:t>«Карточка консультации»</w:t>
-      </w:r>
-      <w:r>
-        <w:rPr>
-          <w:rFonts w:ascii="Calibri" w:hAnsi="Calibri"/>
-          <w:b w:val="0"/>
-          <w:color w:val="17202A"/>
-          <w:sz w:val="22"/>
-        </w:rPr>
-        <w:t>;</w:t>
-      </w:r>
-    </w:p>
-    <w:p>
-      <w:pPr>
-        <w:spacing w:after="80" w:line="300" w:lineRule="exact"/>
-        <w:ind w:left="605" w:hanging="374"/>
-      </w:pPr>
-      <w:r>
-        <w:rPr>
-          <w:rFonts w:ascii="Calibri" w:hAnsi="Calibri"/>
-          <w:color w:val="17202A"/>
-          <w:sz w:val="22"/>
-        </w:rPr>
-        <w:t xml:space="preserve">•  </w:t>
-      </w:r>
-      <w:r>
-        <w:rPr>
-          <w:rFonts w:ascii="Calibri" w:hAnsi="Calibri"/>
-          <w:b w:val="0"/>
-          <w:color w:val="17202A"/>
-          <w:sz w:val="22"/>
-        </w:rPr>
-        <w:t xml:space="preserve">в заголовке открытой карточки показывается её ID, например </w:t>
-      </w:r>
-      <w:r>
-        <w:rPr>
-          <w:rFonts w:ascii="Calibri" w:hAnsi="Calibri"/>
-          <w:b/>
-          <w:color w:val="17202A"/>
-          <w:sz w:val="22"/>
-        </w:rPr>
-        <w:t>«Карточка консультации №12345»</w:t>
-      </w:r>
-      <w:r>
-        <w:rPr>
-          <w:rFonts w:ascii="Calibri" w:hAnsi="Calibri"/>
-          <w:b w:val="0"/>
-          <w:color w:val="17202A"/>
-          <w:sz w:val="22"/>
-        </w:rPr>
-        <w:t>.</w:t>
-      </w:r>
-    </w:p>
-    <w:p>
-      <w:r>
-        <w:rPr>
-          <w:rFonts w:ascii="Calibri" w:hAnsi="Calibri"/>
-          <w:b w:val="0"/>
-          <w:color w:val="17202A"/>
-          <w:sz w:val="22"/>
-        </w:rPr>
-        <w:t>Карточка создаётся системой автоматически после принятия запроса агентом. На production-странице не должно быть кнопки ручного создания консультации.</w:t>
-      </w:r>
-    </w:p>
-    <w:p>
-      <w:r>
-        <w:rPr>
-          <w:rFonts w:ascii="Calibri" w:hAnsi="Calibri"/>
-          <w:b w:val="0"/>
-          <w:color w:val="17202A"/>
-          <w:sz w:val="22"/>
-        </w:rPr>
-        <w:t xml:space="preserve">Раздел </w:t>
-      </w:r>
-      <w:r>
-        <w:rPr>
-          <w:rFonts w:ascii="Calibri" w:hAnsi="Calibri"/>
-          <w:b/>
-          <w:color w:val="17202A"/>
-          <w:sz w:val="22"/>
-        </w:rPr>
-        <w:t>«Консультации»</w:t>
-      </w:r>
-      <w:r>
-        <w:rPr>
-          <w:rFonts w:ascii="Calibri" w:hAnsi="Calibri"/>
-          <w:b w:val="0"/>
-          <w:color w:val="17202A"/>
-          <w:sz w:val="22"/>
-        </w:rPr>
-        <w:t xml:space="preserve"> является основным местом просмотра и управления консультациями. Карточка не должна находиться только внутри Chat, потому что один постоянный диалог может содержать несколько отдельных консультаций.</w:t>
-      </w:r>
-    </w:p>
-    <w:p>
-      <w:pPr>
-        <w:keepNext/>
-      </w:pPr>
-      <w:r>
-        <w:rPr>
-          <w:rFonts w:ascii="Calibri" w:hAnsi="Calibri"/>
-          <w:b w:val="0"/>
-          <w:color w:val="17202A"/>
-          <w:sz w:val="22"/>
-        </w:rPr>
-        <w:t xml:space="preserve">На существующей странице </w:t>
-      </w:r>
-      <w:r>
-        <w:rPr>
-          <w:rFonts w:ascii="Calibri" w:hAnsi="Calibri"/>
-          <w:b/>
-          <w:color w:val="17202A"/>
-          <w:sz w:val="22"/>
-        </w:rPr>
-        <w:t>«Сообщения → Chat»</w:t>
-      </w:r>
-      <w:r>
-        <w:rPr>
-          <w:rFonts w:ascii="Calibri" w:hAnsi="Calibri"/>
-          <w:b w:val="0"/>
-          <w:color w:val="17202A"/>
-          <w:sz w:val="22"/>
-        </w:rPr>
-        <w:t xml:space="preserve"> нужно добавить:</w:t>
-      </w:r>
-    </w:p>
-    <w:p>
-      <w:pPr>
-        <w:spacing w:after="80" w:line="300" w:lineRule="exact"/>
-        <w:ind w:left="605" w:hanging="374"/>
-      </w:pPr>
-      <w:r>
-        <w:rPr>
-          <w:rFonts w:ascii="Calibri" w:hAnsi="Calibri"/>
-          <w:color w:val="17202A"/>
-          <w:sz w:val="22"/>
-        </w:rPr>
-        <w:t xml:space="preserve">•  </w:t>
-      </w:r>
-      <w:r>
-        <w:rPr>
-          <w:rFonts w:ascii="Calibri" w:hAnsi="Calibri"/>
-          <w:b w:val="0"/>
-          <w:color w:val="17202A"/>
-          <w:sz w:val="22"/>
-        </w:rPr>
-        <w:t xml:space="preserve">действие </w:t>
-      </w:r>
-      <w:r>
-        <w:rPr>
-          <w:rFonts w:ascii="Calibri" w:hAnsi="Calibri"/>
-          <w:b/>
-          <w:color w:val="17202A"/>
-          <w:sz w:val="22"/>
-        </w:rPr>
-        <w:t>«Открыть карточку консультации»</w:t>
-      </w:r>
-      <w:r>
-        <w:rPr>
-          <w:rFonts w:ascii="Calibri" w:hAnsi="Calibri"/>
-          <w:b w:val="0"/>
-          <w:color w:val="17202A"/>
-          <w:sz w:val="22"/>
-        </w:rPr>
-        <w:t xml:space="preserve"> для текущей консультации;</w:t>
-      </w:r>
-    </w:p>
-    <w:p>
-      <w:pPr>
-        <w:spacing w:after="80" w:line="300" w:lineRule="exact"/>
-        <w:ind w:left="605" w:hanging="374"/>
-      </w:pPr>
-      <w:r>
-        <w:rPr>
-          <w:rFonts w:ascii="Calibri" w:hAnsi="Calibri"/>
-          <w:color w:val="17202A"/>
-          <w:sz w:val="22"/>
-        </w:rPr>
-        <w:t xml:space="preserve">•  </w:t>
-      </w:r>
-      <w:r>
-        <w:rPr>
-          <w:rFonts w:ascii="Calibri" w:hAnsi="Calibri"/>
-          <w:b w:val="0"/>
-          <w:color w:val="17202A"/>
-          <w:sz w:val="22"/>
-        </w:rPr>
-        <w:t xml:space="preserve">блок </w:t>
-      </w:r>
-      <w:r>
-        <w:rPr>
-          <w:rFonts w:ascii="Calibri" w:hAnsi="Calibri"/>
-          <w:b/>
-          <w:color w:val="17202A"/>
-          <w:sz w:val="22"/>
-        </w:rPr>
-        <w:t>«История консультаций»</w:t>
-      </w:r>
-      <w:r>
-        <w:rPr>
-          <w:rFonts w:ascii="Calibri" w:hAnsi="Calibri"/>
-          <w:b w:val="0"/>
-          <w:color w:val="17202A"/>
-          <w:sz w:val="22"/>
-        </w:rPr>
-        <w:t xml:space="preserve"> для выбранного диалога;</w:t>
-      </w:r>
-    </w:p>
-    <w:p>
-      <w:pPr>
-        <w:spacing w:after="80" w:line="300" w:lineRule="exact"/>
-        <w:ind w:left="605" w:hanging="374"/>
-      </w:pPr>
-      <w:r>
-        <w:rPr>
-          <w:rFonts w:ascii="Calibri" w:hAnsi="Calibri"/>
-          <w:color w:val="17202A"/>
-          <w:sz w:val="22"/>
-        </w:rPr>
-        <w:t xml:space="preserve">•  </w:t>
-      </w:r>
-      <w:r>
-        <w:rPr>
-          <w:rFonts w:ascii="Calibri" w:hAnsi="Calibri"/>
-          <w:b w:val="0"/>
-          <w:color w:val="17202A"/>
-          <w:sz w:val="22"/>
-        </w:rPr>
-        <w:t>переход из каждой записи истории в соответствующую карточку.</w:t>
-      </w:r>
-    </w:p>
-    <w:p>
-      <w:r>
-        <w:rPr>
-          <w:rFonts w:ascii="Calibri" w:hAnsi="Calibri"/>
-          <w:b w:val="0"/>
-          <w:color w:val="17202A"/>
-          <w:sz w:val="22"/>
-        </w:rPr>
-        <w:t>Ссылки на ту же карточку также должны быть доступны из пользователя, партнёра/агента, support ticket, жалобы, balance transaction и заказа. Во всех местах открывается одна и та же карточка, а не её отдельная копия.</w:t>
-      </w:r>
-    </w:p>
-    <w:p>
-      <w:pPr>
-        <w:pStyle w:val="Heading1"/>
-      </w:pPr>
-      <w:r>
-        <w:t>10. Состояния интерфейса</w:t>
-      </w:r>
-    </w:p>
-    <w:p>
-      <w:pPr>
-        <w:keepNext/>
-      </w:pPr>
-      <w:r>
-        <w:rPr>
-          <w:rFonts w:ascii="Calibri" w:hAnsi="Calibri"/>
-          <w:b w:val="0"/>
-          <w:color w:val="17202A"/>
-          <w:sz w:val="22"/>
-        </w:rPr>
-        <w:t>Для клиентской и staff-поверхностей нужно отдельно предусмотреть:</w:t>
-      </w:r>
-    </w:p>
-    <w:p>
-      <w:pPr>
-        <w:spacing w:after="80" w:line="300" w:lineRule="exact"/>
-        <w:ind w:left="605" w:hanging="374"/>
-      </w:pPr>
-      <w:r>
-        <w:rPr>
-          <w:rFonts w:ascii="Calibri" w:hAnsi="Calibri"/>
-          <w:color w:val="17202A"/>
-          <w:sz w:val="22"/>
-        </w:rPr>
-        <w:t xml:space="preserve">•  </w:t>
-      </w:r>
-      <w:r>
-        <w:rPr>
-          <w:rFonts w:ascii="Calibri" w:hAnsi="Calibri"/>
-          <w:b w:val="0"/>
-          <w:color w:val="17202A"/>
-          <w:sz w:val="22"/>
-        </w:rPr>
-        <w:t>загрузку;</w:t>
-      </w:r>
-    </w:p>
-    <w:p>
-      <w:pPr>
-        <w:spacing w:after="80" w:line="300" w:lineRule="exact"/>
-        <w:ind w:left="605" w:hanging="374"/>
-      </w:pPr>
-      <w:r>
-        <w:rPr>
-          <w:rFonts w:ascii="Calibri" w:hAnsi="Calibri"/>
-          <w:color w:val="17202A"/>
-          <w:sz w:val="22"/>
-        </w:rPr>
-        <w:t xml:space="preserve">•  </w:t>
-      </w:r>
-      <w:r>
-        <w:rPr>
-          <w:rFonts w:ascii="Calibri" w:hAnsi="Calibri"/>
-          <w:b w:val="0"/>
-          <w:color w:val="17202A"/>
-          <w:sz w:val="22"/>
-        </w:rPr>
-        <w:t>ожидание;</w:t>
-      </w:r>
-    </w:p>
-    <w:p>
-      <w:pPr>
-        <w:spacing w:after="80" w:line="300" w:lineRule="exact"/>
-        <w:ind w:left="605" w:hanging="374"/>
-      </w:pPr>
-      <w:r>
-        <w:rPr>
-          <w:rFonts w:ascii="Calibri" w:hAnsi="Calibri"/>
-          <w:color w:val="17202A"/>
-          <w:sz w:val="22"/>
-        </w:rPr>
-        <w:t xml:space="preserve">•  </w:t>
-      </w:r>
-      <w:r>
-        <w:rPr>
-          <w:rFonts w:ascii="Calibri" w:hAnsi="Calibri"/>
-          <w:b w:val="0"/>
-          <w:color w:val="17202A"/>
-          <w:sz w:val="22"/>
-        </w:rPr>
-        <w:t>успешное действие;</w:t>
-      </w:r>
-    </w:p>
-    <w:p>
-      <w:pPr>
-        <w:spacing w:after="80" w:line="300" w:lineRule="exact"/>
-        <w:ind w:left="605" w:hanging="374"/>
-      </w:pPr>
-      <w:r>
-        <w:rPr>
-          <w:rFonts w:ascii="Calibri" w:hAnsi="Calibri"/>
-          <w:color w:val="17202A"/>
-          <w:sz w:val="22"/>
-        </w:rPr>
-        <w:t xml:space="preserve">•  </w:t>
-      </w:r>
-      <w:r>
-        <w:rPr>
-          <w:rFonts w:ascii="Calibri" w:hAnsi="Calibri"/>
-          <w:b w:val="0"/>
-          <w:color w:val="17202A"/>
-          <w:sz w:val="22"/>
-        </w:rPr>
-        <w:t>понятную ошибку с доступным следующим шагом;</w:t>
-      </w:r>
-    </w:p>
-    <w:p>
-      <w:pPr>
-        <w:spacing w:after="80" w:line="300" w:lineRule="exact"/>
-        <w:ind w:left="605" w:hanging="374"/>
-      </w:pPr>
-      <w:r>
-        <w:rPr>
-          <w:rFonts w:ascii="Calibri" w:hAnsi="Calibri"/>
-          <w:color w:val="17202A"/>
-          <w:sz w:val="22"/>
-        </w:rPr>
-        <w:t xml:space="preserve">•  </w:t>
-      </w:r>
-      <w:r>
-        <w:rPr>
-          <w:rFonts w:ascii="Calibri" w:hAnsi="Calibri"/>
-          <w:b w:val="0"/>
-          <w:color w:val="17202A"/>
-          <w:sz w:val="22"/>
-        </w:rPr>
-        <w:t>пустое состояние;</w:t>
-      </w:r>
-    </w:p>
-    <w:p>
-      <w:pPr>
-        <w:spacing w:after="80" w:line="300" w:lineRule="exact"/>
-        <w:ind w:left="605" w:hanging="374"/>
-      </w:pPr>
-      <w:r>
-        <w:rPr>
-          <w:rFonts w:ascii="Calibri" w:hAnsi="Calibri"/>
-          <w:color w:val="17202A"/>
-          <w:sz w:val="22"/>
-        </w:rPr>
-        <w:t xml:space="preserve">•  </w:t>
-      </w:r>
-      <w:r>
-        <w:rPr>
-          <w:rFonts w:ascii="Calibri" w:hAnsi="Calibri"/>
-          <w:b w:val="0"/>
-          <w:color w:val="17202A"/>
-          <w:sz w:val="22"/>
-        </w:rPr>
-        <w:t>запрет доступа;</w:t>
-      </w:r>
-    </w:p>
-    <w:p>
-      <w:pPr>
-        <w:spacing w:after="80" w:line="300" w:lineRule="exact"/>
-        <w:ind w:left="605" w:hanging="374"/>
-      </w:pPr>
-      <w:r>
-        <w:rPr>
-          <w:rFonts w:ascii="Calibri" w:hAnsi="Calibri"/>
-          <w:color w:val="17202A"/>
-          <w:sz w:val="22"/>
-        </w:rPr>
-        <w:t xml:space="preserve">•  </w:t>
-      </w:r>
-      <w:r>
-        <w:rPr>
-          <w:rFonts w:ascii="Calibri" w:hAnsi="Calibri"/>
-          <w:b w:val="0"/>
-          <w:color w:val="17202A"/>
-          <w:sz w:val="22"/>
-        </w:rPr>
-        <w:t>временную недоступность;</w:t>
-      </w:r>
-    </w:p>
-    <w:p>
-      <w:pPr>
-        <w:spacing w:after="80" w:line="300" w:lineRule="exact"/>
-        <w:ind w:left="605" w:hanging="374"/>
-      </w:pPr>
-      <w:r>
-        <w:rPr>
-          <w:rFonts w:ascii="Calibri" w:hAnsi="Calibri"/>
-          <w:color w:val="17202A"/>
-          <w:sz w:val="22"/>
-        </w:rPr>
-        <w:t xml:space="preserve">•  </w:t>
-      </w:r>
-      <w:r>
-        <w:rPr>
-          <w:rFonts w:ascii="Calibri" w:hAnsi="Calibri"/>
-          <w:b w:val="0"/>
-          <w:color w:val="17202A"/>
-          <w:sz w:val="22"/>
-        </w:rPr>
-        <w:t>завершённое состояние.</w:t>
-      </w:r>
-    </w:p>
-    <w:p>
-      <w:r>
-        <w:rPr>
-          <w:rFonts w:ascii="Calibri" w:hAnsi="Calibri"/>
-          <w:b w:val="0"/>
-          <w:color w:val="17202A"/>
-          <w:sz w:val="22"/>
-        </w:rPr>
-        <w:t>Нельзя показывать ожидание как успех, скрывать начало paid или оставлять критическую кнопку декоративной.</w:t>
-      </w:r>
-    </w:p>
-    <w:p>
-      <w:pPr>
-        <w:pStyle w:val="Heading1"/>
-      </w:pPr>
-      <w:r>
-        <w:t>11. Настройки через админ-панель</w:t>
-      </w:r>
-    </w:p>
-    <w:p>
-      <w:r>
-        <w:rPr>
-          <w:rFonts w:ascii="Calibri" w:hAnsi="Calibri"/>
-          <w:b w:val="0"/>
-          <w:color w:val="17202A"/>
-          <w:sz w:val="22"/>
-        </w:rPr>
-        <w:t>Все числовые и изменяемые правила должны настраиваться через админ-панель, а не быть жёстко зашиты.</w:t>
-      </w:r>
-    </w:p>
-    <w:p>
-      <w:pPr>
-        <w:pStyle w:val="Heading2"/>
-      </w:pPr>
-      <w:r>
-        <w:t>11.1. Место и название страницы настроек</w:t>
-      </w:r>
-    </w:p>
-    <w:p>
-      <w:r>
-        <w:rPr>
-          <w:rFonts w:ascii="Calibri" w:hAnsi="Calibri"/>
-          <w:b w:val="0"/>
-          <w:color w:val="17202A"/>
-          <w:sz w:val="22"/>
-        </w:rPr>
-        <w:t xml:space="preserve">В существующем разделе </w:t>
-      </w:r>
-      <w:r>
-        <w:rPr>
-          <w:rFonts w:ascii="Calibri" w:hAnsi="Calibri"/>
-          <w:b/>
-          <w:color w:val="17202A"/>
-          <w:sz w:val="22"/>
-        </w:rPr>
-        <w:t>«Общие настройки»</w:t>
-      </w:r>
-      <w:r>
-        <w:rPr>
-          <w:rFonts w:ascii="Calibri" w:hAnsi="Calibri"/>
-          <w:b w:val="0"/>
-          <w:color w:val="17202A"/>
-          <w:sz w:val="22"/>
-        </w:rPr>
-        <w:t xml:space="preserve"> нужно добавить страницу </w:t>
-      </w:r>
-      <w:r>
-        <w:rPr>
-          <w:rFonts w:ascii="Calibri" w:hAnsi="Calibri"/>
-          <w:b/>
-          <w:color w:val="17202A"/>
-          <w:sz w:val="22"/>
-        </w:rPr>
-        <w:t>«Настройки консультаций»</w:t>
-      </w:r>
-      <w:r>
-        <w:rPr>
-          <w:rFonts w:ascii="Calibri" w:hAnsi="Calibri"/>
-          <w:b w:val="0"/>
-          <w:color w:val="17202A"/>
-          <w:sz w:val="22"/>
-        </w:rPr>
-        <w:t>.</w:t>
-      </w:r>
-    </w:p>
-    <w:p>
-      <w:r>
-        <w:rPr>
-          <w:rFonts w:ascii="Calibri" w:hAnsi="Calibri"/>
-          <w:b w:val="0"/>
-          <w:color w:val="17202A"/>
-          <w:sz w:val="22"/>
-        </w:rPr>
-        <w:t>На этой странице находятся правила проведения консультации: цена paid-минуты в credits, trial, balance pause, reconnect grace, таймауты, разрешённое количество пауз, причины ручного завершения и другие изменяемые лимиты консультации.</w:t>
-      </w:r>
-    </w:p>
-    <w:p>
-      <w:r>
-        <w:rPr>
-          <w:rFonts w:ascii="Calibri" w:hAnsi="Calibri"/>
-          <w:b w:val="0"/>
-          <w:color w:val="17202A"/>
-          <w:sz w:val="22"/>
-        </w:rPr>
-        <w:t xml:space="preserve">Существующая страница </w:t>
-      </w:r>
-      <w:r>
-        <w:rPr>
-          <w:rFonts w:ascii="Calibri" w:hAnsi="Calibri"/>
-          <w:b/>
-          <w:color w:val="17202A"/>
-          <w:sz w:val="22"/>
-        </w:rPr>
-        <w:t>«Общие настройки → Цены»</w:t>
-      </w:r>
-      <w:r>
-        <w:rPr>
-          <w:rFonts w:ascii="Calibri" w:hAnsi="Calibri"/>
-          <w:b w:val="0"/>
-          <w:color w:val="17202A"/>
-          <w:sz w:val="22"/>
-        </w:rPr>
-        <w:t xml:space="preserve"> продолжает управлять пакетами credits, базовой ценой пакета, скидкой, ценой одного credit и итоговой ценой покупки. Эти настройки не нужно дублировать на странице </w:t>
-      </w:r>
-      <w:r>
-        <w:rPr>
-          <w:rFonts w:ascii="Calibri" w:hAnsi="Calibri"/>
-          <w:b/>
-          <w:color w:val="17202A"/>
-          <w:sz w:val="22"/>
-        </w:rPr>
-        <w:t>«Настройки консультаций»</w:t>
-      </w:r>
-      <w:r>
-        <w:rPr>
-          <w:rFonts w:ascii="Calibri" w:hAnsi="Calibri"/>
-          <w:b w:val="0"/>
-          <w:color w:val="17202A"/>
-          <w:sz w:val="22"/>
-        </w:rPr>
-        <w:t>.</w:t>
-      </w:r>
-    </w:p>
-    <w:p>
-      <w:r>
-        <w:rPr>
-          <w:rFonts w:ascii="Calibri" w:hAnsi="Calibri"/>
-          <w:b w:val="0"/>
-          <w:color w:val="17202A"/>
-          <w:sz w:val="22"/>
-        </w:rPr>
-        <w:t xml:space="preserve">Если для конкретной экспертной анкеты задана отдельная цена минуты, она настраивается в карточке этой анкеты. При отсутствии отдельного значения применяется глобальная цена из страницы </w:t>
-      </w:r>
-      <w:r>
-        <w:rPr>
-          <w:rFonts w:ascii="Calibri" w:hAnsi="Calibri"/>
-          <w:b/>
-          <w:color w:val="17202A"/>
-          <w:sz w:val="22"/>
-        </w:rPr>
-        <w:t>«Настройки консультаций»</w:t>
-      </w:r>
-      <w:r>
-        <w:rPr>
-          <w:rFonts w:ascii="Calibri" w:hAnsi="Calibri"/>
-          <w:b w:val="0"/>
-          <w:color w:val="17202A"/>
-          <w:sz w:val="22"/>
-        </w:rPr>
-        <w:t>.</w:t>
-      </w:r>
-    </w:p>
-    <w:p>
-      <w:pPr>
-        <w:pStyle w:val="Heading2"/>
-      </w:pPr>
-      <w:r>
-        <w:t>11.2. Управляемые значения</w:t>
-      </w:r>
-    </w:p>
-    <w:p>
-      <w:r>
-        <w:rPr>
-          <w:rFonts w:ascii="Calibri" w:hAnsi="Calibri"/>
-          <w:b w:val="0"/>
-          <w:color w:val="17202A"/>
-          <w:sz w:val="22"/>
-        </w:rPr>
-        <w:t>Для G1.1 как минимум управляются:</w:t>
-      </w:r>
-    </w:p>
-    <w:tbl>
-      <w:tblPr>
-        <w:tblStyle w:val="TableGrid"/>
-        <w:tblW w:type="dxa" w:w="9360"/>
-        <w:jc w:val="left"/>
-        <w:tblLayout w:type="fixed"/>
-        <w:tblLook w:firstColumn="1" w:firstRow="1" w:lastColumn="0" w:lastRow="0" w:noHBand="0" w:noVBand="1" w:val="04A0"/>
-        <w:tblInd w:type="dxa" w:w="140"/>
-      </w:tblPr>
-      <w:tblGrid>
-        <w:gridCol w:w="6500"/>
-        <w:gridCol w:w="2860"/>
-      </w:tblGrid>
-      <w:tr>
-        <w:trPr/>
-        <w:tc>
-          <w:tcPr>
-            <w:tcW w:type="dxa" w:w="6500"/>
-            <w:vAlign w:val="center"/>
-            <w:shd w:fill="E8EEF5"/>
-            <w:tcMar>
-              <w:top w:w="100" w:type="dxa"/>
-              <w:bottom w:w="100" w:type="dxa"/>
-              <w:start w:w="140" w:type="dxa"/>
-              <w:end w:w="140" w:type="dxa"/>
-            </w:tcMar>
-          </w:tcPr>
-          <w:p>
-            <w:pPr>
-              <w:spacing w:after="0"/>
-            </w:pPr>
-            <w:r>
-              <w:rPr>
-                <w:rFonts w:ascii="Calibri" w:hAnsi="Calibri"/>
-                <w:b/>
-                <w:color w:val="123B63"/>
-                <w:sz w:val="20"/>
-              </w:rPr>
-              <w:t>Настройка</w:t>
-            </w:r>
-          </w:p>
-        </w:tc>
-        <w:tc>
-          <w:tcPr>
-            <w:tcW w:type="dxa" w:w="2860"/>
-            <w:vAlign w:val="center"/>
-            <w:shd w:fill="E8EEF5"/>
-            <w:tcMar>
-              <w:top w:w="100" w:type="dxa"/>
-              <w:bottom w:w="100" w:type="dxa"/>
-              <w:start w:w="140" w:type="dxa"/>
-              <w:end w:w="140" w:type="dxa"/>
-            </w:tcMar>
-          </w:tcPr>
-          <w:p>
-            <w:pPr>
-              <w:spacing w:after="0"/>
-            </w:pPr>
-            <w:r>
-              <w:rPr>
-                <w:rFonts w:ascii="Calibri" w:hAnsi="Calibri"/>
-                <w:b/>
-                <w:color w:val="123B63"/>
-                <w:sz w:val="20"/>
-              </w:rPr>
-              <w:t>Текущее значение</w:t>
-            </w:r>
-          </w:p>
-        </w:tc>
-      </w:tr>
-      <w:tr>
-        <w:trPr/>
-        <w:tc>
-          <w:tcPr>
-            <w:tcW w:type="dxa" w:w="6500"/>
-            <w:vAlign w:val="center"/>
-            <w:tcMar>
-              <w:top w:w="100" w:type="dxa"/>
-              <w:bottom w:w="100" w:type="dxa"/>
-              <w:start w:w="140" w:type="dxa"/>
-              <w:end w:w="140" w:type="dxa"/>
-            </w:tcMar>
-          </w:tcPr>
-          <w:p>
-            <w:pPr>
-              <w:spacing w:after="0"/>
-            </w:pPr>
-            <w:r>
-              <w:rPr>
-                <w:rFonts w:ascii="Calibri" w:hAnsi="Calibri"/>
-                <w:b w:val="0"/>
-                <w:color w:val="17202A"/>
-                <w:sz w:val="20"/>
-              </w:rPr>
-              <w:t>Длительность balance pause</w:t>
-            </w:r>
-          </w:p>
-        </w:tc>
-        <w:tc>
-          <w:tcPr>
-            <w:tcW w:type="dxa" w:w="2860"/>
-            <w:vAlign w:val="center"/>
-            <w:tcMar>
-              <w:top w:w="100" w:type="dxa"/>
-              <w:bottom w:w="100" w:type="dxa"/>
-              <w:start w:w="140" w:type="dxa"/>
-              <w:end w:w="140" w:type="dxa"/>
-            </w:tcMar>
-          </w:tcPr>
-          <w:p>
-            <w:pPr>
-              <w:spacing w:after="0"/>
-            </w:pPr>
-            <w:r>
-              <w:rPr>
-                <w:rFonts w:ascii="Calibri" w:hAnsi="Calibri"/>
-                <w:b w:val="0"/>
-                <w:color w:val="17202A"/>
-                <w:sz w:val="20"/>
-              </w:rPr>
-              <w:t>5 минут</w:t>
-            </w:r>
-          </w:p>
-        </w:tc>
-      </w:tr>
-      <w:tr>
-        <w:trPr/>
-        <w:tc>
-          <w:tcPr>
-            <w:tcW w:type="dxa" w:w="6500"/>
-            <w:vAlign w:val="center"/>
-            <w:tcMar>
-              <w:top w:w="100" w:type="dxa"/>
-              <w:bottom w:w="100" w:type="dxa"/>
-              <w:start w:w="140" w:type="dxa"/>
-              <w:end w:w="140" w:type="dxa"/>
-            </w:tcMar>
-          </w:tcPr>
-          <w:p>
-            <w:pPr>
-              <w:spacing w:after="0"/>
-            </w:pPr>
-            <w:r>
-              <w:rPr>
-                <w:rFonts w:ascii="Calibri" w:hAnsi="Calibri"/>
-                <w:b w:val="0"/>
-                <w:color w:val="17202A"/>
-                <w:sz w:val="20"/>
-              </w:rPr>
-              <w:t>Reconnect grace агента</w:t>
-            </w:r>
-          </w:p>
-        </w:tc>
-        <w:tc>
-          <w:tcPr>
-            <w:tcW w:type="dxa" w:w="2860"/>
-            <w:vAlign w:val="center"/>
-            <w:tcMar>
-              <w:top w:w="100" w:type="dxa"/>
-              <w:bottom w:w="100" w:type="dxa"/>
-              <w:start w:w="140" w:type="dxa"/>
-              <w:end w:w="140" w:type="dxa"/>
-            </w:tcMar>
-          </w:tcPr>
-          <w:p>
-            <w:pPr>
-              <w:spacing w:after="0"/>
-            </w:pPr>
-            <w:r>
-              <w:rPr>
-                <w:rFonts w:ascii="Calibri" w:hAnsi="Calibri"/>
-                <w:b w:val="0"/>
-                <w:color w:val="17202A"/>
-                <w:sz w:val="20"/>
-              </w:rPr>
-              <w:t>60 секунд</w:t>
-            </w:r>
-          </w:p>
-        </w:tc>
-      </w:tr>
-      <w:tr>
-        <w:trPr/>
-        <w:tc>
-          <w:tcPr>
-            <w:tcW w:type="dxa" w:w="6500"/>
-            <w:vAlign w:val="center"/>
-            <w:tcMar>
-              <w:top w:w="100" w:type="dxa"/>
-              <w:bottom w:w="100" w:type="dxa"/>
-              <w:start w:w="140" w:type="dxa"/>
-              <w:end w:w="140" w:type="dxa"/>
-            </w:tcMar>
-          </w:tcPr>
-          <w:p>
-            <w:pPr>
-              <w:spacing w:after="0"/>
-            </w:pPr>
-            <w:r>
-              <w:rPr>
-                <w:rFonts w:ascii="Calibri" w:hAnsi="Calibri"/>
-                <w:b w:val="0"/>
-                <w:color w:val="17202A"/>
-                <w:sz w:val="20"/>
-              </w:rPr>
-              <w:t>Максимальное количество balance pause на консультацию</w:t>
-            </w:r>
-          </w:p>
-        </w:tc>
-        <w:tc>
-          <w:tcPr>
-            <w:tcW w:type="dxa" w:w="2860"/>
-            <w:vAlign w:val="center"/>
-            <w:tcMar>
-              <w:top w:w="100" w:type="dxa"/>
-              <w:bottom w:w="100" w:type="dxa"/>
-              <w:start w:w="140" w:type="dxa"/>
-              <w:end w:w="140" w:type="dxa"/>
-            </w:tcMar>
-          </w:tcPr>
-          <w:p>
-            <w:pPr>
-              <w:spacing w:after="0"/>
-            </w:pPr>
-            <w:r>
-              <w:rPr>
-                <w:rFonts w:ascii="Calibri" w:hAnsi="Calibri"/>
-                <w:b w:val="0"/>
-                <w:color w:val="17202A"/>
-                <w:sz w:val="20"/>
-              </w:rPr>
-              <w:t>1</w:t>
-            </w:r>
-          </w:p>
-        </w:tc>
-      </w:tr>
-      <w:tr>
-        <w:trPr/>
-        <w:tc>
-          <w:tcPr>
-            <w:tcW w:type="dxa" w:w="6500"/>
-            <w:vAlign w:val="center"/>
-            <w:tcMar>
-              <w:top w:w="100" w:type="dxa"/>
-              <w:bottom w:w="100" w:type="dxa"/>
-              <w:start w:w="140" w:type="dxa"/>
-              <w:end w:w="140" w:type="dxa"/>
-            </w:tcMar>
-          </w:tcPr>
-          <w:p>
-            <w:pPr>
-              <w:spacing w:after="0"/>
-            </w:pPr>
-            <w:r>
-              <w:rPr>
-                <w:rFonts w:ascii="Calibri" w:hAnsi="Calibri"/>
-                <w:b w:val="0"/>
-                <w:color w:val="17202A"/>
-                <w:sz w:val="20"/>
-              </w:rPr>
-              <w:t>Разрешённые причины ручного завершения</w:t>
-            </w:r>
-          </w:p>
-        </w:tc>
-        <w:tc>
-          <w:tcPr>
-            <w:tcW w:type="dxa" w:w="2860"/>
-            <w:vAlign w:val="center"/>
-            <w:tcMar>
-              <w:top w:w="100" w:type="dxa"/>
-              <w:bottom w:w="100" w:type="dxa"/>
-              <w:start w:w="140" w:type="dxa"/>
-              <w:end w:w="140" w:type="dxa"/>
-            </w:tcMar>
-          </w:tcPr>
-          <w:p>
-            <w:pPr>
-              <w:spacing w:after="0"/>
-            </w:pPr>
-            <w:r>
-              <w:rPr>
-                <w:rFonts w:ascii="Calibri" w:hAnsi="Calibri"/>
-                <w:b w:val="0"/>
-                <w:color w:val="17202A"/>
-                <w:sz w:val="20"/>
-              </w:rPr>
-              <w:t>управляемый справочник</w:t>
-            </w:r>
-          </w:p>
-        </w:tc>
-      </w:tr>
-      <w:tr>
-        <w:trPr/>
-        <w:tc>
-          <w:tcPr>
-            <w:tcW w:type="dxa" w:w="6500"/>
-            <w:vAlign w:val="center"/>
-            <w:tcMar>
-              <w:top w:w="100" w:type="dxa"/>
-              <w:bottom w:w="100" w:type="dxa"/>
-              <w:start w:w="140" w:type="dxa"/>
-              <w:end w:w="140" w:type="dxa"/>
-            </w:tcMar>
-          </w:tcPr>
-          <w:p>
-            <w:pPr>
-              <w:spacing w:after="0"/>
-            </w:pPr>
-            <w:r>
-              <w:rPr>
-                <w:rFonts w:ascii="Calibri" w:hAnsi="Calibri"/>
-                <w:b w:val="0"/>
-                <w:color w:val="17202A"/>
-                <w:sz w:val="20"/>
-              </w:rPr>
-              <w:t>Доступность trial и его длительность</w:t>
-            </w:r>
-          </w:p>
-        </w:tc>
-        <w:tc>
-          <w:tcPr>
-            <w:tcW w:type="dxa" w:w="2860"/>
-            <w:vAlign w:val="center"/>
-            <w:tcMar>
-              <w:top w:w="100" w:type="dxa"/>
-              <w:bottom w:w="100" w:type="dxa"/>
-              <w:start w:w="140" w:type="dxa"/>
-              <w:end w:w="140" w:type="dxa"/>
-            </w:tcMar>
-          </w:tcPr>
-          <w:p>
-            <w:pPr>
-              <w:spacing w:after="0"/>
-            </w:pPr>
-            <w:r>
-              <w:rPr>
-                <w:rFonts w:ascii="Calibri" w:hAnsi="Calibri"/>
-                <w:b w:val="0"/>
-                <w:color w:val="17202A"/>
-                <w:sz w:val="20"/>
-              </w:rPr>
-              <w:t>по действующей политике</w:t>
-            </w:r>
-          </w:p>
-        </w:tc>
-      </w:tr>
-      <w:tr>
-        <w:trPr/>
-        <w:tc>
-          <w:tcPr>
-            <w:tcW w:type="dxa" w:w="6500"/>
-            <w:vAlign w:val="center"/>
-            <w:tcMar>
-              <w:top w:w="100" w:type="dxa"/>
-              <w:bottom w:w="100" w:type="dxa"/>
-              <w:start w:w="140" w:type="dxa"/>
-              <w:end w:w="140" w:type="dxa"/>
-            </w:tcMar>
-          </w:tcPr>
-          <w:p>
-            <w:pPr>
-              <w:spacing w:after="0"/>
-            </w:pPr>
-            <w:r>
-              <w:rPr>
-                <w:rFonts w:ascii="Calibri" w:hAnsi="Calibri"/>
-                <w:b w:val="0"/>
-                <w:color w:val="17202A"/>
-                <w:sz w:val="20"/>
-              </w:rPr>
-              <w:t>Таймауты запроса и подключения</w:t>
-            </w:r>
-          </w:p>
-        </w:tc>
-        <w:tc>
-          <w:tcPr>
-            <w:tcW w:type="dxa" w:w="2860"/>
-            <w:vAlign w:val="center"/>
-            <w:tcMar>
-              <w:top w:w="100" w:type="dxa"/>
-              <w:bottom w:w="100" w:type="dxa"/>
-              <w:start w:w="140" w:type="dxa"/>
-              <w:end w:w="140" w:type="dxa"/>
-            </w:tcMar>
-          </w:tcPr>
-          <w:p>
-            <w:pPr>
-              <w:spacing w:after="0"/>
-            </w:pPr>
-            <w:r>
-              <w:rPr>
-                <w:rFonts w:ascii="Calibri" w:hAnsi="Calibri"/>
-                <w:b w:val="0"/>
-                <w:color w:val="17202A"/>
-                <w:sz w:val="20"/>
-              </w:rPr>
-              <w:t>по действующей политике</w:t>
-            </w:r>
-          </w:p>
-        </w:tc>
-      </w:tr>
-    </w:tbl>
-    <w:p>
-      <w:pPr>
-        <w:spacing w:after="0"/>
-      </w:pPr>
-    </w:p>
-    <w:p>
-      <w:pPr>
-        <w:keepNext/>
-      </w:pPr>
-      <w:r>
-        <w:rPr>
-          <w:rFonts w:ascii="Calibri" w:hAnsi="Calibri"/>
-          <w:b w:val="0"/>
-          <w:color w:val="17202A"/>
-          <w:sz w:val="22"/>
-        </w:rPr>
-        <w:t>Для каждой настройки требуются:</w:t>
-      </w:r>
-    </w:p>
-    <w:p>
-      <w:pPr>
-        <w:spacing w:after="80" w:line="300" w:lineRule="exact"/>
-        <w:ind w:left="605" w:hanging="374"/>
-      </w:pPr>
-      <w:r>
-        <w:rPr>
-          <w:rFonts w:ascii="Calibri" w:hAnsi="Calibri"/>
-          <w:color w:val="17202A"/>
-          <w:sz w:val="22"/>
-        </w:rPr>
-        <w:t xml:space="preserve">•  </w:t>
-      </w:r>
-      <w:r>
-        <w:rPr>
-          <w:rFonts w:ascii="Calibri" w:hAnsi="Calibri"/>
-          <w:b w:val="0"/>
-          <w:color w:val="17202A"/>
-          <w:sz w:val="22"/>
-        </w:rPr>
-        <w:t>поле ввода или управляемый справочник;</w:t>
-      </w:r>
-    </w:p>
-    <w:p>
-      <w:pPr>
-        <w:spacing w:after="80" w:line="300" w:lineRule="exact"/>
-        <w:ind w:left="605" w:hanging="374"/>
-      </w:pPr>
-      <w:r>
-        <w:rPr>
-          <w:rFonts w:ascii="Calibri" w:hAnsi="Calibri"/>
-          <w:color w:val="17202A"/>
-          <w:sz w:val="22"/>
-        </w:rPr>
-        <w:t xml:space="preserve">•  </w:t>
-      </w:r>
-      <w:r>
-        <w:rPr>
-          <w:rFonts w:ascii="Calibri" w:hAnsi="Calibri"/>
-          <w:b w:val="0"/>
-          <w:color w:val="17202A"/>
-          <w:sz w:val="22"/>
-        </w:rPr>
-        <w:t>проверка допустимого значения;</w:t>
-      </w:r>
-    </w:p>
-    <w:p>
-      <w:pPr>
-        <w:spacing w:after="80" w:line="300" w:lineRule="exact"/>
-        <w:ind w:left="605" w:hanging="374"/>
-      </w:pPr>
-      <w:r>
-        <w:rPr>
-          <w:rFonts w:ascii="Calibri" w:hAnsi="Calibri"/>
-          <w:color w:val="17202A"/>
-          <w:sz w:val="22"/>
-        </w:rPr>
-        <w:t xml:space="preserve">•  </w:t>
-      </w:r>
-      <w:r>
-        <w:rPr>
-          <w:rFonts w:ascii="Calibri" w:hAnsi="Calibri"/>
-          <w:b w:val="0"/>
-          <w:color w:val="17202A"/>
-          <w:sz w:val="22"/>
-        </w:rPr>
-        <w:t>сохранение версии;</w:t>
-      </w:r>
-    </w:p>
-    <w:p>
-      <w:pPr>
-        <w:spacing w:after="80" w:line="300" w:lineRule="exact"/>
-        <w:ind w:left="605" w:hanging="374"/>
-      </w:pPr>
-      <w:r>
-        <w:rPr>
-          <w:rFonts w:ascii="Calibri" w:hAnsi="Calibri"/>
-          <w:color w:val="17202A"/>
-          <w:sz w:val="22"/>
-        </w:rPr>
-        <w:t xml:space="preserve">•  </w:t>
-      </w:r>
-      <w:r>
-        <w:rPr>
-          <w:rFonts w:ascii="Calibri" w:hAnsi="Calibri"/>
-          <w:b w:val="0"/>
-          <w:color w:val="17202A"/>
-          <w:sz w:val="22"/>
-        </w:rPr>
-        <w:t>дата изменения;</w:t>
-      </w:r>
-    </w:p>
-    <w:p>
-      <w:pPr>
-        <w:spacing w:after="80" w:line="300" w:lineRule="exact"/>
-        <w:ind w:left="605" w:hanging="374"/>
-      </w:pPr>
-      <w:r>
-        <w:rPr>
-          <w:rFonts w:ascii="Calibri" w:hAnsi="Calibri"/>
-          <w:color w:val="17202A"/>
-          <w:sz w:val="22"/>
-        </w:rPr>
-        <w:t xml:space="preserve">•  </w:t>
-      </w:r>
-      <w:r>
-        <w:rPr>
-          <w:rFonts w:ascii="Calibri" w:hAnsi="Calibri"/>
-          <w:b w:val="0"/>
-          <w:color w:val="17202A"/>
-          <w:sz w:val="22"/>
-        </w:rPr>
-        <w:t>автор изменения;</w:t>
-      </w:r>
-    </w:p>
-    <w:p>
-      <w:pPr>
-        <w:spacing w:after="80" w:line="300" w:lineRule="exact"/>
-        <w:ind w:left="605" w:hanging="374"/>
-      </w:pPr>
-      <w:r>
-        <w:rPr>
-          <w:rFonts w:ascii="Calibri" w:hAnsi="Calibri"/>
-          <w:color w:val="17202A"/>
-          <w:sz w:val="22"/>
-        </w:rPr>
-        <w:t xml:space="preserve">•  </w:t>
-      </w:r>
-      <w:r>
-        <w:rPr>
-          <w:rFonts w:ascii="Calibri" w:hAnsi="Calibri"/>
-          <w:b w:val="0"/>
-          <w:color w:val="17202A"/>
-          <w:sz w:val="22"/>
-        </w:rPr>
-        <w:t>причина изменения;</w:t>
-      </w:r>
-    </w:p>
-    <w:p>
-      <w:pPr>
-        <w:spacing w:after="80" w:line="300" w:lineRule="exact"/>
-        <w:ind w:left="605" w:hanging="374"/>
-      </w:pPr>
-      <w:r>
-        <w:rPr>
-          <w:rFonts w:ascii="Calibri" w:hAnsi="Calibri"/>
-          <w:color w:val="17202A"/>
-          <w:sz w:val="22"/>
-        </w:rPr>
-        <w:t xml:space="preserve">•  </w:t>
-      </w:r>
-      <w:r>
-        <w:rPr>
-          <w:rFonts w:ascii="Calibri" w:hAnsi="Calibri"/>
-          <w:b w:val="0"/>
-          <w:color w:val="17202A"/>
-          <w:sz w:val="22"/>
-        </w:rPr>
-        <w:t>readback фактически применённого значения;</w:t>
-      </w:r>
-    </w:p>
-    <w:p>
-      <w:pPr>
-        <w:spacing w:after="80" w:line="300" w:lineRule="exact"/>
-        <w:ind w:left="605" w:hanging="374"/>
-      </w:pPr>
-      <w:r>
-        <w:rPr>
-          <w:rFonts w:ascii="Calibri" w:hAnsi="Calibri"/>
-          <w:color w:val="17202A"/>
-          <w:sz w:val="22"/>
-        </w:rPr>
-        <w:t xml:space="preserve">•  </w:t>
-      </w:r>
-      <w:r>
-        <w:rPr>
-          <w:rFonts w:ascii="Calibri" w:hAnsi="Calibri"/>
-          <w:b w:val="0"/>
-          <w:color w:val="17202A"/>
-          <w:sz w:val="22"/>
-        </w:rPr>
-        <w:t>применение нового значения только к новым консультациям или новым фазам по явно заданному правилу;</w:t>
-      </w:r>
-    </w:p>
-    <w:p>
-      <w:pPr>
-        <w:spacing w:after="80" w:line="300" w:lineRule="exact"/>
-        <w:ind w:left="605" w:hanging="374"/>
-      </w:pPr>
-      <w:r>
-        <w:rPr>
-          <w:rFonts w:ascii="Calibri" w:hAnsi="Calibri"/>
-          <w:color w:val="17202A"/>
-          <w:sz w:val="22"/>
-        </w:rPr>
-        <w:t xml:space="preserve">•  </w:t>
-      </w:r>
-      <w:r>
-        <w:rPr>
-          <w:rFonts w:ascii="Calibri" w:hAnsi="Calibri"/>
-          <w:b w:val="0"/>
-          <w:color w:val="17202A"/>
-          <w:sz w:val="22"/>
-        </w:rPr>
-        <w:t>сохранение старого значения в уже начавшейся консультации.</w:t>
-      </w:r>
-    </w:p>
-    <w:p>
-      <w:r>
-        <w:rPr>
-          <w:rFonts w:ascii="Calibri" w:hAnsi="Calibri"/>
-          <w:b w:val="0"/>
-          <w:color w:val="17202A"/>
-          <w:sz w:val="22"/>
-        </w:rPr>
-        <w:t>Цена в credits/minute, packages, discounts, refund и compensation настраиваются в связанных задачах G2, но карточка консультации обязана сохранять применённые значения.</w:t>
-      </w:r>
-    </w:p>
-    <w:p>
-      <w:pPr>
-        <w:pStyle w:val="Heading1"/>
-      </w:pPr>
-      <w:r>
-        <w:t>12. Связанные задачи</w:t>
-      </w:r>
-    </w:p>
-    <w:p>
-      <w:pPr>
-        <w:spacing w:after="80" w:line="300" w:lineRule="exact"/>
-        <w:ind w:left="605" w:hanging="374"/>
-      </w:pPr>
-      <w:r>
-        <w:rPr>
-          <w:rFonts w:ascii="Calibri" w:hAnsi="Calibri"/>
-          <w:color w:val="17202A"/>
-          <w:sz w:val="22"/>
-        </w:rPr>
-        <w:t xml:space="preserve">•  </w:t>
-      </w:r>
-      <w:r>
-        <w:rPr>
-          <w:rFonts w:ascii="Calibri" w:hAnsi="Calibri"/>
-          <w:b w:val="0"/>
-          <w:color w:val="17202A"/>
-          <w:sz w:val="22"/>
-        </w:rPr>
-        <w:t>G1.2 — роли, чат и запрет отправки контактов/личных данных;</w:t>
-      </w:r>
-    </w:p>
-    <w:p>
-      <w:pPr>
-        <w:spacing w:after="80" w:line="300" w:lineRule="exact"/>
-        <w:ind w:left="605" w:hanging="374"/>
-      </w:pPr>
-      <w:r>
-        <w:rPr>
-          <w:rFonts w:ascii="Calibri" w:hAnsi="Calibri"/>
-          <w:color w:val="17202A"/>
-          <w:sz w:val="22"/>
-        </w:rPr>
-        <w:t xml:space="preserve">•  </w:t>
-      </w:r>
-      <w:r>
-        <w:rPr>
-          <w:rFonts w:ascii="Calibri" w:hAnsi="Calibri"/>
-          <w:b w:val="0"/>
-          <w:color w:val="17202A"/>
-          <w:sz w:val="22"/>
-        </w:rPr>
-        <w:t>G1.3 — полный автомат состояний и журнал переходов;</w:t>
-      </w:r>
-    </w:p>
-    <w:p>
-      <w:pPr>
-        <w:spacing w:after="80" w:line="300" w:lineRule="exact"/>
-        <w:ind w:left="605" w:hanging="374"/>
-      </w:pPr>
-      <w:r>
-        <w:rPr>
-          <w:rFonts w:ascii="Calibri" w:hAnsi="Calibri"/>
-          <w:color w:val="17202A"/>
-          <w:sz w:val="22"/>
-        </w:rPr>
-        <w:t xml:space="preserve">•  </w:t>
-      </w:r>
-      <w:r>
-        <w:rPr>
-          <w:rFonts w:ascii="Calibri" w:hAnsi="Calibri"/>
-          <w:b w:val="0"/>
-          <w:color w:val="17202A"/>
-          <w:sz w:val="22"/>
-        </w:rPr>
-        <w:t>G1.4 — уведомления;</w:t>
-      </w:r>
-    </w:p>
-    <w:p>
-      <w:pPr>
-        <w:spacing w:after="80" w:line="300" w:lineRule="exact"/>
-        <w:ind w:left="605" w:hanging="374"/>
-      </w:pPr>
-      <w:r>
-        <w:rPr>
-          <w:rFonts w:ascii="Calibri" w:hAnsi="Calibri"/>
-          <w:color w:val="17202A"/>
-          <w:sz w:val="22"/>
-        </w:rPr>
-        <w:t xml:space="preserve">•  </w:t>
-      </w:r>
-      <w:r>
-        <w:rPr>
-          <w:rFonts w:ascii="Calibri" w:hAnsi="Calibri"/>
-          <w:b w:val="0"/>
-          <w:color w:val="17202A"/>
-          <w:sz w:val="22"/>
-        </w:rPr>
-        <w:t>G2.1–G2.4 — credits, таймер, списания, возвраты и начисления;</w:t>
-      </w:r>
-    </w:p>
-    <w:p>
-      <w:pPr>
-        <w:spacing w:after="80" w:line="300" w:lineRule="exact"/>
-        <w:ind w:left="605" w:hanging="374"/>
-      </w:pPr>
-      <w:r>
-        <w:rPr>
-          <w:rFonts w:ascii="Calibri" w:hAnsi="Calibri"/>
-          <w:color w:val="17202A"/>
-          <w:sz w:val="22"/>
-        </w:rPr>
-        <w:t xml:space="preserve">•  </w:t>
-      </w:r>
-      <w:r>
-        <w:rPr>
-          <w:rFonts w:ascii="Calibri" w:hAnsi="Calibri"/>
-          <w:b w:val="0"/>
-          <w:color w:val="17202A"/>
-          <w:sz w:val="22"/>
-        </w:rPr>
-        <w:t>G4 — support, жалобы и защитные сценарии;</w:t>
-      </w:r>
-    </w:p>
-    <w:p>
-      <w:pPr>
-        <w:spacing w:after="80" w:line="300" w:lineRule="exact"/>
-        <w:ind w:left="605" w:hanging="374"/>
-      </w:pPr>
-      <w:r>
-        <w:rPr>
-          <w:rFonts w:ascii="Calibri" w:hAnsi="Calibri"/>
-          <w:color w:val="17202A"/>
-          <w:sz w:val="22"/>
-        </w:rPr>
-        <w:t xml:space="preserve">•  </w:t>
-      </w:r>
-      <w:r>
-        <w:rPr>
-          <w:rFonts w:ascii="Calibri" w:hAnsi="Calibri"/>
-          <w:b w:val="0"/>
-          <w:color w:val="17202A"/>
-          <w:sz w:val="22"/>
-        </w:rPr>
-        <w:t>G6.1 — назначение экспертных анкет агентам;</w:t>
-      </w:r>
-    </w:p>
-    <w:p>
-      <w:pPr>
-        <w:spacing w:after="80" w:line="300" w:lineRule="exact"/>
-        <w:ind w:left="605" w:hanging="374"/>
-      </w:pPr>
-      <w:r>
-        <w:rPr>
-          <w:rFonts w:ascii="Calibri" w:hAnsi="Calibri"/>
-          <w:color w:val="17202A"/>
-          <w:sz w:val="22"/>
-        </w:rPr>
-        <w:t xml:space="preserve">•  </w:t>
-      </w:r>
-      <w:r>
-        <w:rPr>
-          <w:rFonts w:ascii="Calibri" w:hAnsi="Calibri"/>
-          <w:b w:val="0"/>
-          <w:color w:val="17202A"/>
-          <w:sz w:val="22"/>
-        </w:rPr>
-        <w:t>G6.7 — изолированный staff-доступ.</w:t>
-      </w:r>
-    </w:p>
-    <w:p>
-      <w:r>
-        <w:rPr>
-          <w:rFonts w:ascii="Calibri" w:hAnsi="Calibri"/>
-          <w:b w:val="0"/>
-          <w:color w:val="17202A"/>
-          <w:sz w:val="22"/>
-        </w:rPr>
-        <w:t>G1.1 должна быть спроектирована так, чтобы эти блоки подключались к одной карточке консультации, но способ технической реализации выбирает Игорь.</w:t>
-      </w:r>
-    </w:p>
-    <w:p>
-      <w:pPr>
-        <w:pStyle w:val="Heading1"/>
-      </w:pPr>
-      <w:r>
-        <w:t>13. Границы ТЗ</w:t>
-      </w:r>
-    </w:p>
-    <w:p>
-      <w:pPr>
-        <w:keepNext/>
-      </w:pPr>
-      <w:r>
-        <w:rPr>
-          <w:rFonts w:ascii="Calibri" w:hAnsi="Calibri"/>
-          <w:b w:val="0"/>
-          <w:color w:val="17202A"/>
-          <w:sz w:val="22"/>
-        </w:rPr>
-        <w:t>В рамках этого ТЗ не определяются следующие технические решения:</w:t>
-      </w:r>
-    </w:p>
-    <w:p>
-      <w:pPr>
-        <w:spacing w:after="80" w:line="300" w:lineRule="exact"/>
-        <w:ind w:left="605" w:hanging="374"/>
-      </w:pPr>
-      <w:r>
-        <w:rPr>
-          <w:rFonts w:ascii="Calibri" w:hAnsi="Calibri"/>
-          <w:color w:val="17202A"/>
-          <w:sz w:val="22"/>
-        </w:rPr>
-        <w:t xml:space="preserve">•  </w:t>
-      </w:r>
-      <w:r>
-        <w:rPr>
-          <w:rFonts w:ascii="Calibri" w:hAnsi="Calibri"/>
-          <w:b w:val="0"/>
-          <w:color w:val="17202A"/>
-          <w:sz w:val="22"/>
-        </w:rPr>
-        <w:t>структура базы данных;</w:t>
-      </w:r>
-    </w:p>
-    <w:p>
-      <w:pPr>
-        <w:spacing w:after="80" w:line="300" w:lineRule="exact"/>
-        <w:ind w:left="605" w:hanging="374"/>
-      </w:pPr>
-      <w:r>
-        <w:rPr>
-          <w:rFonts w:ascii="Calibri" w:hAnsi="Calibri"/>
-          <w:color w:val="17202A"/>
-          <w:sz w:val="22"/>
-        </w:rPr>
-        <w:t xml:space="preserve">•  </w:t>
-      </w:r>
-      <w:r>
-        <w:rPr>
-          <w:rFonts w:ascii="Calibri" w:hAnsi="Calibri"/>
-          <w:b w:val="0"/>
-          <w:color w:val="17202A"/>
-          <w:sz w:val="22"/>
-        </w:rPr>
-        <w:t>названия таблиц, классов или методов;</w:t>
-      </w:r>
-    </w:p>
-    <w:p>
-      <w:pPr>
-        <w:spacing w:after="80" w:line="300" w:lineRule="exact"/>
-        <w:ind w:left="605" w:hanging="374"/>
-      </w:pPr>
-      <w:r>
-        <w:rPr>
-          <w:rFonts w:ascii="Calibri" w:hAnsi="Calibri"/>
-          <w:color w:val="17202A"/>
-          <w:sz w:val="22"/>
-        </w:rPr>
-        <w:t xml:space="preserve">•  </w:t>
-      </w:r>
-      <w:r>
-        <w:rPr>
-          <w:rFonts w:ascii="Calibri" w:hAnsi="Calibri"/>
-          <w:b w:val="0"/>
-          <w:color w:val="17202A"/>
-          <w:sz w:val="22"/>
-        </w:rPr>
-        <w:t>API;</w:t>
-      </w:r>
-    </w:p>
-    <w:p>
-      <w:pPr>
-        <w:spacing w:after="80" w:line="300" w:lineRule="exact"/>
-        <w:ind w:left="605" w:hanging="374"/>
-      </w:pPr>
-      <w:r>
-        <w:rPr>
-          <w:rFonts w:ascii="Calibri" w:hAnsi="Calibri"/>
-          <w:color w:val="17202A"/>
-          <w:sz w:val="22"/>
-        </w:rPr>
-        <w:t xml:space="preserve">•  </w:t>
-      </w:r>
-      <w:r>
-        <w:rPr>
-          <w:rFonts w:ascii="Calibri" w:hAnsi="Calibri"/>
-          <w:b w:val="0"/>
-          <w:color w:val="17202A"/>
-          <w:sz w:val="22"/>
-        </w:rPr>
-        <w:t>фреймворк и библиотеки;</w:t>
-      </w:r>
-    </w:p>
-    <w:p>
-      <w:pPr>
-        <w:spacing w:after="80" w:line="300" w:lineRule="exact"/>
-        <w:ind w:left="605" w:hanging="374"/>
-      </w:pPr>
-      <w:r>
-        <w:rPr>
-          <w:rFonts w:ascii="Calibri" w:hAnsi="Calibri"/>
-          <w:color w:val="17202A"/>
-          <w:sz w:val="22"/>
-        </w:rPr>
-        <w:t xml:space="preserve">•  </w:t>
-      </w:r>
-      <w:r>
-        <w:rPr>
-          <w:rFonts w:ascii="Calibri" w:hAnsi="Calibri"/>
-          <w:b w:val="0"/>
-          <w:color w:val="17202A"/>
-          <w:sz w:val="22"/>
-        </w:rPr>
-        <w:t>внутренняя архитектура;</w:t>
-      </w:r>
-    </w:p>
-    <w:p>
-      <w:pPr>
-        <w:spacing w:after="80" w:line="300" w:lineRule="exact"/>
-        <w:ind w:left="605" w:hanging="374"/>
-      </w:pPr>
-      <w:r>
-        <w:rPr>
-          <w:rFonts w:ascii="Calibri" w:hAnsi="Calibri"/>
-          <w:color w:val="17202A"/>
-          <w:sz w:val="22"/>
-        </w:rPr>
-        <w:t xml:space="preserve">•  </w:t>
-      </w:r>
-      <w:r>
-        <w:rPr>
-          <w:rFonts w:ascii="Calibri" w:hAnsi="Calibri"/>
-          <w:b w:val="0"/>
-          <w:color w:val="17202A"/>
-          <w:sz w:val="22"/>
-        </w:rPr>
-        <w:t>порядок миграций;</w:t>
-      </w:r>
-    </w:p>
-    <w:p>
-      <w:pPr>
-        <w:spacing w:after="80" w:line="300" w:lineRule="exact"/>
-        <w:ind w:left="605" w:hanging="374"/>
-      </w:pPr>
-      <w:r>
-        <w:rPr>
-          <w:rFonts w:ascii="Calibri" w:hAnsi="Calibri"/>
-          <w:color w:val="17202A"/>
-          <w:sz w:val="22"/>
-        </w:rPr>
-        <w:t xml:space="preserve">•  </w:t>
-      </w:r>
-      <w:r>
-        <w:rPr>
-          <w:rFonts w:ascii="Calibri" w:hAnsi="Calibri"/>
-          <w:b w:val="0"/>
-          <w:color w:val="17202A"/>
-          <w:sz w:val="22"/>
-        </w:rPr>
-        <w:t>конкретный способ реализации таймеров и блокировок;</w:t>
-      </w:r>
-    </w:p>
-    <w:p>
-      <w:pPr>
-        <w:spacing w:after="80" w:line="300" w:lineRule="exact"/>
-        <w:ind w:left="605" w:hanging="374"/>
-      </w:pPr>
-      <w:r>
-        <w:rPr>
-          <w:rFonts w:ascii="Calibri" w:hAnsi="Calibri"/>
-          <w:color w:val="17202A"/>
-          <w:sz w:val="22"/>
-        </w:rPr>
-        <w:t xml:space="preserve">•  </w:t>
-      </w:r>
-      <w:r>
-        <w:rPr>
-          <w:rFonts w:ascii="Calibri" w:hAnsi="Calibri"/>
-          <w:b w:val="0"/>
-          <w:color w:val="17202A"/>
-          <w:sz w:val="22"/>
-        </w:rPr>
-        <w:t>способ организации тестового кода.</w:t>
-      </w:r>
-    </w:p>
-    <w:p>
-      <w:r>
-        <w:rPr>
-          <w:rFonts w:ascii="Calibri" w:hAnsi="Calibri"/>
-          <w:b w:val="0"/>
-          <w:color w:val="17202A"/>
-          <w:sz w:val="22"/>
-        </w:rPr>
-        <w:t>Эти решения принимает Игорь. Главное — чтобы результат соблюдал описанную продуктовую логику и мог быть проверен.</w:t>
-      </w:r>
-    </w:p>
-    <w:p>
-      <w:pPr>
-        <w:pStyle w:val="Heading1"/>
-      </w:pPr>
-      <w:r>
-        <w:t>14. Критерии готового результата</w:t>
-      </w:r>
-    </w:p>
-    <w:p>
-      <w:pPr>
-        <w:keepNext/>
-      </w:pPr>
-      <w:r>
-        <w:rPr>
-          <w:rFonts w:ascii="Calibri" w:hAnsi="Calibri"/>
-          <w:b w:val="0"/>
-          <w:color w:val="17202A"/>
-          <w:sz w:val="22"/>
-        </w:rPr>
-        <w:t>G1.1 считается реализованной правильно, если можно показать следующие сценарии:</w:t>
-      </w:r>
-    </w:p>
-    <w:p>
-      <w:pPr>
-        <w:spacing w:after="80" w:line="300" w:lineRule="exact"/>
-        <w:ind w:left="605" w:hanging="374"/>
-      </w:pPr>
-      <w:r>
-        <w:rPr>
-          <w:rFonts w:ascii="Calibri" w:hAnsi="Calibri"/>
-          <w:color w:val="17202A"/>
-          <w:sz w:val="22"/>
-        </w:rPr>
-        <w:t xml:space="preserve">1.  </w:t>
-      </w:r>
-      <w:r>
-        <w:rPr>
-          <w:rFonts w:ascii="Calibri" w:hAnsi="Calibri"/>
-          <w:b w:val="0"/>
-          <w:color w:val="17202A"/>
-          <w:sz w:val="22"/>
-        </w:rPr>
-        <w:t>Принятый запрос создаёт ровно одну карточку консультации.</w:t>
-      </w:r>
-    </w:p>
-    <w:p>
-      <w:pPr>
-        <w:spacing w:after="80" w:line="300" w:lineRule="exact"/>
-        <w:ind w:left="605" w:hanging="374"/>
-      </w:pPr>
-      <w:r>
-        <w:rPr>
-          <w:rFonts w:ascii="Calibri" w:hAnsi="Calibri"/>
-          <w:color w:val="17202A"/>
-          <w:sz w:val="22"/>
-        </w:rPr>
-        <w:t xml:space="preserve">2.  </w:t>
-      </w:r>
-      <w:r>
-        <w:rPr>
-          <w:rFonts w:ascii="Calibri" w:hAnsi="Calibri"/>
-          <w:b w:val="0"/>
-          <w:color w:val="17202A"/>
-          <w:sz w:val="22"/>
-        </w:rPr>
-        <w:t>Отклонённый или непринятый запрос не создаёт оплаченной консультации и списания.</w:t>
-      </w:r>
-    </w:p>
-    <w:p>
-      <w:pPr>
-        <w:spacing w:after="80" w:line="300" w:lineRule="exact"/>
-        <w:ind w:left="605" w:hanging="374"/>
-      </w:pPr>
-      <w:r>
-        <w:rPr>
-          <w:rFonts w:ascii="Calibri" w:hAnsi="Calibri"/>
-          <w:color w:val="17202A"/>
-          <w:sz w:val="22"/>
-        </w:rPr>
-        <w:t xml:space="preserve">3.  </w:t>
-      </w:r>
-      <w:r>
-        <w:rPr>
-          <w:rFonts w:ascii="Calibri" w:hAnsi="Calibri"/>
-          <w:b w:val="0"/>
-          <w:color w:val="17202A"/>
-          <w:sz w:val="22"/>
-        </w:rPr>
-        <w:t>Повтор запроса или технический retry не создаёт дубликат.</w:t>
-      </w:r>
-    </w:p>
-    <w:p>
-      <w:pPr>
-        <w:spacing w:after="80" w:line="300" w:lineRule="exact"/>
-        <w:ind w:left="605" w:hanging="374"/>
-      </w:pPr>
-      <w:r>
-        <w:rPr>
-          <w:rFonts w:ascii="Calibri" w:hAnsi="Calibri"/>
-          <w:color w:val="17202A"/>
-          <w:sz w:val="22"/>
-        </w:rPr>
-        <w:t xml:space="preserve">4.  </w:t>
-      </w:r>
-      <w:r>
-        <w:rPr>
-          <w:rFonts w:ascii="Calibri" w:hAnsi="Calibri"/>
-          <w:b w:val="0"/>
-          <w:color w:val="17202A"/>
-          <w:sz w:val="22"/>
-        </w:rPr>
-        <w:t>Trial и paid отображаются как этапы одной консультации.</w:t>
-      </w:r>
-    </w:p>
-    <w:p>
-      <w:pPr>
-        <w:spacing w:after="80" w:line="300" w:lineRule="exact"/>
-        <w:ind w:left="605" w:hanging="374"/>
-      </w:pPr>
-      <w:r>
-        <w:rPr>
-          <w:rFonts w:ascii="Calibri" w:hAnsi="Calibri"/>
-          <w:color w:val="17202A"/>
-          <w:sz w:val="22"/>
-        </w:rPr>
-        <w:t xml:space="preserve">5.  </w:t>
-      </w:r>
-      <w:r>
-        <w:rPr>
-          <w:rFonts w:ascii="Calibri" w:hAnsi="Calibri"/>
-          <w:b w:val="0"/>
-          <w:color w:val="17202A"/>
-          <w:sz w:val="22"/>
-        </w:rPr>
-        <w:t>Paid не начинается без согласия клиента.</w:t>
-      </w:r>
-    </w:p>
-    <w:p>
-      <w:pPr>
-        <w:spacing w:after="80" w:line="300" w:lineRule="exact"/>
-        <w:ind w:left="605" w:hanging="374"/>
-      </w:pPr>
-      <w:r>
-        <w:rPr>
-          <w:rFonts w:ascii="Calibri" w:hAnsi="Calibri"/>
-          <w:color w:val="17202A"/>
-          <w:sz w:val="22"/>
-        </w:rPr>
-        <w:t xml:space="preserve">6.  </w:t>
-      </w:r>
-      <w:r>
-        <w:rPr>
-          <w:rFonts w:ascii="Calibri" w:hAnsi="Calibri"/>
-          <w:b w:val="0"/>
-          <w:color w:val="17202A"/>
-          <w:sz w:val="22"/>
-        </w:rPr>
-        <w:t>Во время connecting, pause и reconnect новая paid-минута не начинается.</w:t>
-      </w:r>
-    </w:p>
-    <w:p>
-      <w:pPr>
-        <w:spacing w:after="80" w:line="300" w:lineRule="exact"/>
-        <w:ind w:left="605" w:hanging="374"/>
-      </w:pPr>
-      <w:r>
-        <w:rPr>
-          <w:rFonts w:ascii="Calibri" w:hAnsi="Calibri"/>
-          <w:color w:val="17202A"/>
-          <w:sz w:val="22"/>
-        </w:rPr>
-        <w:t xml:space="preserve">7.  </w:t>
-      </w:r>
-      <w:r>
-        <w:rPr>
-          <w:rFonts w:ascii="Calibri" w:hAnsi="Calibri"/>
-          <w:b w:val="0"/>
-          <w:color w:val="17202A"/>
-          <w:sz w:val="22"/>
-        </w:rPr>
-        <w:t>При отсутствии баланса включается единственная управляемая пауза.</w:t>
-      </w:r>
-    </w:p>
-    <w:p>
-      <w:pPr>
-        <w:spacing w:after="80" w:line="300" w:lineRule="exact"/>
-        <w:ind w:left="605" w:hanging="374"/>
-      </w:pPr>
-      <w:r>
-        <w:rPr>
-          <w:rFonts w:ascii="Calibri" w:hAnsi="Calibri"/>
-          <w:color w:val="17202A"/>
-          <w:sz w:val="22"/>
-        </w:rPr>
-        <w:t xml:space="preserve">8.  </w:t>
-      </w:r>
-      <w:r>
-        <w:rPr>
-          <w:rFonts w:ascii="Calibri" w:hAnsi="Calibri"/>
-          <w:b w:val="0"/>
-          <w:color w:val="17202A"/>
-          <w:sz w:val="22"/>
-        </w:rPr>
-        <w:t>Пополнение в пределах паузы позволяет продолжить, позднее пополнение не оживляет завершённую консультацию.</w:t>
-      </w:r>
-    </w:p>
-    <w:p>
-      <w:pPr>
-        <w:spacing w:after="80" w:line="300" w:lineRule="exact"/>
-        <w:ind w:left="605" w:hanging="374"/>
-      </w:pPr>
-      <w:r>
-        <w:rPr>
-          <w:rFonts w:ascii="Calibri" w:hAnsi="Calibri"/>
-          <w:color w:val="17202A"/>
-          <w:sz w:val="22"/>
-        </w:rPr>
-        <w:t xml:space="preserve">9.  </w:t>
-      </w:r>
-      <w:r>
-        <w:rPr>
-          <w:rFonts w:ascii="Calibri" w:hAnsi="Calibri"/>
-          <w:b w:val="0"/>
-          <w:color w:val="17202A"/>
-          <w:sz w:val="22"/>
-        </w:rPr>
-        <w:t>Агент может вернуться в пределах управляемых 60 секунд; после timeout происходит technical end.</w:t>
-      </w:r>
-    </w:p>
-    <w:p>
-      <w:pPr>
-        <w:spacing w:after="80" w:line="300" w:lineRule="exact"/>
-        <w:ind w:left="605" w:hanging="374"/>
-      </w:pPr>
-      <w:r>
-        <w:rPr>
-          <w:rFonts w:ascii="Calibri" w:hAnsi="Calibri"/>
-          <w:color w:val="17202A"/>
-          <w:sz w:val="22"/>
-        </w:rPr>
-        <w:t xml:space="preserve">10.  </w:t>
-      </w:r>
-      <w:r>
-        <w:rPr>
-          <w:rFonts w:ascii="Calibri" w:hAnsi="Calibri"/>
-          <w:b w:val="0"/>
-          <w:color w:val="17202A"/>
-          <w:sz w:val="22"/>
-        </w:rPr>
-        <w:t>Клиент видит только экспертную анкету, super-admin видит фактического агента.</w:t>
-      </w:r>
-    </w:p>
-    <w:p>
-      <w:pPr>
-        <w:spacing w:after="80" w:line="300" w:lineRule="exact"/>
-        <w:ind w:left="605" w:hanging="374"/>
-      </w:pPr>
-      <w:r>
-        <w:rPr>
-          <w:rFonts w:ascii="Calibri" w:hAnsi="Calibri"/>
-          <w:color w:val="17202A"/>
-          <w:sz w:val="22"/>
-        </w:rPr>
-        <w:t xml:space="preserve">11.  </w:t>
-      </w:r>
-      <w:r>
-        <w:rPr>
-          <w:rFonts w:ascii="Calibri" w:hAnsi="Calibri"/>
-          <w:b w:val="0"/>
-          <w:color w:val="17202A"/>
-          <w:sz w:val="22"/>
-        </w:rPr>
-        <w:t>Неназначенный агент и чужой клиент не получают доступ.</w:t>
-      </w:r>
-    </w:p>
-    <w:p>
-      <w:pPr>
-        <w:spacing w:after="80" w:line="300" w:lineRule="exact"/>
-        <w:ind w:left="605" w:hanging="374"/>
-      </w:pPr>
-      <w:r>
-        <w:rPr>
-          <w:rFonts w:ascii="Calibri" w:hAnsi="Calibri"/>
-          <w:color w:val="17202A"/>
-          <w:sz w:val="22"/>
-        </w:rPr>
-        <w:t xml:space="preserve">12.  </w:t>
-      </w:r>
-      <w:r>
-        <w:rPr>
-          <w:rFonts w:ascii="Calibri" w:hAnsi="Calibri"/>
-          <w:b w:val="0"/>
-          <w:color w:val="17202A"/>
-          <w:sz w:val="22"/>
-        </w:rPr>
-        <w:t>Переназначение анкеты не переписывает историю.</w:t>
-      </w:r>
-    </w:p>
-    <w:p>
-      <w:pPr>
-        <w:spacing w:after="80" w:line="300" w:lineRule="exact"/>
-        <w:ind w:left="605" w:hanging="374"/>
-      </w:pPr>
-      <w:r>
-        <w:rPr>
-          <w:rFonts w:ascii="Calibri" w:hAnsi="Calibri"/>
-          <w:color w:val="17202A"/>
-          <w:sz w:val="22"/>
-        </w:rPr>
-        <w:t xml:space="preserve">13.  </w:t>
-      </w:r>
-      <w:r>
-        <w:rPr>
-          <w:rFonts w:ascii="Calibri" w:hAnsi="Calibri"/>
-          <w:b w:val="0"/>
-          <w:color w:val="17202A"/>
-          <w:sz w:val="22"/>
-        </w:rPr>
-        <w:t>Несколько консультаций в одном диалоге не смешивают время, деньги и статусы.</w:t>
-      </w:r>
-    </w:p>
-    <w:p>
-      <w:pPr>
-        <w:spacing w:after="80" w:line="300" w:lineRule="exact"/>
-        <w:ind w:left="605" w:hanging="374"/>
-      </w:pPr>
-      <w:r>
-        <w:rPr>
-          <w:rFonts w:ascii="Calibri" w:hAnsi="Calibri"/>
-          <w:color w:val="17202A"/>
-          <w:sz w:val="22"/>
-        </w:rPr>
-        <w:t xml:space="preserve">14.  </w:t>
-      </w:r>
-      <w:r>
-        <w:rPr>
-          <w:rFonts w:ascii="Calibri" w:hAnsi="Calibri"/>
-          <w:b w:val="0"/>
-          <w:color w:val="17202A"/>
-          <w:sz w:val="22"/>
-        </w:rPr>
-        <w:t>Все ручные действия staff имеют автора и причину.</w:t>
-      </w:r>
-    </w:p>
-    <w:p>
-      <w:pPr>
-        <w:spacing w:after="80" w:line="300" w:lineRule="exact"/>
-        <w:ind w:left="605" w:hanging="374"/>
-      </w:pPr>
-      <w:r>
-        <w:rPr>
-          <w:rFonts w:ascii="Calibri" w:hAnsi="Calibri"/>
-          <w:color w:val="17202A"/>
-          <w:sz w:val="22"/>
-        </w:rPr>
-        <w:t xml:space="preserve">15.  </w:t>
-      </w:r>
-      <w:r>
-        <w:rPr>
-          <w:rFonts w:ascii="Calibri" w:hAnsi="Calibri"/>
-          <w:b w:val="0"/>
-          <w:color w:val="17202A"/>
-          <w:sz w:val="22"/>
-        </w:rPr>
-        <w:t>Изменённые admin-настройки не переписывают уже начатую консультацию.</w:t>
-      </w:r>
-    </w:p>
-    <w:p>
-      <w:pPr>
-        <w:spacing w:after="80" w:line="300" w:lineRule="exact"/>
-        <w:ind w:left="605" w:hanging="374"/>
-      </w:pPr>
-      <w:r>
-        <w:rPr>
-          <w:rFonts w:ascii="Calibri" w:hAnsi="Calibri"/>
-          <w:color w:val="17202A"/>
-          <w:sz w:val="22"/>
-        </w:rPr>
-        <w:t xml:space="preserve">16.  </w:t>
-      </w:r>
-      <w:r>
-        <w:rPr>
-          <w:rFonts w:ascii="Calibri" w:hAnsi="Calibri"/>
-          <w:b w:val="0"/>
-          <w:color w:val="17202A"/>
-          <w:sz w:val="22"/>
-        </w:rPr>
-        <w:t>По завершённой карточке super-admin может восстановить полный ход консультации.</w:t>
-      </w:r>
-    </w:p>
-    <w:p>
-      <w:pPr>
-        <w:spacing w:after="80" w:line="300" w:lineRule="exact"/>
-        <w:ind w:left="605" w:hanging="374"/>
-      </w:pPr>
-      <w:r>
-        <w:rPr>
-          <w:rFonts w:ascii="Calibri" w:hAnsi="Calibri"/>
-          <w:color w:val="17202A"/>
-          <w:sz w:val="22"/>
-        </w:rPr>
-        <w:t xml:space="preserve">17.  </w:t>
-      </w:r>
-      <w:r>
-        <w:rPr>
-          <w:rFonts w:ascii="Calibri" w:hAnsi="Calibri"/>
-          <w:b w:val="0"/>
-          <w:color w:val="17202A"/>
-          <w:sz w:val="22"/>
-        </w:rPr>
-        <w:t xml:space="preserve">В левом меню есть самостоятельный пункт </w:t>
-      </w:r>
-      <w:r>
-        <w:rPr>
-          <w:rFonts w:ascii="Calibri" w:hAnsi="Calibri"/>
-          <w:b/>
-          <w:color w:val="17202A"/>
-          <w:sz w:val="22"/>
-        </w:rPr>
-        <w:t>«Консультации»</w:t>
-      </w:r>
-      <w:r>
-        <w:rPr>
-          <w:rFonts w:ascii="Calibri" w:hAnsi="Calibri"/>
-          <w:b w:val="0"/>
-          <w:color w:val="17202A"/>
-          <w:sz w:val="22"/>
-        </w:rPr>
-        <w:t xml:space="preserve"> после </w:t>
-      </w:r>
-      <w:r>
-        <w:rPr>
-          <w:rFonts w:ascii="Calibri" w:hAnsi="Calibri"/>
-          <w:b/>
-          <w:color w:val="17202A"/>
-          <w:sz w:val="22"/>
-        </w:rPr>
-        <w:t>«Сообщения»</w:t>
-      </w:r>
-      <w:r>
-        <w:rPr>
-          <w:rFonts w:ascii="Calibri" w:hAnsi="Calibri"/>
-          <w:b w:val="0"/>
-          <w:color w:val="17202A"/>
-          <w:sz w:val="22"/>
-        </w:rPr>
-        <w:t xml:space="preserve"> и перед </w:t>
-      </w:r>
-      <w:r>
-        <w:rPr>
-          <w:rFonts w:ascii="Calibri" w:hAnsi="Calibri"/>
-          <w:b/>
-          <w:color w:val="17202A"/>
-          <w:sz w:val="22"/>
-        </w:rPr>
-        <w:t>«Фотографии»</w:t>
-      </w:r>
-      <w:r>
-        <w:rPr>
-          <w:rFonts w:ascii="Calibri" w:hAnsi="Calibri"/>
-          <w:b w:val="0"/>
-          <w:color w:val="17202A"/>
-          <w:sz w:val="22"/>
-        </w:rPr>
-        <w:t>.</w:t>
-      </w:r>
-    </w:p>
-    <w:p>
-      <w:pPr>
-        <w:spacing w:after="80" w:line="300" w:lineRule="exact"/>
-        <w:ind w:left="605" w:hanging="374"/>
-      </w:pPr>
-      <w:r>
-        <w:rPr>
-          <w:rFonts w:ascii="Calibri" w:hAnsi="Calibri"/>
-          <w:color w:val="17202A"/>
-          <w:sz w:val="22"/>
-        </w:rPr>
-        <w:t xml:space="preserve">18.  </w:t>
-      </w:r>
-      <w:r>
-        <w:rPr>
-          <w:rFonts w:ascii="Calibri" w:hAnsi="Calibri"/>
-          <w:b w:val="0"/>
-          <w:color w:val="17202A"/>
-          <w:sz w:val="22"/>
-        </w:rPr>
-        <w:t xml:space="preserve">Пункт </w:t>
-      </w:r>
-      <w:r>
-        <w:rPr>
-          <w:rFonts w:ascii="Calibri" w:hAnsi="Calibri"/>
-          <w:b/>
-          <w:color w:val="17202A"/>
-          <w:sz w:val="22"/>
-        </w:rPr>
-        <w:t>«Консультации»</w:t>
-      </w:r>
-      <w:r>
-        <w:rPr>
-          <w:rFonts w:ascii="Calibri" w:hAnsi="Calibri"/>
-          <w:b w:val="0"/>
-          <w:color w:val="17202A"/>
-          <w:sz w:val="22"/>
-        </w:rPr>
-        <w:t xml:space="preserve"> открывает список всех консультаций, а строка списка — единственную карточку выбранной консультации.</w:t>
-      </w:r>
-    </w:p>
-    <w:p>
-      <w:pPr>
-        <w:spacing w:after="80" w:line="300" w:lineRule="exact"/>
-        <w:ind w:left="605" w:hanging="374"/>
-      </w:pPr>
-      <w:r>
-        <w:rPr>
-          <w:rFonts w:ascii="Calibri" w:hAnsi="Calibri"/>
-          <w:color w:val="17202A"/>
-          <w:sz w:val="22"/>
-        </w:rPr>
-        <w:t xml:space="preserve">19.  </w:t>
-      </w:r>
-      <w:r>
-        <w:rPr>
-          <w:rFonts w:ascii="Calibri" w:hAnsi="Calibri"/>
-          <w:b w:val="0"/>
-          <w:color w:val="17202A"/>
-          <w:sz w:val="22"/>
-        </w:rPr>
-        <w:t>В production отсутствует ручное создание консультации.</w:t>
-      </w:r>
-    </w:p>
-    <w:p>
-      <w:pPr>
-        <w:spacing w:after="80" w:line="300" w:lineRule="exact"/>
-        <w:ind w:left="605" w:hanging="374"/>
-      </w:pPr>
-      <w:r>
-        <w:rPr>
-          <w:rFonts w:ascii="Calibri" w:hAnsi="Calibri"/>
-          <w:color w:val="17202A"/>
-          <w:sz w:val="22"/>
-        </w:rPr>
-        <w:t xml:space="preserve">20.  </w:t>
-      </w:r>
-      <w:r>
-        <w:rPr>
-          <w:rFonts w:ascii="Calibri" w:hAnsi="Calibri"/>
-          <w:b w:val="0"/>
-          <w:color w:val="17202A"/>
-          <w:sz w:val="22"/>
-        </w:rPr>
-        <w:t xml:space="preserve">В </w:t>
-      </w:r>
-      <w:r>
-        <w:rPr>
-          <w:rFonts w:ascii="Calibri" w:hAnsi="Calibri"/>
-          <w:b/>
-          <w:color w:val="17202A"/>
-          <w:sz w:val="22"/>
-        </w:rPr>
-        <w:t>«Общие настройки»</w:t>
-      </w:r>
-      <w:r>
-        <w:rPr>
-          <w:rFonts w:ascii="Calibri" w:hAnsi="Calibri"/>
-          <w:b w:val="0"/>
-          <w:color w:val="17202A"/>
-          <w:sz w:val="22"/>
-        </w:rPr>
-        <w:t xml:space="preserve"> доступна отдельная страница </w:t>
-      </w:r>
-      <w:r>
-        <w:rPr>
-          <w:rFonts w:ascii="Calibri" w:hAnsi="Calibri"/>
-          <w:b/>
-          <w:color w:val="17202A"/>
-          <w:sz w:val="22"/>
-        </w:rPr>
-        <w:t>«Настройки консультаций»</w:t>
-      </w:r>
-      <w:r>
-        <w:rPr>
-          <w:rFonts w:ascii="Calibri" w:hAnsi="Calibri"/>
-          <w:b w:val="0"/>
-          <w:color w:val="17202A"/>
-          <w:sz w:val="22"/>
-        </w:rPr>
-        <w:t xml:space="preserve"> с управляемыми лимитами и правилами.</w:t>
-      </w:r>
-    </w:p>
-    <w:p>
-      <w:pPr>
-        <w:pStyle w:val="Heading1"/>
-      </w:pPr>
-      <w:r>
-        <w:t>15. Действия Игоря перед началом реализации</w:t>
-      </w:r>
-    </w:p>
-    <w:p>
-      <w:pPr>
-        <w:keepNext/>
-      </w:pPr>
-      <w:r>
-        <w:rPr>
-          <w:rFonts w:ascii="Calibri" w:hAnsi="Calibri"/>
-          <w:b w:val="0"/>
-          <w:color w:val="17202A"/>
-          <w:sz w:val="22"/>
-        </w:rPr>
-        <w:t>Игорь:</w:t>
-      </w:r>
-    </w:p>
-    <w:p>
-      <w:pPr>
-        <w:spacing w:after="80" w:line="300" w:lineRule="exact"/>
-        <w:ind w:left="605" w:hanging="374"/>
-      </w:pPr>
-      <w:r>
-        <w:rPr>
-          <w:rFonts w:ascii="Calibri" w:hAnsi="Calibri"/>
-          <w:color w:val="17202A"/>
-          <w:sz w:val="22"/>
-        </w:rPr>
-        <w:t xml:space="preserve">1.  </w:t>
-      </w:r>
-      <w:r>
-        <w:rPr>
-          <w:rFonts w:ascii="Calibri" w:hAnsi="Calibri"/>
-          <w:b w:val="0"/>
-          <w:color w:val="17202A"/>
-          <w:sz w:val="22"/>
-        </w:rPr>
-        <w:t>читает это продуктовое ТЗ;</w:t>
-      </w:r>
-    </w:p>
-    <w:p>
-      <w:pPr>
-        <w:spacing w:after="80" w:line="300" w:lineRule="exact"/>
-        <w:ind w:left="605" w:hanging="374"/>
-      </w:pPr>
-      <w:r>
-        <w:rPr>
-          <w:rFonts w:ascii="Calibri" w:hAnsi="Calibri"/>
-          <w:color w:val="17202A"/>
-          <w:sz w:val="22"/>
-        </w:rPr>
-        <w:t xml:space="preserve">2.  </w:t>
-      </w:r>
-      <w:r>
-        <w:rPr>
-          <w:rFonts w:ascii="Calibri" w:hAnsi="Calibri"/>
-          <w:b w:val="0"/>
-          <w:color w:val="17202A"/>
-          <w:sz w:val="22"/>
-        </w:rPr>
-        <w:t xml:space="preserve">передаёт своему Codex файл </w:t>
+        <w:t xml:space="preserve">, </w:t>
       </w:r>
       <w:r>
         <w:rPr>
@@ -5984,6 +1015,3761 @@
           <w:color w:val="31445A"/>
           <w:sz w:val="21"/>
         </w:rPr>
+        <w:t>trial</w:t>
+      </w:r>
+      <w:r>
+        <w:rPr>
+          <w:rFonts w:ascii="Calibri" w:hAnsi="Calibri"/>
+          <w:b w:val="0"/>
+          <w:color w:val="17202A"/>
+          <w:sz w:val="22"/>
+        </w:rPr>
+        <w:t xml:space="preserve">, </w:t>
+      </w:r>
+      <w:r>
+        <w:rPr>
+          <w:rFonts w:ascii="Consolas" w:hAnsi="Consolas"/>
+          <w:color w:val="31445A"/>
+          <w:sz w:val="21"/>
+        </w:rPr>
+        <w:t>paid</w:t>
+      </w:r>
+      <w:r>
+        <w:rPr>
+          <w:rFonts w:ascii="Calibri" w:hAnsi="Calibri"/>
+          <w:b w:val="0"/>
+          <w:color w:val="17202A"/>
+          <w:sz w:val="22"/>
+        </w:rPr>
+        <w:t xml:space="preserve">, </w:t>
+      </w:r>
+      <w:r>
+        <w:rPr>
+          <w:rFonts w:ascii="Consolas" w:hAnsi="Consolas"/>
+          <w:color w:val="31445A"/>
+          <w:sz w:val="21"/>
+        </w:rPr>
+        <w:t>balance pause</w:t>
+      </w:r>
+      <w:r>
+        <w:rPr>
+          <w:rFonts w:ascii="Calibri" w:hAnsi="Calibri"/>
+          <w:b w:val="0"/>
+          <w:color w:val="17202A"/>
+          <w:sz w:val="22"/>
+        </w:rPr>
+        <w:t>, ожидание, reconnect и завершение только отображаются в карточке по фактическим событиям G1.3.</w:t>
+      </w:r>
+    </w:p>
+    <w:p>
+      <w:pPr>
+        <w:pStyle w:val="Heading2"/>
+      </w:pPr>
+      <w:r>
+        <w:t>5.3. Действия из карточки</w:t>
+      </w:r>
+    </w:p>
+    <w:p>
+      <w:r>
+        <w:rPr>
+          <w:rFonts w:ascii="Calibri" w:hAnsi="Calibri"/>
+          <w:b w:val="0"/>
+          <w:color w:val="17202A"/>
+          <w:sz w:val="22"/>
+        </w:rPr>
+        <w:t>Кнопки продолжения, завершения, пополнения, возврата после ожидания и staff-вмешательства показываются только тогда, когда соответствующее действие разрешено G1.3, G2 или G4 для текущего состояния и роли.</w:t>
+      </w:r>
+    </w:p>
+    <w:p>
+      <w:pPr>
+        <w:keepNext/>
+      </w:pPr>
+      <w:r>
+        <w:rPr>
+          <w:rFonts w:ascii="Calibri" w:hAnsi="Calibri"/>
+          <w:b w:val="0"/>
+          <w:color w:val="17202A"/>
+          <w:sz w:val="22"/>
+        </w:rPr>
+        <w:t>Карточка не должна самостоятельно:</w:t>
+      </w:r>
+    </w:p>
+    <w:p>
+      <w:pPr>
+        <w:spacing w:after="80" w:line="300" w:lineRule="exact"/>
+        <w:ind w:left="605" w:hanging="374"/>
+      </w:pPr>
+      <w:r>
+        <w:rPr>
+          <w:rFonts w:ascii="Calibri" w:hAnsi="Calibri"/>
+          <w:color w:val="17202A"/>
+          <w:sz w:val="22"/>
+        </w:rPr>
+        <w:t xml:space="preserve">•  </w:t>
+      </w:r>
+      <w:r>
+        <w:rPr>
+          <w:rFonts w:ascii="Calibri" w:hAnsi="Calibri"/>
+          <w:b w:val="0"/>
+          <w:color w:val="17202A"/>
+          <w:sz w:val="22"/>
+        </w:rPr>
+        <w:t>вычислять следующий статус;</w:t>
+      </w:r>
+    </w:p>
+    <w:p>
+      <w:pPr>
+        <w:spacing w:after="80" w:line="300" w:lineRule="exact"/>
+        <w:ind w:left="605" w:hanging="374"/>
+      </w:pPr>
+      <w:r>
+        <w:rPr>
+          <w:rFonts w:ascii="Calibri" w:hAnsi="Calibri"/>
+          <w:color w:val="17202A"/>
+          <w:sz w:val="22"/>
+        </w:rPr>
+        <w:t xml:space="preserve">•  </w:t>
+      </w:r>
+      <w:r>
+        <w:rPr>
+          <w:rFonts w:ascii="Calibri" w:hAnsi="Calibri"/>
+          <w:b w:val="0"/>
+          <w:color w:val="17202A"/>
+          <w:sz w:val="22"/>
+        </w:rPr>
+        <w:t>запускать или останавливать paid-минута;</w:t>
+      </w:r>
+    </w:p>
+    <w:p>
+      <w:pPr>
+        <w:spacing w:after="80" w:line="300" w:lineRule="exact"/>
+        <w:ind w:left="605" w:hanging="374"/>
+      </w:pPr>
+      <w:r>
+        <w:rPr>
+          <w:rFonts w:ascii="Calibri" w:hAnsi="Calibri"/>
+          <w:color w:val="17202A"/>
+          <w:sz w:val="22"/>
+        </w:rPr>
+        <w:t xml:space="preserve">•  </w:t>
+      </w:r>
+      <w:r>
+        <w:rPr>
+          <w:rFonts w:ascii="Calibri" w:hAnsi="Calibri"/>
+          <w:b w:val="0"/>
+          <w:color w:val="17202A"/>
+          <w:sz w:val="22"/>
+        </w:rPr>
+        <w:t>выдавать дополнительную pause;</w:t>
+      </w:r>
+    </w:p>
+    <w:p>
+      <w:pPr>
+        <w:spacing w:after="80" w:line="300" w:lineRule="exact"/>
+        <w:ind w:left="605" w:hanging="374"/>
+      </w:pPr>
+      <w:r>
+        <w:rPr>
+          <w:rFonts w:ascii="Calibri" w:hAnsi="Calibri"/>
+          <w:color w:val="17202A"/>
+          <w:sz w:val="22"/>
+        </w:rPr>
+        <w:t xml:space="preserve">•  </w:t>
+      </w:r>
+      <w:r>
+        <w:rPr>
+          <w:rFonts w:ascii="Calibri" w:hAnsi="Calibri"/>
+          <w:b w:val="0"/>
+          <w:color w:val="17202A"/>
+          <w:sz w:val="22"/>
+        </w:rPr>
+        <w:t>продлевать deadline;</w:t>
+      </w:r>
+    </w:p>
+    <w:p>
+      <w:pPr>
+        <w:spacing w:after="80" w:line="300" w:lineRule="exact"/>
+        <w:ind w:left="605" w:hanging="374"/>
+      </w:pPr>
+      <w:r>
+        <w:rPr>
+          <w:rFonts w:ascii="Calibri" w:hAnsi="Calibri"/>
+          <w:color w:val="17202A"/>
+          <w:sz w:val="22"/>
+        </w:rPr>
+        <w:t xml:space="preserve">•  </w:t>
+      </w:r>
+      <w:r>
+        <w:rPr>
+          <w:rFonts w:ascii="Calibri" w:hAnsi="Calibri"/>
+          <w:b w:val="0"/>
+          <w:color w:val="17202A"/>
+          <w:sz w:val="22"/>
+        </w:rPr>
+        <w:t>возобновлять завершённую консультацию;</w:t>
+      </w:r>
+    </w:p>
+    <w:p>
+      <w:pPr>
+        <w:spacing w:after="80" w:line="300" w:lineRule="exact"/>
+        <w:ind w:left="605" w:hanging="374"/>
+      </w:pPr>
+      <w:r>
+        <w:rPr>
+          <w:rFonts w:ascii="Calibri" w:hAnsi="Calibri"/>
+          <w:color w:val="17202A"/>
+          <w:sz w:val="22"/>
+        </w:rPr>
+        <w:t xml:space="preserve">•  </w:t>
+      </w:r>
+      <w:r>
+        <w:rPr>
+          <w:rFonts w:ascii="Calibri" w:hAnsi="Calibri"/>
+          <w:b w:val="0"/>
+          <w:color w:val="17202A"/>
+          <w:sz w:val="22"/>
+        </w:rPr>
+        <w:t>менять применённую настройку или финансовый результат.</w:t>
+      </w:r>
+    </w:p>
+    <w:p>
+      <w:pPr>
+        <w:pStyle w:val="Heading2"/>
+      </w:pPr>
+      <w:r>
+        <w:t>5.4. Завершённая карточка</w:t>
+      </w:r>
+    </w:p>
+    <w:p>
+      <w:r>
+        <w:rPr>
+          <w:rFonts w:ascii="Calibri" w:hAnsi="Calibri"/>
+          <w:b w:val="0"/>
+          <w:color w:val="17202A"/>
+          <w:sz w:val="22"/>
+        </w:rPr>
+        <w:t>После получения конечного состояния карточка становится постоянной записью результата. Она показывает разрешённую историю, итоговые время и credits, причину завершения и связанные процессы. Для новой консультации создаётся новая карточка внутри того же постоянного диалога.</w:t>
+      </w:r>
+    </w:p>
+    <w:p>
+      <w:pPr>
+        <w:pStyle w:val="Heading1"/>
+      </w:pPr>
+      <w:r>
+        <w:t>6. Обязательные продуктовые правила</w:t>
+      </w:r>
+    </w:p>
+    <w:p>
+      <w:pPr>
+        <w:spacing w:after="80" w:line="300" w:lineRule="exact"/>
+        <w:ind w:left="605" w:hanging="374"/>
+      </w:pPr>
+      <w:r>
+        <w:rPr>
+          <w:rFonts w:ascii="Calibri" w:hAnsi="Calibri"/>
+          <w:color w:val="17202A"/>
+          <w:sz w:val="22"/>
+        </w:rPr>
+        <w:t xml:space="preserve">1.  </w:t>
+      </w:r>
+      <w:r>
+        <w:rPr>
+          <w:rFonts w:ascii="Calibri" w:hAnsi="Calibri"/>
+          <w:b w:val="0"/>
+          <w:color w:val="17202A"/>
+          <w:sz w:val="22"/>
+        </w:rPr>
+        <w:t>У одной консультации есть один клиент, одна публичная экспертная анкета и один фактический агент на момент проведения.</w:t>
+      </w:r>
+    </w:p>
+    <w:p>
+      <w:pPr>
+        <w:spacing w:after="80" w:line="300" w:lineRule="exact"/>
+        <w:ind w:left="605" w:hanging="374"/>
+      </w:pPr>
+      <w:r>
+        <w:rPr>
+          <w:rFonts w:ascii="Calibri" w:hAnsi="Calibri"/>
+          <w:color w:val="17202A"/>
+          <w:sz w:val="22"/>
+        </w:rPr>
+        <w:t xml:space="preserve">2.  </w:t>
+      </w:r>
+      <w:r>
+        <w:rPr>
+          <w:rFonts w:ascii="Calibri" w:hAnsi="Calibri"/>
+          <w:b w:val="0"/>
+          <w:color w:val="17202A"/>
+          <w:sz w:val="22"/>
+        </w:rPr>
+        <w:t>Клиент всегда видит экспертную анкету, но не внутреннюю личность агента.</w:t>
+      </w:r>
+    </w:p>
+    <w:p>
+      <w:pPr>
+        <w:spacing w:after="80" w:line="300" w:lineRule="exact"/>
+        <w:ind w:left="605" w:hanging="374"/>
+      </w:pPr>
+      <w:r>
+        <w:rPr>
+          <w:rFonts w:ascii="Calibri" w:hAnsi="Calibri"/>
+          <w:color w:val="17202A"/>
+          <w:sz w:val="22"/>
+        </w:rPr>
+        <w:t xml:space="preserve">3.  </w:t>
+      </w:r>
+      <w:r>
+        <w:rPr>
+          <w:rFonts w:ascii="Calibri" w:hAnsi="Calibri"/>
+          <w:b w:val="0"/>
+          <w:color w:val="17202A"/>
+          <w:sz w:val="22"/>
+        </w:rPr>
+        <w:t>Super-admin всегда может установить, какой агент фактически выполнял каждое действие.</w:t>
+      </w:r>
+    </w:p>
+    <w:p>
+      <w:pPr>
+        <w:spacing w:after="80" w:line="300" w:lineRule="exact"/>
+        <w:ind w:left="605" w:hanging="374"/>
+      </w:pPr>
+      <w:r>
+        <w:rPr>
+          <w:rFonts w:ascii="Calibri" w:hAnsi="Calibri"/>
+          <w:color w:val="17202A"/>
+          <w:sz w:val="22"/>
+        </w:rPr>
+        <w:t xml:space="preserve">4.  </w:t>
+      </w:r>
+      <w:r>
+        <w:rPr>
+          <w:rFonts w:ascii="Calibri" w:hAnsi="Calibri"/>
+          <w:b w:val="0"/>
+          <w:color w:val="17202A"/>
+          <w:sz w:val="22"/>
+        </w:rPr>
+        <w:t>Переназначение экспертной анкеты после завершения не меняет исторического агента консультации.</w:t>
+      </w:r>
+    </w:p>
+    <w:p>
+      <w:pPr>
+        <w:spacing w:after="80" w:line="300" w:lineRule="exact"/>
+        <w:ind w:left="605" w:hanging="374"/>
+      </w:pPr>
+      <w:r>
+        <w:rPr>
+          <w:rFonts w:ascii="Calibri" w:hAnsi="Calibri"/>
+          <w:color w:val="17202A"/>
+          <w:sz w:val="22"/>
+        </w:rPr>
+        <w:t xml:space="preserve">5.  </w:t>
+      </w:r>
+      <w:r>
+        <w:rPr>
+          <w:rFonts w:ascii="Calibri" w:hAnsi="Calibri"/>
+          <w:b w:val="0"/>
+          <w:color w:val="17202A"/>
+          <w:sz w:val="22"/>
+        </w:rPr>
+        <w:t>Один постоянный диалог может содержать несколько консультаций.</w:t>
+      </w:r>
+    </w:p>
+    <w:p>
+      <w:pPr>
+        <w:spacing w:after="80" w:line="300" w:lineRule="exact"/>
+        <w:ind w:left="605" w:hanging="374"/>
+      </w:pPr>
+      <w:r>
+        <w:rPr>
+          <w:rFonts w:ascii="Calibri" w:hAnsi="Calibri"/>
+          <w:color w:val="17202A"/>
+          <w:sz w:val="22"/>
+        </w:rPr>
+        <w:t xml:space="preserve">6.  </w:t>
+      </w:r>
+      <w:r>
+        <w:rPr>
+          <w:rFonts w:ascii="Calibri" w:hAnsi="Calibri"/>
+          <w:b w:val="0"/>
+          <w:color w:val="17202A"/>
+          <w:sz w:val="22"/>
+        </w:rPr>
+        <w:t>Каждая консультация имеет собственные время, состояния, цену, списания, возвраты и результат.</w:t>
+      </w:r>
+    </w:p>
+    <w:p>
+      <w:pPr>
+        <w:spacing w:after="80" w:line="300" w:lineRule="exact"/>
+        <w:ind w:left="605" w:hanging="374"/>
+      </w:pPr>
+      <w:r>
+        <w:rPr>
+          <w:rFonts w:ascii="Calibri" w:hAnsi="Calibri"/>
+          <w:color w:val="17202A"/>
+          <w:sz w:val="22"/>
+        </w:rPr>
+        <w:t xml:space="preserve">7.  </w:t>
+      </w:r>
+      <w:r>
+        <w:rPr>
+          <w:rFonts w:ascii="Calibri" w:hAnsi="Calibri"/>
+          <w:b w:val="0"/>
+          <w:color w:val="17202A"/>
+          <w:sz w:val="22"/>
+        </w:rPr>
+        <w:t>Карточка не является владельцем state machine и не может создавать переход в обход G1.3.</w:t>
+      </w:r>
+    </w:p>
+    <w:p>
+      <w:pPr>
+        <w:spacing w:after="80" w:line="300" w:lineRule="exact"/>
+        <w:ind w:left="605" w:hanging="374"/>
+      </w:pPr>
+      <w:r>
+        <w:rPr>
+          <w:rFonts w:ascii="Calibri" w:hAnsi="Calibri"/>
+          <w:color w:val="17202A"/>
+          <w:sz w:val="22"/>
+        </w:rPr>
+        <w:t xml:space="preserve">8.  </w:t>
+      </w:r>
+      <w:r>
+        <w:rPr>
+          <w:rFonts w:ascii="Calibri" w:hAnsi="Calibri"/>
+          <w:b w:val="0"/>
+          <w:color w:val="17202A"/>
+          <w:sz w:val="22"/>
+        </w:rPr>
+        <w:t>Карточка не является владельцем финансовой логики и не может создавать списание или возврат в обход G2.</w:t>
+      </w:r>
+    </w:p>
+    <w:p>
+      <w:pPr>
+        <w:spacing w:after="80" w:line="300" w:lineRule="exact"/>
+        <w:ind w:left="605" w:hanging="374"/>
+      </w:pPr>
+      <w:r>
+        <w:rPr>
+          <w:rFonts w:ascii="Calibri" w:hAnsi="Calibri"/>
+          <w:color w:val="17202A"/>
+          <w:sz w:val="22"/>
+        </w:rPr>
+        <w:t xml:space="preserve">9.  </w:t>
+      </w:r>
+      <w:r>
+        <w:rPr>
+          <w:rFonts w:ascii="Calibri" w:hAnsi="Calibri"/>
+          <w:b w:val="0"/>
+          <w:color w:val="17202A"/>
+          <w:sz w:val="22"/>
+        </w:rPr>
+        <w:t>Повтор команды не создаёт вторую карточку, второе событие или второе финансовое действие.</w:t>
+      </w:r>
+    </w:p>
+    <w:p>
+      <w:pPr>
+        <w:spacing w:after="80" w:line="300" w:lineRule="exact"/>
+        <w:ind w:left="605" w:hanging="374"/>
+      </w:pPr>
+      <w:r>
+        <w:rPr>
+          <w:rFonts w:ascii="Calibri" w:hAnsi="Calibri"/>
+          <w:color w:val="17202A"/>
+          <w:sz w:val="22"/>
+        </w:rPr>
+        <w:t xml:space="preserve">10.  </w:t>
+      </w:r>
+      <w:r>
+        <w:rPr>
+          <w:rFonts w:ascii="Calibri" w:hAnsi="Calibri"/>
+          <w:b w:val="0"/>
+          <w:color w:val="17202A"/>
+          <w:sz w:val="22"/>
+        </w:rPr>
+        <w:t>Чужой клиент, неназначенный агент или другая неуполномоченная роль не может открыть карточку или выполнить действие.</w:t>
+      </w:r>
+    </w:p>
+    <w:p>
+      <w:pPr>
+        <w:spacing w:after="80" w:line="300" w:lineRule="exact"/>
+        <w:ind w:left="605" w:hanging="374"/>
+      </w:pPr>
+      <w:r>
+        <w:rPr>
+          <w:rFonts w:ascii="Calibri" w:hAnsi="Calibri"/>
+          <w:color w:val="17202A"/>
+          <w:sz w:val="22"/>
+        </w:rPr>
+        <w:t xml:space="preserve">11.  </w:t>
+      </w:r>
+      <w:r>
+        <w:rPr>
+          <w:rFonts w:ascii="Calibri" w:hAnsi="Calibri"/>
+          <w:b w:val="0"/>
+          <w:color w:val="17202A"/>
+          <w:sz w:val="22"/>
+        </w:rPr>
+        <w:t>Любое ручное вмешательство сотрудника сохраняет автора, время и причину.</w:t>
+      </w:r>
+    </w:p>
+    <w:p>
+      <w:pPr>
+        <w:spacing w:after="80" w:line="300" w:lineRule="exact"/>
+        <w:ind w:left="605" w:hanging="374"/>
+      </w:pPr>
+      <w:r>
+        <w:rPr>
+          <w:rFonts w:ascii="Calibri" w:hAnsi="Calibri"/>
+          <w:color w:val="17202A"/>
+          <w:sz w:val="22"/>
+        </w:rPr>
+        <w:t xml:space="preserve">12.  </w:t>
+      </w:r>
+      <w:r>
+        <w:rPr>
+          <w:rFonts w:ascii="Calibri" w:hAnsi="Calibri"/>
+          <w:b w:val="0"/>
+          <w:color w:val="17202A"/>
+          <w:sz w:val="22"/>
+        </w:rPr>
+        <w:t>Карточка показывает применённые настройки как исторический snapshot и не меняет их задним числом.</w:t>
+      </w:r>
+    </w:p>
+    <w:p>
+      <w:pPr>
+        <w:spacing w:after="80" w:line="300" w:lineRule="exact"/>
+        <w:ind w:left="605" w:hanging="374"/>
+      </w:pPr>
+      <w:r>
+        <w:rPr>
+          <w:rFonts w:ascii="Calibri" w:hAnsi="Calibri"/>
+          <w:color w:val="17202A"/>
+          <w:sz w:val="22"/>
+        </w:rPr>
+        <w:t xml:space="preserve">13.  </w:t>
+      </w:r>
+      <w:r>
+        <w:rPr>
+          <w:rFonts w:ascii="Calibri" w:hAnsi="Calibri"/>
+          <w:b w:val="0"/>
+          <w:color w:val="17202A"/>
+          <w:sz w:val="22"/>
+        </w:rPr>
+        <w:t>Все поверхности карточки отображают одну фактическую историю, но скрывают данные согласно роли.</w:t>
+      </w:r>
+    </w:p>
+    <w:p>
+      <w:pPr>
+        <w:spacing w:after="80" w:line="300" w:lineRule="exact"/>
+        <w:ind w:left="605" w:hanging="374"/>
+      </w:pPr>
+      <w:r>
+        <w:rPr>
+          <w:rFonts w:ascii="Calibri" w:hAnsi="Calibri"/>
+          <w:color w:val="17202A"/>
+          <w:sz w:val="22"/>
+        </w:rPr>
+        <w:t xml:space="preserve">14.  </w:t>
+      </w:r>
+      <w:r>
+        <w:rPr>
+          <w:rFonts w:ascii="Calibri" w:hAnsi="Calibri"/>
+          <w:b w:val="0"/>
+          <w:color w:val="17202A"/>
+          <w:sz w:val="22"/>
+        </w:rPr>
+        <w:t>Значения состояния, таймеров и итогов в карточке должны совпадать с readback соответствующих систем-владельцев.</w:t>
+      </w:r>
+    </w:p>
+    <w:p>
+      <w:pPr>
+        <w:pStyle w:val="Heading1"/>
+      </w:pPr>
+      <w:r>
+        <w:t>7. Что должно быть видно клиенту</w:t>
+      </w:r>
+    </w:p>
+    <w:p>
+      <w:pPr>
+        <w:keepNext/>
+      </w:pPr>
+      <w:r>
+        <w:rPr>
+          <w:rFonts w:ascii="Calibri" w:hAnsi="Calibri"/>
+          <w:b w:val="0"/>
+          <w:color w:val="17202A"/>
+          <w:sz w:val="22"/>
+        </w:rPr>
+        <w:t>В рамках консультации клиенту нужны:</w:t>
+      </w:r>
+    </w:p>
+    <w:p>
+      <w:pPr>
+        <w:spacing w:after="80" w:line="300" w:lineRule="exact"/>
+        <w:ind w:left="605" w:hanging="374"/>
+      </w:pPr>
+      <w:r>
+        <w:rPr>
+          <w:rFonts w:ascii="Calibri" w:hAnsi="Calibri"/>
+          <w:color w:val="17202A"/>
+          <w:sz w:val="22"/>
+        </w:rPr>
+        <w:t xml:space="preserve">•  </w:t>
+      </w:r>
+      <w:r>
+        <w:rPr>
+          <w:rFonts w:ascii="Calibri" w:hAnsi="Calibri"/>
+          <w:b w:val="0"/>
+          <w:color w:val="17202A"/>
+          <w:sz w:val="22"/>
+        </w:rPr>
+        <w:t>имя и образ выбранной экспертной анкеты;</w:t>
+      </w:r>
+    </w:p>
+    <w:p>
+      <w:pPr>
+        <w:spacing w:after="80" w:line="300" w:lineRule="exact"/>
+        <w:ind w:left="605" w:hanging="374"/>
+      </w:pPr>
+      <w:r>
+        <w:rPr>
+          <w:rFonts w:ascii="Calibri" w:hAnsi="Calibri"/>
+          <w:color w:val="17202A"/>
+          <w:sz w:val="22"/>
+        </w:rPr>
+        <w:t xml:space="preserve">•  </w:t>
+      </w:r>
+      <w:r>
+        <w:rPr>
+          <w:rFonts w:ascii="Calibri" w:hAnsi="Calibri"/>
+          <w:b w:val="0"/>
+          <w:color w:val="17202A"/>
+          <w:sz w:val="22"/>
+        </w:rPr>
+        <w:t>понятный текущий этап;</w:t>
+      </w:r>
+    </w:p>
+    <w:p>
+      <w:pPr>
+        <w:spacing w:after="80" w:line="300" w:lineRule="exact"/>
+        <w:ind w:left="605" w:hanging="374"/>
+      </w:pPr>
+      <w:r>
+        <w:rPr>
+          <w:rFonts w:ascii="Calibri" w:hAnsi="Calibri"/>
+          <w:color w:val="17202A"/>
+          <w:sz w:val="22"/>
+        </w:rPr>
+        <w:t xml:space="preserve">•  </w:t>
+      </w:r>
+      <w:r>
+        <w:rPr>
+          <w:rFonts w:ascii="Calibri" w:hAnsi="Calibri"/>
+          <w:b w:val="0"/>
+          <w:color w:val="17202A"/>
+          <w:sz w:val="22"/>
+        </w:rPr>
+        <w:t>состояние запроса и подключения;</w:t>
+      </w:r>
+    </w:p>
+    <w:p>
+      <w:pPr>
+        <w:spacing w:after="80" w:line="300" w:lineRule="exact"/>
+        <w:ind w:left="605" w:hanging="374"/>
+      </w:pPr>
+      <w:r>
+        <w:rPr>
+          <w:rFonts w:ascii="Calibri" w:hAnsi="Calibri"/>
+          <w:color w:val="17202A"/>
+          <w:sz w:val="22"/>
+        </w:rPr>
+        <w:t xml:space="preserve">•  </w:t>
+      </w:r>
+      <w:r>
+        <w:rPr>
+          <w:rFonts w:ascii="Calibri" w:hAnsi="Calibri"/>
+          <w:b w:val="0"/>
+          <w:color w:val="17202A"/>
+          <w:sz w:val="22"/>
+        </w:rPr>
+        <w:t>trial countdown, если trial применим;</w:t>
+      </w:r>
+    </w:p>
+    <w:p>
+      <w:pPr>
+        <w:spacing w:after="80" w:line="300" w:lineRule="exact"/>
+        <w:ind w:left="605" w:hanging="374"/>
+      </w:pPr>
+      <w:r>
+        <w:rPr>
+          <w:rFonts w:ascii="Calibri" w:hAnsi="Calibri"/>
+          <w:color w:val="17202A"/>
+          <w:sz w:val="22"/>
+        </w:rPr>
+        <w:t xml:space="preserve">•  </w:t>
+      </w:r>
+      <w:r>
+        <w:rPr>
+          <w:rFonts w:ascii="Calibri" w:hAnsi="Calibri"/>
+          <w:b w:val="0"/>
+          <w:color w:val="17202A"/>
+          <w:sz w:val="22"/>
+        </w:rPr>
+        <w:t>цена paid-минуты в credits;</w:t>
+      </w:r>
+    </w:p>
+    <w:p>
+      <w:pPr>
+        <w:spacing w:after="80" w:line="300" w:lineRule="exact"/>
+        <w:ind w:left="605" w:hanging="374"/>
+      </w:pPr>
+      <w:r>
+        <w:rPr>
+          <w:rFonts w:ascii="Calibri" w:hAnsi="Calibri"/>
+          <w:color w:val="17202A"/>
+          <w:sz w:val="22"/>
+        </w:rPr>
+        <w:t xml:space="preserve">•  </w:t>
+      </w:r>
+      <w:r>
+        <w:rPr>
+          <w:rFonts w:ascii="Calibri" w:hAnsi="Calibri"/>
+          <w:b w:val="0"/>
+          <w:color w:val="17202A"/>
+          <w:sz w:val="22"/>
+        </w:rPr>
+        <w:t>paid timer;</w:t>
+      </w:r>
+    </w:p>
+    <w:p>
+      <w:pPr>
+        <w:spacing w:after="80" w:line="300" w:lineRule="exact"/>
+        <w:ind w:left="605" w:hanging="374"/>
+      </w:pPr>
+      <w:r>
+        <w:rPr>
+          <w:rFonts w:ascii="Calibri" w:hAnsi="Calibri"/>
+          <w:color w:val="17202A"/>
+          <w:sz w:val="22"/>
+        </w:rPr>
+        <w:t xml:space="preserve">•  </w:t>
+      </w:r>
+      <w:r>
+        <w:rPr>
+          <w:rFonts w:ascii="Calibri" w:hAnsi="Calibri"/>
+          <w:b w:val="0"/>
+          <w:color w:val="17202A"/>
+          <w:sz w:val="22"/>
+        </w:rPr>
+        <w:t>предупреждение о низком балансе;</w:t>
+      </w:r>
+    </w:p>
+    <w:p>
+      <w:pPr>
+        <w:spacing w:after="80" w:line="300" w:lineRule="exact"/>
+        <w:ind w:left="605" w:hanging="374"/>
+      </w:pPr>
+      <w:r>
+        <w:rPr>
+          <w:rFonts w:ascii="Calibri" w:hAnsi="Calibri"/>
+          <w:color w:val="17202A"/>
+          <w:sz w:val="22"/>
+        </w:rPr>
+        <w:t xml:space="preserve">•  </w:t>
+      </w:r>
+      <w:r>
+        <w:rPr>
+          <w:rFonts w:ascii="Calibri" w:hAnsi="Calibri"/>
+          <w:b w:val="0"/>
+          <w:color w:val="17202A"/>
+          <w:sz w:val="22"/>
+        </w:rPr>
+        <w:t>balance-pause countdown и действие пополнения;</w:t>
+      </w:r>
+    </w:p>
+    <w:p>
+      <w:pPr>
+        <w:spacing w:after="80" w:line="300" w:lineRule="exact"/>
+        <w:ind w:left="605" w:hanging="374"/>
+      </w:pPr>
+      <w:r>
+        <w:rPr>
+          <w:rFonts w:ascii="Calibri" w:hAnsi="Calibri"/>
+          <w:color w:val="17202A"/>
+          <w:sz w:val="22"/>
+        </w:rPr>
+        <w:t xml:space="preserve">•  </w:t>
+      </w:r>
+      <w:r>
+        <w:rPr>
+          <w:rFonts w:ascii="Calibri" w:hAnsi="Calibri"/>
+          <w:b w:val="0"/>
+          <w:color w:val="17202A"/>
+          <w:sz w:val="22"/>
+        </w:rPr>
+        <w:t>состояние восстановления связи;</w:t>
+      </w:r>
+    </w:p>
+    <w:p>
+      <w:pPr>
+        <w:spacing w:after="80" w:line="300" w:lineRule="exact"/>
+        <w:ind w:left="605" w:hanging="374"/>
+      </w:pPr>
+      <w:r>
+        <w:rPr>
+          <w:rFonts w:ascii="Calibri" w:hAnsi="Calibri"/>
+          <w:color w:val="17202A"/>
+          <w:sz w:val="22"/>
+        </w:rPr>
+        <w:t xml:space="preserve">•  </w:t>
+      </w:r>
+      <w:r>
+        <w:rPr>
+          <w:rFonts w:ascii="Calibri" w:hAnsi="Calibri"/>
+          <w:b w:val="0"/>
+          <w:color w:val="17202A"/>
+          <w:sz w:val="22"/>
+        </w:rPr>
+        <w:t>понятная причина завершения;</w:t>
+      </w:r>
+    </w:p>
+    <w:p>
+      <w:pPr>
+        <w:spacing w:after="80" w:line="300" w:lineRule="exact"/>
+        <w:ind w:left="605" w:hanging="374"/>
+      </w:pPr>
+      <w:r>
+        <w:rPr>
+          <w:rFonts w:ascii="Calibri" w:hAnsi="Calibri"/>
+          <w:color w:val="17202A"/>
+          <w:sz w:val="22"/>
+        </w:rPr>
+        <w:t xml:space="preserve">•  </w:t>
+      </w:r>
+      <w:r>
+        <w:rPr>
+          <w:rFonts w:ascii="Calibri" w:hAnsi="Calibri"/>
+          <w:b w:val="0"/>
+          <w:color w:val="17202A"/>
+          <w:sz w:val="22"/>
+        </w:rPr>
+        <w:t>история завершённых консультаций без внутренних staff-данных.</w:t>
+      </w:r>
+    </w:p>
+    <w:p>
+      <w:pPr>
+        <w:keepNext/>
+      </w:pPr>
+      <w:r>
+        <w:rPr>
+          <w:rFonts w:ascii="Calibri" w:hAnsi="Calibri"/>
+          <w:b w:val="0"/>
+          <w:color w:val="17202A"/>
+          <w:sz w:val="22"/>
+        </w:rPr>
+        <w:t>Клиент не должен видеть:</w:t>
+      </w:r>
+    </w:p>
+    <w:p>
+      <w:pPr>
+        <w:spacing w:after="80" w:line="300" w:lineRule="exact"/>
+        <w:ind w:left="605" w:hanging="374"/>
+      </w:pPr>
+      <w:r>
+        <w:rPr>
+          <w:rFonts w:ascii="Calibri" w:hAnsi="Calibri"/>
+          <w:color w:val="17202A"/>
+          <w:sz w:val="22"/>
+        </w:rPr>
+        <w:t xml:space="preserve">•  </w:t>
+      </w:r>
+      <w:r>
+        <w:rPr>
+          <w:rFonts w:ascii="Calibri" w:hAnsi="Calibri"/>
+          <w:b w:val="0"/>
+          <w:color w:val="17202A"/>
+          <w:sz w:val="22"/>
+        </w:rPr>
+        <w:t>имя или внутренний ID агента;</w:t>
+      </w:r>
+    </w:p>
+    <w:p>
+      <w:pPr>
+        <w:spacing w:after="80" w:line="300" w:lineRule="exact"/>
+        <w:ind w:left="605" w:hanging="374"/>
+      </w:pPr>
+      <w:r>
+        <w:rPr>
+          <w:rFonts w:ascii="Calibri" w:hAnsi="Calibri"/>
+          <w:color w:val="17202A"/>
+          <w:sz w:val="22"/>
+        </w:rPr>
+        <w:t xml:space="preserve">•  </w:t>
+      </w:r>
+      <w:r>
+        <w:rPr>
+          <w:rFonts w:ascii="Calibri" w:hAnsi="Calibri"/>
+          <w:b w:val="0"/>
+          <w:color w:val="17202A"/>
+          <w:sz w:val="22"/>
+        </w:rPr>
+        <w:t>внутренние комментарии;</w:t>
+      </w:r>
+    </w:p>
+    <w:p>
+      <w:pPr>
+        <w:spacing w:after="80" w:line="300" w:lineRule="exact"/>
+        <w:ind w:left="605" w:hanging="374"/>
+      </w:pPr>
+      <w:r>
+        <w:rPr>
+          <w:rFonts w:ascii="Calibri" w:hAnsi="Calibri"/>
+          <w:color w:val="17202A"/>
+          <w:sz w:val="22"/>
+        </w:rPr>
+        <w:t xml:space="preserve">•  </w:t>
+      </w:r>
+      <w:r>
+        <w:rPr>
+          <w:rFonts w:ascii="Calibri" w:hAnsi="Calibri"/>
+          <w:b w:val="0"/>
+          <w:color w:val="17202A"/>
+          <w:sz w:val="22"/>
+        </w:rPr>
+        <w:t>служебные причины назначения;</w:t>
+      </w:r>
+    </w:p>
+    <w:p>
+      <w:pPr>
+        <w:spacing w:after="80" w:line="300" w:lineRule="exact"/>
+        <w:ind w:left="605" w:hanging="374"/>
+      </w:pPr>
+      <w:r>
+        <w:rPr>
+          <w:rFonts w:ascii="Calibri" w:hAnsi="Calibri"/>
+          <w:color w:val="17202A"/>
+          <w:sz w:val="22"/>
+        </w:rPr>
+        <w:t xml:space="preserve">•  </w:t>
+      </w:r>
+      <w:r>
+        <w:rPr>
+          <w:rFonts w:ascii="Calibri" w:hAnsi="Calibri"/>
+          <w:b w:val="0"/>
+          <w:color w:val="17202A"/>
+          <w:sz w:val="22"/>
+        </w:rPr>
+        <w:t>staff audit;</w:t>
+      </w:r>
+    </w:p>
+    <w:p>
+      <w:pPr>
+        <w:spacing w:after="80" w:line="300" w:lineRule="exact"/>
+        <w:ind w:left="605" w:hanging="374"/>
+      </w:pPr>
+      <w:r>
+        <w:rPr>
+          <w:rFonts w:ascii="Calibri" w:hAnsi="Calibri"/>
+          <w:color w:val="17202A"/>
+          <w:sz w:val="22"/>
+        </w:rPr>
+        <w:t xml:space="preserve">•  </w:t>
+      </w:r>
+      <w:r>
+        <w:rPr>
+          <w:rFonts w:ascii="Calibri" w:hAnsi="Calibri"/>
+          <w:b w:val="0"/>
+          <w:color w:val="17202A"/>
+          <w:sz w:val="22"/>
+        </w:rPr>
+        <w:t>внутренние финансовые расчёты агента.</w:t>
+      </w:r>
+    </w:p>
+    <w:p>
+      <w:pPr>
+        <w:pStyle w:val="Heading1"/>
+      </w:pPr>
+      <w:r>
+        <w:t>8. Что должно быть видно агенту</w:t>
+      </w:r>
+    </w:p>
+    <w:p>
+      <w:pPr>
+        <w:keepNext/>
+      </w:pPr>
+      <w:r>
+        <w:rPr>
+          <w:rFonts w:ascii="Calibri" w:hAnsi="Calibri"/>
+          <w:b w:val="0"/>
+          <w:color w:val="17202A"/>
+          <w:sz w:val="22"/>
+        </w:rPr>
+        <w:t>Агенту нужны:</w:t>
+      </w:r>
+    </w:p>
+    <w:p>
+      <w:pPr>
+        <w:spacing w:after="80" w:line="300" w:lineRule="exact"/>
+        <w:ind w:left="605" w:hanging="374"/>
+      </w:pPr>
+      <w:r>
+        <w:rPr>
+          <w:rFonts w:ascii="Calibri" w:hAnsi="Calibri"/>
+          <w:color w:val="17202A"/>
+          <w:sz w:val="22"/>
+        </w:rPr>
+        <w:t xml:space="preserve">•  </w:t>
+      </w:r>
+      <w:r>
+        <w:rPr>
+          <w:rFonts w:ascii="Calibri" w:hAnsi="Calibri"/>
+          <w:b w:val="0"/>
+          <w:color w:val="17202A"/>
+          <w:sz w:val="22"/>
+        </w:rPr>
+        <w:t>карточка активной консультации;</w:t>
+      </w:r>
+    </w:p>
+    <w:p>
+      <w:pPr>
+        <w:spacing w:after="80" w:line="300" w:lineRule="exact"/>
+        <w:ind w:left="605" w:hanging="374"/>
+      </w:pPr>
+      <w:r>
+        <w:rPr>
+          <w:rFonts w:ascii="Calibri" w:hAnsi="Calibri"/>
+          <w:color w:val="17202A"/>
+          <w:sz w:val="22"/>
+        </w:rPr>
+        <w:t xml:space="preserve">•  </w:t>
+      </w:r>
+      <w:r>
+        <w:rPr>
+          <w:rFonts w:ascii="Calibri" w:hAnsi="Calibri"/>
+          <w:b w:val="0"/>
+          <w:color w:val="17202A"/>
+          <w:sz w:val="22"/>
+        </w:rPr>
+        <w:t>клиентский контекст, разрешённый политикой;</w:t>
+      </w:r>
+    </w:p>
+    <w:p>
+      <w:pPr>
+        <w:spacing w:after="80" w:line="300" w:lineRule="exact"/>
+        <w:ind w:left="605" w:hanging="374"/>
+      </w:pPr>
+      <w:r>
+        <w:rPr>
+          <w:rFonts w:ascii="Calibri" w:hAnsi="Calibri"/>
+          <w:color w:val="17202A"/>
+          <w:sz w:val="22"/>
+        </w:rPr>
+        <w:t xml:space="preserve">•  </w:t>
+      </w:r>
+      <w:r>
+        <w:rPr>
+          <w:rFonts w:ascii="Calibri" w:hAnsi="Calibri"/>
+          <w:b w:val="0"/>
+          <w:color w:val="17202A"/>
+          <w:sz w:val="22"/>
+        </w:rPr>
+        <w:t>экспертная анкета, от имени которой ведётся консультация;</w:t>
+      </w:r>
+    </w:p>
+    <w:p>
+      <w:pPr>
+        <w:spacing w:after="80" w:line="300" w:lineRule="exact"/>
+        <w:ind w:left="605" w:hanging="374"/>
+      </w:pPr>
+      <w:r>
+        <w:rPr>
+          <w:rFonts w:ascii="Calibri" w:hAnsi="Calibri"/>
+          <w:color w:val="17202A"/>
+          <w:sz w:val="22"/>
+        </w:rPr>
+        <w:t xml:space="preserve">•  </w:t>
+      </w:r>
+      <w:r>
+        <w:rPr>
+          <w:rFonts w:ascii="Calibri" w:hAnsi="Calibri"/>
+          <w:b w:val="0"/>
+          <w:color w:val="17202A"/>
+          <w:sz w:val="22"/>
+        </w:rPr>
+        <w:t>этап подключения, trial, paid, pause или reconnect;</w:t>
+      </w:r>
+    </w:p>
+    <w:p>
+      <w:pPr>
+        <w:spacing w:after="80" w:line="300" w:lineRule="exact"/>
+        <w:ind w:left="605" w:hanging="374"/>
+      </w:pPr>
+      <w:r>
+        <w:rPr>
+          <w:rFonts w:ascii="Calibri" w:hAnsi="Calibri"/>
+          <w:color w:val="17202A"/>
+          <w:sz w:val="22"/>
+        </w:rPr>
+        <w:t xml:space="preserve">•  </w:t>
+      </w:r>
+      <w:r>
+        <w:rPr>
+          <w:rFonts w:ascii="Calibri" w:hAnsi="Calibri"/>
+          <w:b w:val="0"/>
+          <w:color w:val="17202A"/>
+          <w:sz w:val="22"/>
+        </w:rPr>
+        <w:t>таймеры;</w:t>
+      </w:r>
+    </w:p>
+    <w:p>
+      <w:pPr>
+        <w:spacing w:after="80" w:line="300" w:lineRule="exact"/>
+        <w:ind w:left="605" w:hanging="374"/>
+      </w:pPr>
+      <w:r>
+        <w:rPr>
+          <w:rFonts w:ascii="Calibri" w:hAnsi="Calibri"/>
+          <w:color w:val="17202A"/>
+          <w:sz w:val="22"/>
+        </w:rPr>
+        <w:t xml:space="preserve">•  </w:t>
+      </w:r>
+      <w:r>
+        <w:rPr>
+          <w:rFonts w:ascii="Calibri" w:hAnsi="Calibri"/>
+          <w:b w:val="0"/>
+          <w:color w:val="17202A"/>
+          <w:sz w:val="22"/>
+        </w:rPr>
+        <w:t>предупреждения и разрешённые действия;</w:t>
+      </w:r>
+    </w:p>
+    <w:p>
+      <w:pPr>
+        <w:spacing w:after="80" w:line="300" w:lineRule="exact"/>
+        <w:ind w:left="605" w:hanging="374"/>
+      </w:pPr>
+      <w:r>
+        <w:rPr>
+          <w:rFonts w:ascii="Calibri" w:hAnsi="Calibri"/>
+          <w:color w:val="17202A"/>
+          <w:sz w:val="22"/>
+        </w:rPr>
+        <w:t xml:space="preserve">•  </w:t>
+      </w:r>
+      <w:r>
+        <w:rPr>
+          <w:rFonts w:ascii="Calibri" w:hAnsi="Calibri"/>
+          <w:b w:val="0"/>
+          <w:color w:val="17202A"/>
+          <w:sz w:val="22"/>
+        </w:rPr>
+        <w:t>понятный результат каждого действия.</w:t>
+      </w:r>
+    </w:p>
+    <w:p>
+      <w:pPr>
+        <w:keepNext/>
+      </w:pPr>
+      <w:r>
+        <w:rPr>
+          <w:rFonts w:ascii="Calibri" w:hAnsi="Calibri"/>
+          <w:b w:val="0"/>
+          <w:color w:val="17202A"/>
+          <w:sz w:val="22"/>
+        </w:rPr>
+        <w:t>Агент не должен:</w:t>
+      </w:r>
+    </w:p>
+    <w:p>
+      <w:pPr>
+        <w:spacing w:after="80" w:line="300" w:lineRule="exact"/>
+        <w:ind w:left="605" w:hanging="374"/>
+      </w:pPr>
+      <w:r>
+        <w:rPr>
+          <w:rFonts w:ascii="Calibri" w:hAnsi="Calibri"/>
+          <w:color w:val="17202A"/>
+          <w:sz w:val="22"/>
+        </w:rPr>
+        <w:t xml:space="preserve">•  </w:t>
+      </w:r>
+      <w:r>
+        <w:rPr>
+          <w:rFonts w:ascii="Calibri" w:hAnsi="Calibri"/>
+          <w:b w:val="0"/>
+          <w:color w:val="17202A"/>
+          <w:sz w:val="22"/>
+        </w:rPr>
+        <w:t>открывать консультации неназначенных ему анкет;</w:t>
+      </w:r>
+    </w:p>
+    <w:p>
+      <w:pPr>
+        <w:spacing w:after="80" w:line="300" w:lineRule="exact"/>
+        <w:ind w:left="605" w:hanging="374"/>
+      </w:pPr>
+      <w:r>
+        <w:rPr>
+          <w:rFonts w:ascii="Calibri" w:hAnsi="Calibri"/>
+          <w:color w:val="17202A"/>
+          <w:sz w:val="22"/>
+        </w:rPr>
+        <w:t xml:space="preserve">•  </w:t>
+      </w:r>
+      <w:r>
+        <w:rPr>
+          <w:rFonts w:ascii="Calibri" w:hAnsi="Calibri"/>
+          <w:b w:val="0"/>
+          <w:color w:val="17202A"/>
+          <w:sz w:val="22"/>
+        </w:rPr>
+        <w:t>менять исторического участника;</w:t>
+      </w:r>
+    </w:p>
+    <w:p>
+      <w:pPr>
+        <w:spacing w:after="80" w:line="300" w:lineRule="exact"/>
+        <w:ind w:left="605" w:hanging="374"/>
+      </w:pPr>
+      <w:r>
+        <w:rPr>
+          <w:rFonts w:ascii="Calibri" w:hAnsi="Calibri"/>
+          <w:color w:val="17202A"/>
+          <w:sz w:val="22"/>
+        </w:rPr>
+        <w:t xml:space="preserve">•  </w:t>
+      </w:r>
+      <w:r>
+        <w:rPr>
+          <w:rFonts w:ascii="Calibri" w:hAnsi="Calibri"/>
+          <w:b w:val="0"/>
+          <w:color w:val="17202A"/>
+          <w:sz w:val="22"/>
+        </w:rPr>
+        <w:t>вручную менять цену, списания или сохранённые настройки;</w:t>
+      </w:r>
+    </w:p>
+    <w:p>
+      <w:pPr>
+        <w:spacing w:after="80" w:line="300" w:lineRule="exact"/>
+        <w:ind w:left="605" w:hanging="374"/>
+      </w:pPr>
+      <w:r>
+        <w:rPr>
+          <w:rFonts w:ascii="Calibri" w:hAnsi="Calibri"/>
+          <w:color w:val="17202A"/>
+          <w:sz w:val="22"/>
+        </w:rPr>
+        <w:t xml:space="preserve">•  </w:t>
+      </w:r>
+      <w:r>
+        <w:rPr>
+          <w:rFonts w:ascii="Calibri" w:hAnsi="Calibri"/>
+          <w:b w:val="0"/>
+          <w:color w:val="17202A"/>
+          <w:sz w:val="22"/>
+        </w:rPr>
+        <w:t>запускать вторую одновременную paid-консультацию;</w:t>
+      </w:r>
+    </w:p>
+    <w:p>
+      <w:pPr>
+        <w:spacing w:after="80" w:line="300" w:lineRule="exact"/>
+        <w:ind w:left="605" w:hanging="374"/>
+      </w:pPr>
+      <w:r>
+        <w:rPr>
+          <w:rFonts w:ascii="Calibri" w:hAnsi="Calibri"/>
+          <w:color w:val="17202A"/>
+          <w:sz w:val="22"/>
+        </w:rPr>
+        <w:t xml:space="preserve">•  </w:t>
+      </w:r>
+      <w:r>
+        <w:rPr>
+          <w:rFonts w:ascii="Calibri" w:hAnsi="Calibri"/>
+          <w:b w:val="0"/>
+          <w:color w:val="17202A"/>
+          <w:sz w:val="22"/>
+        </w:rPr>
+        <w:t>обходить финальное состояние.</w:t>
+      </w:r>
+    </w:p>
+    <w:p>
+      <w:pPr>
+        <w:pStyle w:val="Heading1"/>
+      </w:pPr>
+      <w:r>
+        <w:t>9. Что должно быть видно super-admin</w:t>
+      </w:r>
+    </w:p>
+    <w:p>
+      <w:pPr>
+        <w:keepNext/>
+      </w:pPr>
+      <w:r>
+        <w:rPr>
+          <w:rFonts w:ascii="Calibri" w:hAnsi="Calibri"/>
+          <w:b w:val="0"/>
+          <w:color w:val="17202A"/>
+          <w:sz w:val="22"/>
+        </w:rPr>
+        <w:t>В полной карточке super-admin должен видеть:</w:t>
+      </w:r>
+    </w:p>
+    <w:p>
+      <w:pPr>
+        <w:spacing w:after="80" w:line="300" w:lineRule="exact"/>
+        <w:ind w:left="605" w:hanging="374"/>
+      </w:pPr>
+      <w:r>
+        <w:rPr>
+          <w:rFonts w:ascii="Calibri" w:hAnsi="Calibri"/>
+          <w:color w:val="17202A"/>
+          <w:sz w:val="22"/>
+        </w:rPr>
+        <w:t xml:space="preserve">•  </w:t>
+      </w:r>
+      <w:r>
+        <w:rPr>
+          <w:rFonts w:ascii="Calibri" w:hAnsi="Calibri"/>
+          <w:b w:val="0"/>
+          <w:color w:val="17202A"/>
+          <w:sz w:val="22"/>
+        </w:rPr>
+        <w:t>ID консультации и связанного диалога;</w:t>
+      </w:r>
+    </w:p>
+    <w:p>
+      <w:pPr>
+        <w:spacing w:after="80" w:line="300" w:lineRule="exact"/>
+        <w:ind w:left="605" w:hanging="374"/>
+      </w:pPr>
+      <w:r>
+        <w:rPr>
+          <w:rFonts w:ascii="Calibri" w:hAnsi="Calibri"/>
+          <w:color w:val="17202A"/>
+          <w:sz w:val="22"/>
+        </w:rPr>
+        <w:t xml:space="preserve">•  </w:t>
+      </w:r>
+      <w:r>
+        <w:rPr>
+          <w:rFonts w:ascii="Calibri" w:hAnsi="Calibri"/>
+          <w:b w:val="0"/>
+          <w:color w:val="17202A"/>
+          <w:sz w:val="22"/>
+        </w:rPr>
+        <w:t>клиента;</w:t>
+      </w:r>
+    </w:p>
+    <w:p>
+      <w:pPr>
+        <w:spacing w:after="80" w:line="300" w:lineRule="exact"/>
+        <w:ind w:left="605" w:hanging="374"/>
+      </w:pPr>
+      <w:r>
+        <w:rPr>
+          <w:rFonts w:ascii="Calibri" w:hAnsi="Calibri"/>
+          <w:color w:val="17202A"/>
+          <w:sz w:val="22"/>
+        </w:rPr>
+        <w:t xml:space="preserve">•  </w:t>
+      </w:r>
+      <w:r>
+        <w:rPr>
+          <w:rFonts w:ascii="Calibri" w:hAnsi="Calibri"/>
+          <w:b w:val="0"/>
+          <w:color w:val="17202A"/>
+          <w:sz w:val="22"/>
+        </w:rPr>
+        <w:t>публичную экспертную анкету;</w:t>
+      </w:r>
+    </w:p>
+    <w:p>
+      <w:pPr>
+        <w:spacing w:after="80" w:line="300" w:lineRule="exact"/>
+        <w:ind w:left="605" w:hanging="374"/>
+      </w:pPr>
+      <w:r>
+        <w:rPr>
+          <w:rFonts w:ascii="Calibri" w:hAnsi="Calibri"/>
+          <w:color w:val="17202A"/>
+          <w:sz w:val="22"/>
+        </w:rPr>
+        <w:t xml:space="preserve">•  </w:t>
+      </w:r>
+      <w:r>
+        <w:rPr>
+          <w:rFonts w:ascii="Calibri" w:hAnsi="Calibri"/>
+          <w:b w:val="0"/>
+          <w:color w:val="17202A"/>
+          <w:sz w:val="22"/>
+        </w:rPr>
+        <w:t>фактического агента;</w:t>
+      </w:r>
+    </w:p>
+    <w:p>
+      <w:pPr>
+        <w:spacing w:after="80" w:line="300" w:lineRule="exact"/>
+        <w:ind w:left="605" w:hanging="374"/>
+      </w:pPr>
+      <w:r>
+        <w:rPr>
+          <w:rFonts w:ascii="Calibri" w:hAnsi="Calibri"/>
+          <w:color w:val="17202A"/>
+          <w:sz w:val="22"/>
+        </w:rPr>
+        <w:t xml:space="preserve">•  </w:t>
+      </w:r>
+      <w:r>
+        <w:rPr>
+          <w:rFonts w:ascii="Calibri" w:hAnsi="Calibri"/>
+          <w:b w:val="0"/>
+          <w:color w:val="17202A"/>
+          <w:sz w:val="22"/>
+        </w:rPr>
+        <w:t>текущий и финальный статус;</w:t>
+      </w:r>
+    </w:p>
+    <w:p>
+      <w:pPr>
+        <w:spacing w:after="80" w:line="300" w:lineRule="exact"/>
+        <w:ind w:left="605" w:hanging="374"/>
+      </w:pPr>
+      <w:r>
+        <w:rPr>
+          <w:rFonts w:ascii="Calibri" w:hAnsi="Calibri"/>
+          <w:color w:val="17202A"/>
+          <w:sz w:val="22"/>
+        </w:rPr>
+        <w:t xml:space="preserve">•  </w:t>
+      </w:r>
+      <w:r>
+        <w:rPr>
+          <w:rFonts w:ascii="Calibri" w:hAnsi="Calibri"/>
+          <w:b w:val="0"/>
+          <w:color w:val="17202A"/>
+          <w:sz w:val="22"/>
+        </w:rPr>
+        <w:t>даты и длительности основных этапов;</w:t>
+      </w:r>
+    </w:p>
+    <w:p>
+      <w:pPr>
+        <w:spacing w:after="80" w:line="300" w:lineRule="exact"/>
+        <w:ind w:left="605" w:hanging="374"/>
+      </w:pPr>
+      <w:r>
+        <w:rPr>
+          <w:rFonts w:ascii="Calibri" w:hAnsi="Calibri"/>
+          <w:color w:val="17202A"/>
+          <w:sz w:val="22"/>
+        </w:rPr>
+        <w:t xml:space="preserve">•  </w:t>
+      </w:r>
+      <w:r>
+        <w:rPr>
+          <w:rFonts w:ascii="Calibri" w:hAnsi="Calibri"/>
+          <w:b w:val="0"/>
+          <w:color w:val="17202A"/>
+          <w:sz w:val="22"/>
+        </w:rPr>
+        <w:t>источник и время принятия запроса;</w:t>
+      </w:r>
+    </w:p>
+    <w:p>
+      <w:pPr>
+        <w:spacing w:after="80" w:line="300" w:lineRule="exact"/>
+        <w:ind w:left="605" w:hanging="374"/>
+      </w:pPr>
+      <w:r>
+        <w:rPr>
+          <w:rFonts w:ascii="Calibri" w:hAnsi="Calibri"/>
+          <w:color w:val="17202A"/>
+          <w:sz w:val="22"/>
+        </w:rPr>
+        <w:t xml:space="preserve">•  </w:t>
+      </w:r>
+      <w:r>
+        <w:rPr>
+          <w:rFonts w:ascii="Calibri" w:hAnsi="Calibri"/>
+          <w:b w:val="0"/>
+          <w:color w:val="17202A"/>
+          <w:sz w:val="22"/>
+        </w:rPr>
+        <w:t>trial/paid/pause/reconnect timeline;</w:t>
+      </w:r>
+    </w:p>
+    <w:p>
+      <w:pPr>
+        <w:spacing w:after="80" w:line="300" w:lineRule="exact"/>
+        <w:ind w:left="605" w:hanging="374"/>
+      </w:pPr>
+      <w:r>
+        <w:rPr>
+          <w:rFonts w:ascii="Calibri" w:hAnsi="Calibri"/>
+          <w:color w:val="17202A"/>
+          <w:sz w:val="22"/>
+        </w:rPr>
+        <w:t xml:space="preserve">•  </w:t>
+      </w:r>
+      <w:r>
+        <w:rPr>
+          <w:rFonts w:ascii="Calibri" w:hAnsi="Calibri"/>
+          <w:b w:val="0"/>
+          <w:color w:val="17202A"/>
+          <w:sz w:val="22"/>
+        </w:rPr>
+        <w:t>применённую цену в credits;</w:t>
+      </w:r>
+    </w:p>
+    <w:p>
+      <w:pPr>
+        <w:spacing w:after="80" w:line="300" w:lineRule="exact"/>
+        <w:ind w:left="605" w:hanging="374"/>
+      </w:pPr>
+      <w:r>
+        <w:rPr>
+          <w:rFonts w:ascii="Calibri" w:hAnsi="Calibri"/>
+          <w:color w:val="17202A"/>
+          <w:sz w:val="22"/>
+        </w:rPr>
+        <w:t xml:space="preserve">•  </w:t>
+      </w:r>
+      <w:r>
+        <w:rPr>
+          <w:rFonts w:ascii="Calibri" w:hAnsi="Calibri"/>
+          <w:b w:val="0"/>
+          <w:color w:val="17202A"/>
+          <w:sz w:val="22"/>
+        </w:rPr>
+        <w:t>ссылки на списания, возвраты и начисления;</w:t>
+      </w:r>
+    </w:p>
+    <w:p>
+      <w:pPr>
+        <w:spacing w:after="80" w:line="300" w:lineRule="exact"/>
+        <w:ind w:left="605" w:hanging="374"/>
+      </w:pPr>
+      <w:r>
+        <w:rPr>
+          <w:rFonts w:ascii="Calibri" w:hAnsi="Calibri"/>
+          <w:color w:val="17202A"/>
+          <w:sz w:val="22"/>
+        </w:rPr>
+        <w:t xml:space="preserve">•  </w:t>
+      </w:r>
+      <w:r>
+        <w:rPr>
+          <w:rFonts w:ascii="Calibri" w:hAnsi="Calibri"/>
+          <w:b w:val="0"/>
+          <w:color w:val="17202A"/>
+          <w:sz w:val="22"/>
+        </w:rPr>
+        <w:t>технические завершения;</w:t>
+      </w:r>
+    </w:p>
+    <w:p>
+      <w:pPr>
+        <w:spacing w:after="80" w:line="300" w:lineRule="exact"/>
+        <w:ind w:left="605" w:hanging="374"/>
+      </w:pPr>
+      <w:r>
+        <w:rPr>
+          <w:rFonts w:ascii="Calibri" w:hAnsi="Calibri"/>
+          <w:color w:val="17202A"/>
+          <w:sz w:val="22"/>
+        </w:rPr>
+        <w:t xml:space="preserve">•  </w:t>
+      </w:r>
+      <w:r>
+        <w:rPr>
+          <w:rFonts w:ascii="Calibri" w:hAnsi="Calibri"/>
+          <w:b w:val="0"/>
+          <w:color w:val="17202A"/>
+          <w:sz w:val="22"/>
+        </w:rPr>
+        <w:t>связанные обращения и споры;</w:t>
+      </w:r>
+    </w:p>
+    <w:p>
+      <w:pPr>
+        <w:spacing w:after="80" w:line="300" w:lineRule="exact"/>
+        <w:ind w:left="605" w:hanging="374"/>
+      </w:pPr>
+      <w:r>
+        <w:rPr>
+          <w:rFonts w:ascii="Calibri" w:hAnsi="Calibri"/>
+          <w:color w:val="17202A"/>
+          <w:sz w:val="22"/>
+        </w:rPr>
+        <w:t xml:space="preserve">•  </w:t>
+      </w:r>
+      <w:r>
+        <w:rPr>
+          <w:rFonts w:ascii="Calibri" w:hAnsi="Calibri"/>
+          <w:b w:val="0"/>
+          <w:color w:val="17202A"/>
+          <w:sz w:val="22"/>
+        </w:rPr>
+        <w:t>историю действий сотрудников;</w:t>
+      </w:r>
+    </w:p>
+    <w:p>
+      <w:pPr>
+        <w:spacing w:after="80" w:line="300" w:lineRule="exact"/>
+        <w:ind w:left="605" w:hanging="374"/>
+      </w:pPr>
+      <w:r>
+        <w:rPr>
+          <w:rFonts w:ascii="Calibri" w:hAnsi="Calibri"/>
+          <w:color w:val="17202A"/>
+          <w:sz w:val="22"/>
+        </w:rPr>
+        <w:t xml:space="preserve">•  </w:t>
+      </w:r>
+      <w:r>
+        <w:rPr>
+          <w:rFonts w:ascii="Calibri" w:hAnsi="Calibri"/>
+          <w:b w:val="0"/>
+          <w:color w:val="17202A"/>
+          <w:sz w:val="22"/>
+        </w:rPr>
+        <w:t>snapshot применённых настроек;</w:t>
+      </w:r>
+    </w:p>
+    <w:p>
+      <w:pPr>
+        <w:spacing w:after="80" w:line="300" w:lineRule="exact"/>
+        <w:ind w:left="605" w:hanging="374"/>
+      </w:pPr>
+      <w:r>
+        <w:rPr>
+          <w:rFonts w:ascii="Calibri" w:hAnsi="Calibri"/>
+          <w:color w:val="17202A"/>
+          <w:sz w:val="22"/>
+        </w:rPr>
+        <w:t xml:space="preserve">•  </w:t>
+      </w:r>
+      <w:r>
+        <w:rPr>
+          <w:rFonts w:ascii="Calibri" w:hAnsi="Calibri"/>
+          <w:b w:val="0"/>
+          <w:color w:val="17202A"/>
+          <w:sz w:val="22"/>
+        </w:rPr>
+        <w:t>причины ручных решений.</w:t>
+      </w:r>
+    </w:p>
+    <w:p>
+      <w:r>
+        <w:rPr>
+          <w:rFonts w:ascii="Calibri" w:hAnsi="Calibri"/>
+          <w:b w:val="0"/>
+          <w:color w:val="17202A"/>
+          <w:sz w:val="22"/>
+        </w:rPr>
+        <w:t>Просмотр карточки должен отвечать на вопрос: «Что именно произошло с этой консультацией от запроса до завершения?»</w:t>
+      </w:r>
+    </w:p>
+    <w:p>
+      <w:pPr>
+        <w:pStyle w:val="Heading2"/>
+      </w:pPr>
+      <w:r>
+        <w:t>9.1. Место и название раздела в существующей админ-панели</w:t>
+      </w:r>
+    </w:p>
+    <w:p>
+      <w:r>
+        <w:rPr>
+          <w:rFonts w:ascii="Calibri" w:hAnsi="Calibri"/>
+          <w:b w:val="0"/>
+          <w:color w:val="17202A"/>
+          <w:sz w:val="22"/>
+        </w:rPr>
+        <w:t xml:space="preserve">В левом меню действующей админ-панели нужно создать самостоятельный пункт верхнего уровня </w:t>
+      </w:r>
+      <w:r>
+        <w:rPr>
+          <w:rFonts w:ascii="Calibri" w:hAnsi="Calibri"/>
+          <w:b/>
+          <w:color w:val="17202A"/>
+          <w:sz w:val="22"/>
+        </w:rPr>
+        <w:t>«Консультации»</w:t>
+      </w:r>
+      <w:r>
+        <w:rPr>
+          <w:rFonts w:ascii="Calibri" w:hAnsi="Calibri"/>
+          <w:b w:val="0"/>
+          <w:color w:val="17202A"/>
+          <w:sz w:val="22"/>
+        </w:rPr>
+        <w:t>.</w:t>
+      </w:r>
+    </w:p>
+    <w:p>
+      <w:pPr>
+        <w:keepNext/>
+      </w:pPr>
+      <w:r>
+        <w:rPr>
+          <w:rFonts w:ascii="Calibri" w:hAnsi="Calibri"/>
+          <w:b w:val="0"/>
+          <w:color w:val="17202A"/>
+          <w:sz w:val="22"/>
+        </w:rPr>
+        <w:t>Расположение пункта:</w:t>
+      </w:r>
+    </w:p>
+    <w:p>
+      <w:pPr>
+        <w:spacing w:after="80" w:line="300" w:lineRule="exact"/>
+        <w:ind w:left="605" w:hanging="374"/>
+      </w:pPr>
+      <w:r>
+        <w:rPr>
+          <w:rFonts w:ascii="Calibri" w:hAnsi="Calibri"/>
+          <w:color w:val="17202A"/>
+          <w:sz w:val="22"/>
+        </w:rPr>
+        <w:t xml:space="preserve">•  </w:t>
+      </w:r>
+      <w:r>
+        <w:rPr>
+          <w:rFonts w:ascii="Calibri" w:hAnsi="Calibri"/>
+          <w:b w:val="0"/>
+          <w:color w:val="17202A"/>
+          <w:sz w:val="22"/>
+        </w:rPr>
+        <w:t>в операционной группе меню;</w:t>
+      </w:r>
+    </w:p>
+    <w:p>
+      <w:pPr>
+        <w:spacing w:after="80" w:line="300" w:lineRule="exact"/>
+        <w:ind w:left="605" w:hanging="374"/>
+      </w:pPr>
+      <w:r>
+        <w:rPr>
+          <w:rFonts w:ascii="Calibri" w:hAnsi="Calibri"/>
+          <w:color w:val="17202A"/>
+          <w:sz w:val="22"/>
+        </w:rPr>
+        <w:t xml:space="preserve">•  </w:t>
+      </w:r>
+      <w:r>
+        <w:rPr>
+          <w:rFonts w:ascii="Calibri" w:hAnsi="Calibri"/>
+          <w:b w:val="0"/>
+          <w:color w:val="17202A"/>
+          <w:sz w:val="22"/>
+        </w:rPr>
+        <w:t xml:space="preserve">сразу после существующего раздела </w:t>
+      </w:r>
+      <w:r>
+        <w:rPr>
+          <w:rFonts w:ascii="Calibri" w:hAnsi="Calibri"/>
+          <w:b/>
+          <w:color w:val="17202A"/>
+          <w:sz w:val="22"/>
+        </w:rPr>
+        <w:t>«Сообщения»</w:t>
+      </w:r>
+      <w:r>
+        <w:rPr>
+          <w:rFonts w:ascii="Calibri" w:hAnsi="Calibri"/>
+          <w:b w:val="0"/>
+          <w:color w:val="17202A"/>
+          <w:sz w:val="22"/>
+        </w:rPr>
+        <w:t>;</w:t>
+      </w:r>
+    </w:p>
+    <w:p>
+      <w:pPr>
+        <w:spacing w:after="80" w:line="300" w:lineRule="exact"/>
+        <w:ind w:left="605" w:hanging="374"/>
+      </w:pPr>
+      <w:r>
+        <w:rPr>
+          <w:rFonts w:ascii="Calibri" w:hAnsi="Calibri"/>
+          <w:color w:val="17202A"/>
+          <w:sz w:val="22"/>
+        </w:rPr>
+        <w:t xml:space="preserve">•  </w:t>
+      </w:r>
+      <w:r>
+        <w:rPr>
+          <w:rFonts w:ascii="Calibri" w:hAnsi="Calibri"/>
+          <w:b w:val="0"/>
+          <w:color w:val="17202A"/>
+          <w:sz w:val="22"/>
+        </w:rPr>
+        <w:t xml:space="preserve">перед существующим разделом </w:t>
+      </w:r>
+      <w:r>
+        <w:rPr>
+          <w:rFonts w:ascii="Calibri" w:hAnsi="Calibri"/>
+          <w:b/>
+          <w:color w:val="17202A"/>
+          <w:sz w:val="22"/>
+        </w:rPr>
+        <w:t>«Фотографии»</w:t>
+      </w:r>
+      <w:r>
+        <w:rPr>
+          <w:rFonts w:ascii="Calibri" w:hAnsi="Calibri"/>
+          <w:b w:val="0"/>
+          <w:color w:val="17202A"/>
+          <w:sz w:val="22"/>
+        </w:rPr>
+        <w:t>.</w:t>
+      </w:r>
+    </w:p>
+    <w:p>
+      <w:pPr>
+        <w:keepNext/>
+      </w:pPr>
+      <w:r>
+        <w:rPr>
+          <w:rFonts w:ascii="Calibri" w:hAnsi="Calibri"/>
+          <w:b w:val="0"/>
+          <w:color w:val="17202A"/>
+          <w:sz w:val="22"/>
+        </w:rPr>
+        <w:t xml:space="preserve">При выборе пункта </w:t>
+      </w:r>
+      <w:r>
+        <w:rPr>
+          <w:rFonts w:ascii="Calibri" w:hAnsi="Calibri"/>
+          <w:b/>
+          <w:color w:val="17202A"/>
+          <w:sz w:val="22"/>
+        </w:rPr>
+        <w:t>«Консультации»</w:t>
+      </w:r>
+      <w:r>
+        <w:rPr>
+          <w:rFonts w:ascii="Calibri" w:hAnsi="Calibri"/>
+          <w:b w:val="0"/>
+          <w:color w:val="17202A"/>
+          <w:sz w:val="22"/>
+        </w:rPr>
+        <w:t xml:space="preserve"> открывается страница со следующим назначением:</w:t>
+      </w:r>
+    </w:p>
+    <w:p>
+      <w:pPr>
+        <w:spacing w:after="80" w:line="300" w:lineRule="exact"/>
+        <w:ind w:left="605" w:hanging="374"/>
+      </w:pPr>
+      <w:r>
+        <w:rPr>
+          <w:rFonts w:ascii="Calibri" w:hAnsi="Calibri"/>
+          <w:color w:val="17202A"/>
+          <w:sz w:val="22"/>
+        </w:rPr>
+        <w:t xml:space="preserve">•  </w:t>
+      </w:r>
+      <w:r>
+        <w:rPr>
+          <w:rFonts w:ascii="Calibri" w:hAnsi="Calibri"/>
+          <w:b w:val="0"/>
+          <w:color w:val="17202A"/>
+          <w:sz w:val="22"/>
+        </w:rPr>
+        <w:t xml:space="preserve">заголовок страницы — </w:t>
+      </w:r>
+      <w:r>
+        <w:rPr>
+          <w:rFonts w:ascii="Calibri" w:hAnsi="Calibri"/>
+          <w:b/>
+          <w:color w:val="17202A"/>
+          <w:sz w:val="22"/>
+        </w:rPr>
+        <w:t>«Консультации»</w:t>
+      </w:r>
+      <w:r>
+        <w:rPr>
+          <w:rFonts w:ascii="Calibri" w:hAnsi="Calibri"/>
+          <w:b w:val="0"/>
+          <w:color w:val="17202A"/>
+          <w:sz w:val="22"/>
+        </w:rPr>
+        <w:t>;</w:t>
+      </w:r>
+    </w:p>
+    <w:p>
+      <w:pPr>
+        <w:spacing w:after="80" w:line="300" w:lineRule="exact"/>
+        <w:ind w:left="605" w:hanging="374"/>
+      </w:pPr>
+      <w:r>
+        <w:rPr>
+          <w:rFonts w:ascii="Calibri" w:hAnsi="Calibri"/>
+          <w:color w:val="17202A"/>
+          <w:sz w:val="22"/>
+        </w:rPr>
+        <w:t xml:space="preserve">•  </w:t>
+      </w:r>
+      <w:r>
+        <w:rPr>
+          <w:rFonts w:ascii="Calibri" w:hAnsi="Calibri"/>
+          <w:b w:val="0"/>
+          <w:color w:val="17202A"/>
+          <w:sz w:val="22"/>
+        </w:rPr>
+        <w:t>содержание страницы — список всех консультаций;</w:t>
+      </w:r>
+    </w:p>
+    <w:p>
+      <w:pPr>
+        <w:spacing w:after="80" w:line="300" w:lineRule="exact"/>
+        <w:ind w:left="605" w:hanging="374"/>
+      </w:pPr>
+      <w:r>
+        <w:rPr>
+          <w:rFonts w:ascii="Calibri" w:hAnsi="Calibri"/>
+          <w:color w:val="17202A"/>
+          <w:sz w:val="22"/>
+        </w:rPr>
+        <w:t xml:space="preserve">•  </w:t>
+      </w:r>
+      <w:r>
+        <w:rPr>
+          <w:rFonts w:ascii="Calibri" w:hAnsi="Calibri"/>
+          <w:b w:val="0"/>
+          <w:color w:val="17202A"/>
+          <w:sz w:val="22"/>
+        </w:rPr>
+        <w:t xml:space="preserve">каждая строка списка открывает отдельную страницу </w:t>
+      </w:r>
+      <w:r>
+        <w:rPr>
+          <w:rFonts w:ascii="Calibri" w:hAnsi="Calibri"/>
+          <w:b/>
+          <w:color w:val="17202A"/>
+          <w:sz w:val="22"/>
+        </w:rPr>
+        <w:t>«Карточка консультации»</w:t>
+      </w:r>
+      <w:r>
+        <w:rPr>
+          <w:rFonts w:ascii="Calibri" w:hAnsi="Calibri"/>
+          <w:b w:val="0"/>
+          <w:color w:val="17202A"/>
+          <w:sz w:val="22"/>
+        </w:rPr>
+        <w:t>;</w:t>
+      </w:r>
+    </w:p>
+    <w:p>
+      <w:pPr>
+        <w:spacing w:after="80" w:line="300" w:lineRule="exact"/>
+        <w:ind w:left="605" w:hanging="374"/>
+      </w:pPr>
+      <w:r>
+        <w:rPr>
+          <w:rFonts w:ascii="Calibri" w:hAnsi="Calibri"/>
+          <w:color w:val="17202A"/>
+          <w:sz w:val="22"/>
+        </w:rPr>
+        <w:t xml:space="preserve">•  </w:t>
+      </w:r>
+      <w:r>
+        <w:rPr>
+          <w:rFonts w:ascii="Calibri" w:hAnsi="Calibri"/>
+          <w:b w:val="0"/>
+          <w:color w:val="17202A"/>
+          <w:sz w:val="22"/>
+        </w:rPr>
+        <w:t xml:space="preserve">в заголовке открытой карточки показывается её ID, например </w:t>
+      </w:r>
+      <w:r>
+        <w:rPr>
+          <w:rFonts w:ascii="Calibri" w:hAnsi="Calibri"/>
+          <w:b/>
+          <w:color w:val="17202A"/>
+          <w:sz w:val="22"/>
+        </w:rPr>
+        <w:t>«Карточка консультации №12345»</w:t>
+      </w:r>
+      <w:r>
+        <w:rPr>
+          <w:rFonts w:ascii="Calibri" w:hAnsi="Calibri"/>
+          <w:b w:val="0"/>
+          <w:color w:val="17202A"/>
+          <w:sz w:val="22"/>
+        </w:rPr>
+        <w:t>.</w:t>
+      </w:r>
+    </w:p>
+    <w:p>
+      <w:r>
+        <w:rPr>
+          <w:rFonts w:ascii="Calibri" w:hAnsi="Calibri"/>
+          <w:b w:val="0"/>
+          <w:color w:val="17202A"/>
+          <w:sz w:val="22"/>
+        </w:rPr>
+        <w:t>Карточка создаётся системой автоматически после принятия запроса агентом. На production-странице не должно быть кнопки ручного создания консультации.</w:t>
+      </w:r>
+    </w:p>
+    <w:p>
+      <w:r>
+        <w:rPr>
+          <w:rFonts w:ascii="Calibri" w:hAnsi="Calibri"/>
+          <w:b w:val="0"/>
+          <w:color w:val="17202A"/>
+          <w:sz w:val="22"/>
+        </w:rPr>
+        <w:t xml:space="preserve">Раздел </w:t>
+      </w:r>
+      <w:r>
+        <w:rPr>
+          <w:rFonts w:ascii="Calibri" w:hAnsi="Calibri"/>
+          <w:b/>
+          <w:color w:val="17202A"/>
+          <w:sz w:val="22"/>
+        </w:rPr>
+        <w:t>«Консультации»</w:t>
+      </w:r>
+      <w:r>
+        <w:rPr>
+          <w:rFonts w:ascii="Calibri" w:hAnsi="Calibri"/>
+          <w:b w:val="0"/>
+          <w:color w:val="17202A"/>
+          <w:sz w:val="22"/>
+        </w:rPr>
+        <w:t xml:space="preserve"> является основным местом просмотра и управления консультациями. Карточка не должна находиться только внутри Chat, потому что один постоянный диалог может содержать несколько отдельных консультаций.</w:t>
+      </w:r>
+    </w:p>
+    <w:p>
+      <w:pPr>
+        <w:keepNext/>
+      </w:pPr>
+      <w:r>
+        <w:rPr>
+          <w:rFonts w:ascii="Calibri" w:hAnsi="Calibri"/>
+          <w:b w:val="0"/>
+          <w:color w:val="17202A"/>
+          <w:sz w:val="22"/>
+        </w:rPr>
+        <w:t xml:space="preserve">На существующей странице </w:t>
+      </w:r>
+      <w:r>
+        <w:rPr>
+          <w:rFonts w:ascii="Calibri" w:hAnsi="Calibri"/>
+          <w:b/>
+          <w:color w:val="17202A"/>
+          <w:sz w:val="22"/>
+        </w:rPr>
+        <w:t>«Сообщения → Chat»</w:t>
+      </w:r>
+      <w:r>
+        <w:rPr>
+          <w:rFonts w:ascii="Calibri" w:hAnsi="Calibri"/>
+          <w:b w:val="0"/>
+          <w:color w:val="17202A"/>
+          <w:sz w:val="22"/>
+        </w:rPr>
+        <w:t xml:space="preserve"> нужно добавить:</w:t>
+      </w:r>
+    </w:p>
+    <w:p>
+      <w:pPr>
+        <w:spacing w:after="80" w:line="300" w:lineRule="exact"/>
+        <w:ind w:left="605" w:hanging="374"/>
+      </w:pPr>
+      <w:r>
+        <w:rPr>
+          <w:rFonts w:ascii="Calibri" w:hAnsi="Calibri"/>
+          <w:color w:val="17202A"/>
+          <w:sz w:val="22"/>
+        </w:rPr>
+        <w:t xml:space="preserve">•  </w:t>
+      </w:r>
+      <w:r>
+        <w:rPr>
+          <w:rFonts w:ascii="Calibri" w:hAnsi="Calibri"/>
+          <w:b w:val="0"/>
+          <w:color w:val="17202A"/>
+          <w:sz w:val="22"/>
+        </w:rPr>
+        <w:t xml:space="preserve">действие </w:t>
+      </w:r>
+      <w:r>
+        <w:rPr>
+          <w:rFonts w:ascii="Calibri" w:hAnsi="Calibri"/>
+          <w:b/>
+          <w:color w:val="17202A"/>
+          <w:sz w:val="22"/>
+        </w:rPr>
+        <w:t>«Открыть карточку консультации»</w:t>
+      </w:r>
+      <w:r>
+        <w:rPr>
+          <w:rFonts w:ascii="Calibri" w:hAnsi="Calibri"/>
+          <w:b w:val="0"/>
+          <w:color w:val="17202A"/>
+          <w:sz w:val="22"/>
+        </w:rPr>
+        <w:t xml:space="preserve"> для текущей консультации;</w:t>
+      </w:r>
+    </w:p>
+    <w:p>
+      <w:pPr>
+        <w:spacing w:after="80" w:line="300" w:lineRule="exact"/>
+        <w:ind w:left="605" w:hanging="374"/>
+      </w:pPr>
+      <w:r>
+        <w:rPr>
+          <w:rFonts w:ascii="Calibri" w:hAnsi="Calibri"/>
+          <w:color w:val="17202A"/>
+          <w:sz w:val="22"/>
+        </w:rPr>
+        <w:t xml:space="preserve">•  </w:t>
+      </w:r>
+      <w:r>
+        <w:rPr>
+          <w:rFonts w:ascii="Calibri" w:hAnsi="Calibri"/>
+          <w:b w:val="0"/>
+          <w:color w:val="17202A"/>
+          <w:sz w:val="22"/>
+        </w:rPr>
+        <w:t xml:space="preserve">блок </w:t>
+      </w:r>
+      <w:r>
+        <w:rPr>
+          <w:rFonts w:ascii="Calibri" w:hAnsi="Calibri"/>
+          <w:b/>
+          <w:color w:val="17202A"/>
+          <w:sz w:val="22"/>
+        </w:rPr>
+        <w:t>«История консультаций»</w:t>
+      </w:r>
+      <w:r>
+        <w:rPr>
+          <w:rFonts w:ascii="Calibri" w:hAnsi="Calibri"/>
+          <w:b w:val="0"/>
+          <w:color w:val="17202A"/>
+          <w:sz w:val="22"/>
+        </w:rPr>
+        <w:t xml:space="preserve"> для выбранного диалога;</w:t>
+      </w:r>
+    </w:p>
+    <w:p>
+      <w:pPr>
+        <w:spacing w:after="80" w:line="300" w:lineRule="exact"/>
+        <w:ind w:left="605" w:hanging="374"/>
+      </w:pPr>
+      <w:r>
+        <w:rPr>
+          <w:rFonts w:ascii="Calibri" w:hAnsi="Calibri"/>
+          <w:color w:val="17202A"/>
+          <w:sz w:val="22"/>
+        </w:rPr>
+        <w:t xml:space="preserve">•  </w:t>
+      </w:r>
+      <w:r>
+        <w:rPr>
+          <w:rFonts w:ascii="Calibri" w:hAnsi="Calibri"/>
+          <w:b w:val="0"/>
+          <w:color w:val="17202A"/>
+          <w:sz w:val="22"/>
+        </w:rPr>
+        <w:t>переход из каждой записи истории в соответствующую карточку.</w:t>
+      </w:r>
+    </w:p>
+    <w:p>
+      <w:r>
+        <w:rPr>
+          <w:rFonts w:ascii="Calibri" w:hAnsi="Calibri"/>
+          <w:b w:val="0"/>
+          <w:color w:val="17202A"/>
+          <w:sz w:val="22"/>
+        </w:rPr>
+        <w:t>Ссылки на ту же карточку также должны быть доступны из пользователя, партнёра/агента, support ticket, жалобы, balance transaction и заказа. Во всех местах открывается одна и та же карточка, а не её отдельная копия.</w:t>
+      </w:r>
+    </w:p>
+    <w:p>
+      <w:pPr>
+        <w:pStyle w:val="Heading1"/>
+      </w:pPr>
+      <w:r>
+        <w:t>10. Состояния интерфейса</w:t>
+      </w:r>
+    </w:p>
+    <w:p>
+      <w:pPr>
+        <w:keepNext/>
+      </w:pPr>
+      <w:r>
+        <w:rPr>
+          <w:rFonts w:ascii="Calibri" w:hAnsi="Calibri"/>
+          <w:b w:val="0"/>
+          <w:color w:val="17202A"/>
+          <w:sz w:val="22"/>
+        </w:rPr>
+        <w:t>Для клиентской и staff-поверхностей нужно отдельно предусмотреть:</w:t>
+      </w:r>
+    </w:p>
+    <w:p>
+      <w:pPr>
+        <w:spacing w:after="80" w:line="300" w:lineRule="exact"/>
+        <w:ind w:left="605" w:hanging="374"/>
+      </w:pPr>
+      <w:r>
+        <w:rPr>
+          <w:rFonts w:ascii="Calibri" w:hAnsi="Calibri"/>
+          <w:color w:val="17202A"/>
+          <w:sz w:val="22"/>
+        </w:rPr>
+        <w:t xml:space="preserve">•  </w:t>
+      </w:r>
+      <w:r>
+        <w:rPr>
+          <w:rFonts w:ascii="Calibri" w:hAnsi="Calibri"/>
+          <w:b w:val="0"/>
+          <w:color w:val="17202A"/>
+          <w:sz w:val="22"/>
+        </w:rPr>
+        <w:t>загрузку;</w:t>
+      </w:r>
+    </w:p>
+    <w:p>
+      <w:pPr>
+        <w:spacing w:after="80" w:line="300" w:lineRule="exact"/>
+        <w:ind w:left="605" w:hanging="374"/>
+      </w:pPr>
+      <w:r>
+        <w:rPr>
+          <w:rFonts w:ascii="Calibri" w:hAnsi="Calibri"/>
+          <w:color w:val="17202A"/>
+          <w:sz w:val="22"/>
+        </w:rPr>
+        <w:t xml:space="preserve">•  </w:t>
+      </w:r>
+      <w:r>
+        <w:rPr>
+          <w:rFonts w:ascii="Calibri" w:hAnsi="Calibri"/>
+          <w:b w:val="0"/>
+          <w:color w:val="17202A"/>
+          <w:sz w:val="22"/>
+        </w:rPr>
+        <w:t>ожидание;</w:t>
+      </w:r>
+    </w:p>
+    <w:p>
+      <w:pPr>
+        <w:spacing w:after="80" w:line="300" w:lineRule="exact"/>
+        <w:ind w:left="605" w:hanging="374"/>
+      </w:pPr>
+      <w:r>
+        <w:rPr>
+          <w:rFonts w:ascii="Calibri" w:hAnsi="Calibri"/>
+          <w:color w:val="17202A"/>
+          <w:sz w:val="22"/>
+        </w:rPr>
+        <w:t xml:space="preserve">•  </w:t>
+      </w:r>
+      <w:r>
+        <w:rPr>
+          <w:rFonts w:ascii="Calibri" w:hAnsi="Calibri"/>
+          <w:b w:val="0"/>
+          <w:color w:val="17202A"/>
+          <w:sz w:val="22"/>
+        </w:rPr>
+        <w:t>успешное действие;</w:t>
+      </w:r>
+    </w:p>
+    <w:p>
+      <w:pPr>
+        <w:spacing w:after="80" w:line="300" w:lineRule="exact"/>
+        <w:ind w:left="605" w:hanging="374"/>
+      </w:pPr>
+      <w:r>
+        <w:rPr>
+          <w:rFonts w:ascii="Calibri" w:hAnsi="Calibri"/>
+          <w:color w:val="17202A"/>
+          <w:sz w:val="22"/>
+        </w:rPr>
+        <w:t xml:space="preserve">•  </w:t>
+      </w:r>
+      <w:r>
+        <w:rPr>
+          <w:rFonts w:ascii="Calibri" w:hAnsi="Calibri"/>
+          <w:b w:val="0"/>
+          <w:color w:val="17202A"/>
+          <w:sz w:val="22"/>
+        </w:rPr>
+        <w:t>понятную ошибку с доступным следующим шагом;</w:t>
+      </w:r>
+    </w:p>
+    <w:p>
+      <w:pPr>
+        <w:spacing w:after="80" w:line="300" w:lineRule="exact"/>
+        <w:ind w:left="605" w:hanging="374"/>
+      </w:pPr>
+      <w:r>
+        <w:rPr>
+          <w:rFonts w:ascii="Calibri" w:hAnsi="Calibri"/>
+          <w:color w:val="17202A"/>
+          <w:sz w:val="22"/>
+        </w:rPr>
+        <w:t xml:space="preserve">•  </w:t>
+      </w:r>
+      <w:r>
+        <w:rPr>
+          <w:rFonts w:ascii="Calibri" w:hAnsi="Calibri"/>
+          <w:b w:val="0"/>
+          <w:color w:val="17202A"/>
+          <w:sz w:val="22"/>
+        </w:rPr>
+        <w:t>пустое состояние;</w:t>
+      </w:r>
+    </w:p>
+    <w:p>
+      <w:pPr>
+        <w:spacing w:after="80" w:line="300" w:lineRule="exact"/>
+        <w:ind w:left="605" w:hanging="374"/>
+      </w:pPr>
+      <w:r>
+        <w:rPr>
+          <w:rFonts w:ascii="Calibri" w:hAnsi="Calibri"/>
+          <w:color w:val="17202A"/>
+          <w:sz w:val="22"/>
+        </w:rPr>
+        <w:t xml:space="preserve">•  </w:t>
+      </w:r>
+      <w:r>
+        <w:rPr>
+          <w:rFonts w:ascii="Calibri" w:hAnsi="Calibri"/>
+          <w:b w:val="0"/>
+          <w:color w:val="17202A"/>
+          <w:sz w:val="22"/>
+        </w:rPr>
+        <w:t>запрет доступа;</w:t>
+      </w:r>
+    </w:p>
+    <w:p>
+      <w:pPr>
+        <w:spacing w:after="80" w:line="300" w:lineRule="exact"/>
+        <w:ind w:left="605" w:hanging="374"/>
+      </w:pPr>
+      <w:r>
+        <w:rPr>
+          <w:rFonts w:ascii="Calibri" w:hAnsi="Calibri"/>
+          <w:color w:val="17202A"/>
+          <w:sz w:val="22"/>
+        </w:rPr>
+        <w:t xml:space="preserve">•  </w:t>
+      </w:r>
+      <w:r>
+        <w:rPr>
+          <w:rFonts w:ascii="Calibri" w:hAnsi="Calibri"/>
+          <w:b w:val="0"/>
+          <w:color w:val="17202A"/>
+          <w:sz w:val="22"/>
+        </w:rPr>
+        <w:t>временную недоступность;</w:t>
+      </w:r>
+    </w:p>
+    <w:p>
+      <w:pPr>
+        <w:spacing w:after="80" w:line="300" w:lineRule="exact"/>
+        <w:ind w:left="605" w:hanging="374"/>
+      </w:pPr>
+      <w:r>
+        <w:rPr>
+          <w:rFonts w:ascii="Calibri" w:hAnsi="Calibri"/>
+          <w:color w:val="17202A"/>
+          <w:sz w:val="22"/>
+        </w:rPr>
+        <w:t xml:space="preserve">•  </w:t>
+      </w:r>
+      <w:r>
+        <w:rPr>
+          <w:rFonts w:ascii="Calibri" w:hAnsi="Calibri"/>
+          <w:b w:val="0"/>
+          <w:color w:val="17202A"/>
+          <w:sz w:val="22"/>
+        </w:rPr>
+        <w:t>завершённое состояние.</w:t>
+      </w:r>
+    </w:p>
+    <w:p>
+      <w:r>
+        <w:rPr>
+          <w:rFonts w:ascii="Calibri" w:hAnsi="Calibri"/>
+          <w:b w:val="0"/>
+          <w:color w:val="17202A"/>
+          <w:sz w:val="22"/>
+        </w:rPr>
+        <w:t>Нельзя показывать ожидание как успех, скрывать начало paid или оставлять критическую кнопку декоративной.</w:t>
+      </w:r>
+    </w:p>
+    <w:p>
+      <w:pPr>
+        <w:pStyle w:val="Heading1"/>
+      </w:pPr>
+      <w:r>
+        <w:t>11. Настройки через админ-панель</w:t>
+      </w:r>
+    </w:p>
+    <w:p>
+      <w:r>
+        <w:rPr>
+          <w:rFonts w:ascii="Calibri" w:hAnsi="Calibri"/>
+          <w:b w:val="0"/>
+          <w:color w:val="17202A"/>
+          <w:sz w:val="22"/>
+        </w:rPr>
+        <w:t>Все числовые и изменяемые правила должны настраиваться через админ-панель, а не быть жёстко зашиты. G1.1 показывает применённые значения, но не владеет их настройкой.</w:t>
+      </w:r>
+    </w:p>
+    <w:p>
+      <w:pPr>
+        <w:pStyle w:val="Heading2"/>
+      </w:pPr>
+      <w:r>
+        <w:t>11.1. Место и название страницы настроек</w:t>
+      </w:r>
+    </w:p>
+    <w:p>
+      <w:r>
+        <w:rPr>
+          <w:rFonts w:ascii="Calibri" w:hAnsi="Calibri"/>
+          <w:b w:val="0"/>
+          <w:color w:val="17202A"/>
+          <w:sz w:val="22"/>
+        </w:rPr>
+        <w:t xml:space="preserve">В существующем разделе </w:t>
+      </w:r>
+      <w:r>
+        <w:rPr>
+          <w:rFonts w:ascii="Calibri" w:hAnsi="Calibri"/>
+          <w:b/>
+          <w:color w:val="17202A"/>
+          <w:sz w:val="22"/>
+        </w:rPr>
+        <w:t>«Общие настройки»</w:t>
+      </w:r>
+      <w:r>
+        <w:rPr>
+          <w:rFonts w:ascii="Calibri" w:hAnsi="Calibri"/>
+          <w:b w:val="0"/>
+          <w:color w:val="17202A"/>
+          <w:sz w:val="22"/>
+        </w:rPr>
+        <w:t xml:space="preserve"> нужно добавить страницу </w:t>
+      </w:r>
+      <w:r>
+        <w:rPr>
+          <w:rFonts w:ascii="Calibri" w:hAnsi="Calibri"/>
+          <w:b/>
+          <w:color w:val="17202A"/>
+          <w:sz w:val="22"/>
+        </w:rPr>
+        <w:t>«Настройки консультаций»</w:t>
+      </w:r>
+      <w:r>
+        <w:rPr>
+          <w:rFonts w:ascii="Calibri" w:hAnsi="Calibri"/>
+          <w:b w:val="0"/>
+          <w:color w:val="17202A"/>
+          <w:sz w:val="22"/>
+        </w:rPr>
+        <w:t>.</w:t>
+      </w:r>
+    </w:p>
+    <w:p>
+      <w:r>
+        <w:rPr>
+          <w:rFonts w:ascii="Calibri" w:hAnsi="Calibri"/>
+          <w:b w:val="0"/>
+          <w:color w:val="17202A"/>
+          <w:sz w:val="22"/>
+        </w:rPr>
+        <w:t>На этой странице находятся правила жизненного цикла консультации, которыми владеет G1.3. G1.1 использует их только для отображения applied snapshot и не создаёт отдельный набор тех же полей.</w:t>
+      </w:r>
+    </w:p>
+    <w:p>
+      <w:r>
+        <w:rPr>
+          <w:rFonts w:ascii="Calibri" w:hAnsi="Calibri"/>
+          <w:b w:val="0"/>
+          <w:color w:val="17202A"/>
+          <w:sz w:val="22"/>
+        </w:rPr>
+        <w:t xml:space="preserve">Существующая страница </w:t>
+      </w:r>
+      <w:r>
+        <w:rPr>
+          <w:rFonts w:ascii="Calibri" w:hAnsi="Calibri"/>
+          <w:b/>
+          <w:color w:val="17202A"/>
+          <w:sz w:val="22"/>
+        </w:rPr>
+        <w:t>«Общие настройки → Цены»</w:t>
+      </w:r>
+      <w:r>
+        <w:rPr>
+          <w:rFonts w:ascii="Calibri" w:hAnsi="Calibri"/>
+          <w:b w:val="0"/>
+          <w:color w:val="17202A"/>
+          <w:sz w:val="22"/>
+        </w:rPr>
+        <w:t xml:space="preserve"> управляет глобальной ценой paid-минуты в credits, пакетами credits, базовой ценой пакета, скидкой, ценой одного credit, coupons/promo и итоговой ценой покупки. Эти настройки не нужно дублировать на странице </w:t>
+      </w:r>
+      <w:r>
+        <w:rPr>
+          <w:rFonts w:ascii="Calibri" w:hAnsi="Calibri"/>
+          <w:b/>
+          <w:color w:val="17202A"/>
+          <w:sz w:val="22"/>
+        </w:rPr>
+        <w:t>«Настройки консультаций»</w:t>
+      </w:r>
+      <w:r>
+        <w:rPr>
+          <w:rFonts w:ascii="Calibri" w:hAnsi="Calibri"/>
+          <w:b w:val="0"/>
+          <w:color w:val="17202A"/>
+          <w:sz w:val="22"/>
+        </w:rPr>
+        <w:t>.</w:t>
+      </w:r>
+    </w:p>
+    <w:p>
+      <w:r>
+        <w:rPr>
+          <w:rFonts w:ascii="Calibri" w:hAnsi="Calibri"/>
+          <w:b w:val="0"/>
+          <w:color w:val="17202A"/>
+          <w:sz w:val="22"/>
+        </w:rPr>
+        <w:t xml:space="preserve">Если для конкретной экспертной анкеты задана отдельная цена минуты, она настраивается в карточке этой анкеты. При отсутствии отдельного значения применяется глобальная цена со страницы </w:t>
+      </w:r>
+      <w:r>
+        <w:rPr>
+          <w:rFonts w:ascii="Calibri" w:hAnsi="Calibri"/>
+          <w:b/>
+          <w:color w:val="17202A"/>
+          <w:sz w:val="22"/>
+        </w:rPr>
+        <w:t>«Настройки цен»</w:t>
+      </w:r>
+      <w:r>
+        <w:rPr>
+          <w:rFonts w:ascii="Calibri" w:hAnsi="Calibri"/>
+          <w:b w:val="0"/>
+          <w:color w:val="17202A"/>
+          <w:sz w:val="22"/>
+        </w:rPr>
+        <w:t>.</w:t>
+      </w:r>
+    </w:p>
+    <w:p>
+      <w:pPr>
+        <w:pStyle w:val="Heading2"/>
+      </w:pPr>
+      <w:r>
+        <w:t>11.2. Что требуется от карточки</w:t>
+      </w:r>
+    </w:p>
+    <w:p>
+      <w:pPr>
+        <w:keepNext/>
+      </w:pPr>
+      <w:r>
+        <w:rPr>
+          <w:rFonts w:ascii="Calibri" w:hAnsi="Calibri"/>
+          <w:b w:val="0"/>
+          <w:color w:val="17202A"/>
+          <w:sz w:val="22"/>
+        </w:rPr>
+        <w:t>Карточка должна показывать super-admin:</w:t>
+      </w:r>
+    </w:p>
+    <w:p>
+      <w:pPr>
+        <w:spacing w:after="80" w:line="300" w:lineRule="exact"/>
+        <w:ind w:left="605" w:hanging="374"/>
+      </w:pPr>
+      <w:r>
+        <w:rPr>
+          <w:rFonts w:ascii="Calibri" w:hAnsi="Calibri"/>
+          <w:color w:val="17202A"/>
+          <w:sz w:val="22"/>
+        </w:rPr>
+        <w:t xml:space="preserve">•  </w:t>
+      </w:r>
+      <w:r>
+        <w:rPr>
+          <w:rFonts w:ascii="Calibri" w:hAnsi="Calibri"/>
+          <w:b w:val="0"/>
+          <w:color w:val="17202A"/>
+          <w:sz w:val="22"/>
+        </w:rPr>
+        <w:t>название и фактически применённое значение настройки;</w:t>
+      </w:r>
+    </w:p>
+    <w:p>
+      <w:pPr>
+        <w:spacing w:after="80" w:line="300" w:lineRule="exact"/>
+        <w:ind w:left="605" w:hanging="374"/>
+      </w:pPr>
+      <w:r>
+        <w:rPr>
+          <w:rFonts w:ascii="Calibri" w:hAnsi="Calibri"/>
+          <w:color w:val="17202A"/>
+          <w:sz w:val="22"/>
+        </w:rPr>
+        <w:t xml:space="preserve">•  </w:t>
+      </w:r>
+      <w:r>
+        <w:rPr>
+          <w:rFonts w:ascii="Calibri" w:hAnsi="Calibri"/>
+          <w:b w:val="0"/>
+          <w:color w:val="17202A"/>
+          <w:sz w:val="22"/>
+        </w:rPr>
+        <w:t>версию правила;</w:t>
+      </w:r>
+    </w:p>
+    <w:p>
+      <w:pPr>
+        <w:spacing w:after="80" w:line="300" w:lineRule="exact"/>
+        <w:ind w:left="605" w:hanging="374"/>
+      </w:pPr>
+      <w:r>
+        <w:rPr>
+          <w:rFonts w:ascii="Calibri" w:hAnsi="Calibri"/>
+          <w:color w:val="17202A"/>
+          <w:sz w:val="22"/>
+        </w:rPr>
+        <w:t xml:space="preserve">•  </w:t>
+      </w:r>
+      <w:r>
+        <w:rPr>
+          <w:rFonts w:ascii="Calibri" w:hAnsi="Calibri"/>
+          <w:b w:val="0"/>
+          <w:color w:val="17202A"/>
+          <w:sz w:val="22"/>
+        </w:rPr>
+        <w:t>deadline, рассчитанный системой-владельцем;</w:t>
+      </w:r>
+    </w:p>
+    <w:p>
+      <w:pPr>
+        <w:spacing w:after="80" w:line="300" w:lineRule="exact"/>
+        <w:ind w:left="605" w:hanging="374"/>
+      </w:pPr>
+      <w:r>
+        <w:rPr>
+          <w:rFonts w:ascii="Calibri" w:hAnsi="Calibri"/>
+          <w:color w:val="17202A"/>
+          <w:sz w:val="22"/>
+        </w:rPr>
+        <w:t xml:space="preserve">•  </w:t>
+      </w:r>
+      <w:r>
+        <w:rPr>
+          <w:rFonts w:ascii="Calibri" w:hAnsi="Calibri"/>
+          <w:b w:val="0"/>
+          <w:color w:val="17202A"/>
+          <w:sz w:val="22"/>
+        </w:rPr>
+        <w:t>дату применения;</w:t>
+      </w:r>
+    </w:p>
+    <w:p>
+      <w:pPr>
+        <w:spacing w:after="80" w:line="300" w:lineRule="exact"/>
+        <w:ind w:left="605" w:hanging="374"/>
+      </w:pPr>
+      <w:r>
+        <w:rPr>
+          <w:rFonts w:ascii="Calibri" w:hAnsi="Calibri"/>
+          <w:color w:val="17202A"/>
+          <w:sz w:val="22"/>
+        </w:rPr>
+        <w:t xml:space="preserve">•  </w:t>
+      </w:r>
+      <w:r>
+        <w:rPr>
+          <w:rFonts w:ascii="Calibri" w:hAnsi="Calibri"/>
+          <w:b w:val="0"/>
+          <w:color w:val="17202A"/>
+          <w:sz w:val="22"/>
+        </w:rPr>
+        <w:t>источник настройки;</w:t>
+      </w:r>
+    </w:p>
+    <w:p>
+      <w:pPr>
+        <w:spacing w:after="80" w:line="300" w:lineRule="exact"/>
+        <w:ind w:left="605" w:hanging="374"/>
+      </w:pPr>
+      <w:r>
+        <w:rPr>
+          <w:rFonts w:ascii="Calibri" w:hAnsi="Calibri"/>
+          <w:color w:val="17202A"/>
+          <w:sz w:val="22"/>
+        </w:rPr>
+        <w:t xml:space="preserve">•  </w:t>
+      </w:r>
+      <w:r>
+        <w:rPr>
+          <w:rFonts w:ascii="Calibri" w:hAnsi="Calibri"/>
+          <w:b w:val="0"/>
+          <w:color w:val="17202A"/>
+          <w:sz w:val="22"/>
+        </w:rPr>
+        <w:t>сохранённое историческое значение после последующих изменений в админ-панели.</w:t>
+      </w:r>
+    </w:p>
+    <w:p>
+      <w:r>
+        <w:rPr>
+          <w:rFonts w:ascii="Calibri" w:hAnsi="Calibri"/>
+          <w:b w:val="0"/>
+          <w:color w:val="17202A"/>
+          <w:sz w:val="22"/>
+        </w:rPr>
+        <w:t>Перечень lifecycle-настроек и их стартовые значения задаются только в G1.3. Цена в credits/minute, trial entitlement, packages, discounts, coupons, refund и compensation задаются в G2. G1.1 не дублирует их редакторы, но сохраняет ссылки и snapshots полученных результатов.</w:t>
+      </w:r>
+    </w:p>
+    <w:p>
+      <w:pPr>
+        <w:pStyle w:val="Heading1"/>
+      </w:pPr>
+      <w:r>
+        <w:t>12. Связанные задачи</w:t>
+      </w:r>
+    </w:p>
+    <w:p>
+      <w:pPr>
+        <w:spacing w:after="80" w:line="300" w:lineRule="exact"/>
+        <w:ind w:left="605" w:hanging="374"/>
+      </w:pPr>
+      <w:r>
+        <w:rPr>
+          <w:rFonts w:ascii="Calibri" w:hAnsi="Calibri"/>
+          <w:color w:val="17202A"/>
+          <w:sz w:val="22"/>
+        </w:rPr>
+        <w:t xml:space="preserve">•  </w:t>
+      </w:r>
+      <w:r>
+        <w:rPr>
+          <w:rFonts w:ascii="Calibri" w:hAnsi="Calibri"/>
+          <w:b w:val="0"/>
+          <w:color w:val="17202A"/>
+          <w:sz w:val="22"/>
+        </w:rPr>
+        <w:t>G1.2 — роли, чат и запрет отправки контактов/личных данных;</w:t>
+      </w:r>
+    </w:p>
+    <w:p>
+      <w:pPr>
+        <w:spacing w:after="80" w:line="300" w:lineRule="exact"/>
+        <w:ind w:left="605" w:hanging="374"/>
+      </w:pPr>
+      <w:r>
+        <w:rPr>
+          <w:rFonts w:ascii="Calibri" w:hAnsi="Calibri"/>
+          <w:color w:val="17202A"/>
+          <w:sz w:val="22"/>
+        </w:rPr>
+        <w:t xml:space="preserve">•  </w:t>
+      </w:r>
+      <w:r>
+        <w:rPr>
+          <w:rFonts w:ascii="Calibri" w:hAnsi="Calibri"/>
+          <w:b w:val="0"/>
+          <w:color w:val="17202A"/>
+          <w:sz w:val="22"/>
+        </w:rPr>
+        <w:t>G1.3 — полный автомат состояний и журнал переходов;</w:t>
+      </w:r>
+    </w:p>
+    <w:p>
+      <w:pPr>
+        <w:spacing w:after="80" w:line="300" w:lineRule="exact"/>
+        <w:ind w:left="605" w:hanging="374"/>
+      </w:pPr>
+      <w:r>
+        <w:rPr>
+          <w:rFonts w:ascii="Calibri" w:hAnsi="Calibri"/>
+          <w:color w:val="17202A"/>
+          <w:sz w:val="22"/>
+        </w:rPr>
+        <w:t xml:space="preserve">•  </w:t>
+      </w:r>
+      <w:r>
+        <w:rPr>
+          <w:rFonts w:ascii="Calibri" w:hAnsi="Calibri"/>
+          <w:b w:val="0"/>
+          <w:color w:val="17202A"/>
+          <w:sz w:val="22"/>
+        </w:rPr>
+        <w:t>G1.4 — уведомления;</w:t>
+      </w:r>
+    </w:p>
+    <w:p>
+      <w:pPr>
+        <w:spacing w:after="80" w:line="300" w:lineRule="exact"/>
+        <w:ind w:left="605" w:hanging="374"/>
+      </w:pPr>
+      <w:r>
+        <w:rPr>
+          <w:rFonts w:ascii="Calibri" w:hAnsi="Calibri"/>
+          <w:color w:val="17202A"/>
+          <w:sz w:val="22"/>
+        </w:rPr>
+        <w:t xml:space="preserve">•  </w:t>
+      </w:r>
+      <w:r>
+        <w:rPr>
+          <w:rFonts w:ascii="Calibri" w:hAnsi="Calibri"/>
+          <w:b w:val="0"/>
+          <w:color w:val="17202A"/>
+          <w:sz w:val="22"/>
+        </w:rPr>
+        <w:t>G2.1–G2.4 — credits, таймер, списания, возвраты и начисления;</w:t>
+      </w:r>
+    </w:p>
+    <w:p>
+      <w:pPr>
+        <w:spacing w:after="80" w:line="300" w:lineRule="exact"/>
+        <w:ind w:left="605" w:hanging="374"/>
+      </w:pPr>
+      <w:r>
+        <w:rPr>
+          <w:rFonts w:ascii="Calibri" w:hAnsi="Calibri"/>
+          <w:color w:val="17202A"/>
+          <w:sz w:val="22"/>
+        </w:rPr>
+        <w:t xml:space="preserve">•  </w:t>
+      </w:r>
+      <w:r>
+        <w:rPr>
+          <w:rFonts w:ascii="Calibri" w:hAnsi="Calibri"/>
+          <w:b w:val="0"/>
+          <w:color w:val="17202A"/>
+          <w:sz w:val="22"/>
+        </w:rPr>
+        <w:t>G4 — support, жалобы и защитные сценарии;</w:t>
+      </w:r>
+    </w:p>
+    <w:p>
+      <w:pPr>
+        <w:spacing w:after="80" w:line="300" w:lineRule="exact"/>
+        <w:ind w:left="605" w:hanging="374"/>
+      </w:pPr>
+      <w:r>
+        <w:rPr>
+          <w:rFonts w:ascii="Calibri" w:hAnsi="Calibri"/>
+          <w:color w:val="17202A"/>
+          <w:sz w:val="22"/>
+        </w:rPr>
+        <w:t xml:space="preserve">•  </w:t>
+      </w:r>
+      <w:r>
+        <w:rPr>
+          <w:rFonts w:ascii="Calibri" w:hAnsi="Calibri"/>
+          <w:b w:val="0"/>
+          <w:color w:val="17202A"/>
+          <w:sz w:val="22"/>
+        </w:rPr>
+        <w:t>G6.1 — назначение экспертных анкет агентам;</w:t>
+      </w:r>
+    </w:p>
+    <w:p>
+      <w:pPr>
+        <w:spacing w:after="80" w:line="300" w:lineRule="exact"/>
+        <w:ind w:left="605" w:hanging="374"/>
+      </w:pPr>
+      <w:r>
+        <w:rPr>
+          <w:rFonts w:ascii="Calibri" w:hAnsi="Calibri"/>
+          <w:color w:val="17202A"/>
+          <w:sz w:val="22"/>
+        </w:rPr>
+        <w:t xml:space="preserve">•  </w:t>
+      </w:r>
+      <w:r>
+        <w:rPr>
+          <w:rFonts w:ascii="Calibri" w:hAnsi="Calibri"/>
+          <w:b w:val="0"/>
+          <w:color w:val="17202A"/>
+          <w:sz w:val="22"/>
+        </w:rPr>
+        <w:t>G6.7 — изолированный staff-доступ.</w:t>
+      </w:r>
+    </w:p>
+    <w:p>
+      <w:r>
+        <w:rPr>
+          <w:rFonts w:ascii="Calibri" w:hAnsi="Calibri"/>
+          <w:b w:val="0"/>
+          <w:color w:val="17202A"/>
+          <w:sz w:val="22"/>
+        </w:rPr>
+        <w:t>G1.1 должна быть спроектирована так, чтобы эти блоки подключались к одной карточке консультации, но способ технической реализации выбирает Игорь.</w:t>
+      </w:r>
+    </w:p>
+    <w:p>
+      <w:pPr>
+        <w:pStyle w:val="Heading1"/>
+      </w:pPr>
+      <w:r>
+        <w:t>13. Границы ТЗ</w:t>
+      </w:r>
+    </w:p>
+    <w:p>
+      <w:pPr>
+        <w:keepNext/>
+      </w:pPr>
+      <w:r>
+        <w:rPr>
+          <w:rFonts w:ascii="Calibri" w:hAnsi="Calibri"/>
+          <w:b w:val="0"/>
+          <w:color w:val="17202A"/>
+          <w:sz w:val="22"/>
+        </w:rPr>
+        <w:t>В рамках этого ТЗ не определяются следующие технические решения:</w:t>
+      </w:r>
+    </w:p>
+    <w:p>
+      <w:pPr>
+        <w:spacing w:after="80" w:line="300" w:lineRule="exact"/>
+        <w:ind w:left="605" w:hanging="374"/>
+      </w:pPr>
+      <w:r>
+        <w:rPr>
+          <w:rFonts w:ascii="Calibri" w:hAnsi="Calibri"/>
+          <w:color w:val="17202A"/>
+          <w:sz w:val="22"/>
+        </w:rPr>
+        <w:t xml:space="preserve">•  </w:t>
+      </w:r>
+      <w:r>
+        <w:rPr>
+          <w:rFonts w:ascii="Calibri" w:hAnsi="Calibri"/>
+          <w:b w:val="0"/>
+          <w:color w:val="17202A"/>
+          <w:sz w:val="22"/>
+        </w:rPr>
+        <w:t>структура базы данных;</w:t>
+      </w:r>
+    </w:p>
+    <w:p>
+      <w:pPr>
+        <w:spacing w:after="80" w:line="300" w:lineRule="exact"/>
+        <w:ind w:left="605" w:hanging="374"/>
+      </w:pPr>
+      <w:r>
+        <w:rPr>
+          <w:rFonts w:ascii="Calibri" w:hAnsi="Calibri"/>
+          <w:color w:val="17202A"/>
+          <w:sz w:val="22"/>
+        </w:rPr>
+        <w:t xml:space="preserve">•  </w:t>
+      </w:r>
+      <w:r>
+        <w:rPr>
+          <w:rFonts w:ascii="Calibri" w:hAnsi="Calibri"/>
+          <w:b w:val="0"/>
+          <w:color w:val="17202A"/>
+          <w:sz w:val="22"/>
+        </w:rPr>
+        <w:t>названия таблиц, классов или методов;</w:t>
+      </w:r>
+    </w:p>
+    <w:p>
+      <w:pPr>
+        <w:spacing w:after="80" w:line="300" w:lineRule="exact"/>
+        <w:ind w:left="605" w:hanging="374"/>
+      </w:pPr>
+      <w:r>
+        <w:rPr>
+          <w:rFonts w:ascii="Calibri" w:hAnsi="Calibri"/>
+          <w:color w:val="17202A"/>
+          <w:sz w:val="22"/>
+        </w:rPr>
+        <w:t xml:space="preserve">•  </w:t>
+      </w:r>
+      <w:r>
+        <w:rPr>
+          <w:rFonts w:ascii="Calibri" w:hAnsi="Calibri"/>
+          <w:b w:val="0"/>
+          <w:color w:val="17202A"/>
+          <w:sz w:val="22"/>
+        </w:rPr>
+        <w:t>API;</w:t>
+      </w:r>
+    </w:p>
+    <w:p>
+      <w:pPr>
+        <w:spacing w:after="80" w:line="300" w:lineRule="exact"/>
+        <w:ind w:left="605" w:hanging="374"/>
+      </w:pPr>
+      <w:r>
+        <w:rPr>
+          <w:rFonts w:ascii="Calibri" w:hAnsi="Calibri"/>
+          <w:color w:val="17202A"/>
+          <w:sz w:val="22"/>
+        </w:rPr>
+        <w:t xml:space="preserve">•  </w:t>
+      </w:r>
+      <w:r>
+        <w:rPr>
+          <w:rFonts w:ascii="Calibri" w:hAnsi="Calibri"/>
+          <w:b w:val="0"/>
+          <w:color w:val="17202A"/>
+          <w:sz w:val="22"/>
+        </w:rPr>
+        <w:t>фреймворк и библиотеки;</w:t>
+      </w:r>
+    </w:p>
+    <w:p>
+      <w:pPr>
+        <w:spacing w:after="80" w:line="300" w:lineRule="exact"/>
+        <w:ind w:left="605" w:hanging="374"/>
+      </w:pPr>
+      <w:r>
+        <w:rPr>
+          <w:rFonts w:ascii="Calibri" w:hAnsi="Calibri"/>
+          <w:color w:val="17202A"/>
+          <w:sz w:val="22"/>
+        </w:rPr>
+        <w:t xml:space="preserve">•  </w:t>
+      </w:r>
+      <w:r>
+        <w:rPr>
+          <w:rFonts w:ascii="Calibri" w:hAnsi="Calibri"/>
+          <w:b w:val="0"/>
+          <w:color w:val="17202A"/>
+          <w:sz w:val="22"/>
+        </w:rPr>
+        <w:t>внутренняя архитектура;</w:t>
+      </w:r>
+    </w:p>
+    <w:p>
+      <w:pPr>
+        <w:spacing w:after="80" w:line="300" w:lineRule="exact"/>
+        <w:ind w:left="605" w:hanging="374"/>
+      </w:pPr>
+      <w:r>
+        <w:rPr>
+          <w:rFonts w:ascii="Calibri" w:hAnsi="Calibri"/>
+          <w:color w:val="17202A"/>
+          <w:sz w:val="22"/>
+        </w:rPr>
+        <w:t xml:space="preserve">•  </w:t>
+      </w:r>
+      <w:r>
+        <w:rPr>
+          <w:rFonts w:ascii="Calibri" w:hAnsi="Calibri"/>
+          <w:b w:val="0"/>
+          <w:color w:val="17202A"/>
+          <w:sz w:val="22"/>
+        </w:rPr>
+        <w:t>порядок миграций;</w:t>
+      </w:r>
+    </w:p>
+    <w:p>
+      <w:pPr>
+        <w:spacing w:after="80" w:line="300" w:lineRule="exact"/>
+        <w:ind w:left="605" w:hanging="374"/>
+      </w:pPr>
+      <w:r>
+        <w:rPr>
+          <w:rFonts w:ascii="Calibri" w:hAnsi="Calibri"/>
+          <w:color w:val="17202A"/>
+          <w:sz w:val="22"/>
+        </w:rPr>
+        <w:t xml:space="preserve">•  </w:t>
+      </w:r>
+      <w:r>
+        <w:rPr>
+          <w:rFonts w:ascii="Calibri" w:hAnsi="Calibri"/>
+          <w:b w:val="0"/>
+          <w:color w:val="17202A"/>
+          <w:sz w:val="22"/>
+        </w:rPr>
+        <w:t>конкретный способ реализации таймеров и блокировок;</w:t>
+      </w:r>
+    </w:p>
+    <w:p>
+      <w:pPr>
+        <w:spacing w:after="80" w:line="300" w:lineRule="exact"/>
+        <w:ind w:left="605" w:hanging="374"/>
+      </w:pPr>
+      <w:r>
+        <w:rPr>
+          <w:rFonts w:ascii="Calibri" w:hAnsi="Calibri"/>
+          <w:color w:val="17202A"/>
+          <w:sz w:val="22"/>
+        </w:rPr>
+        <w:t xml:space="preserve">•  </w:t>
+      </w:r>
+      <w:r>
+        <w:rPr>
+          <w:rFonts w:ascii="Calibri" w:hAnsi="Calibri"/>
+          <w:b w:val="0"/>
+          <w:color w:val="17202A"/>
+          <w:sz w:val="22"/>
+        </w:rPr>
+        <w:t>способ организации тестового кода.</w:t>
+      </w:r>
+    </w:p>
+    <w:p>
+      <w:r>
+        <w:rPr>
+          <w:rFonts w:ascii="Calibri" w:hAnsi="Calibri"/>
+          <w:b w:val="0"/>
+          <w:color w:val="17202A"/>
+          <w:sz w:val="22"/>
+        </w:rPr>
+        <w:t>Эти решения принимает Игорь. Главное — чтобы результат соблюдал описанную продуктовую логику и мог быть проверен.</w:t>
+      </w:r>
+    </w:p>
+    <w:p>
+      <w:pPr>
+        <w:pStyle w:val="Heading1"/>
+      </w:pPr>
+      <w:r>
+        <w:t>14. Критерии готового результата</w:t>
+      </w:r>
+    </w:p>
+    <w:p>
+      <w:pPr>
+        <w:keepNext/>
+      </w:pPr>
+      <w:r>
+        <w:rPr>
+          <w:rFonts w:ascii="Calibri" w:hAnsi="Calibri"/>
+          <w:b w:val="0"/>
+          <w:color w:val="17202A"/>
+          <w:sz w:val="22"/>
+        </w:rPr>
+        <w:t>G1.1 считается реализованной правильно, если можно показать следующие сценарии:</w:t>
+      </w:r>
+    </w:p>
+    <w:p>
+      <w:pPr>
+        <w:spacing w:after="80" w:line="300" w:lineRule="exact"/>
+        <w:ind w:left="605" w:hanging="374"/>
+      </w:pPr>
+      <w:r>
+        <w:rPr>
+          <w:rFonts w:ascii="Calibri" w:hAnsi="Calibri"/>
+          <w:color w:val="17202A"/>
+          <w:sz w:val="22"/>
+        </w:rPr>
+        <w:t xml:space="preserve">1.  </w:t>
+      </w:r>
+      <w:r>
+        <w:rPr>
+          <w:rFonts w:ascii="Calibri" w:hAnsi="Calibri"/>
+          <w:b w:val="0"/>
+          <w:color w:val="17202A"/>
+          <w:sz w:val="22"/>
+        </w:rPr>
+        <w:t>Принятый запрос создаёт ровно одну карточку консультации.</w:t>
+      </w:r>
+    </w:p>
+    <w:p>
+      <w:pPr>
+        <w:spacing w:after="80" w:line="300" w:lineRule="exact"/>
+        <w:ind w:left="605" w:hanging="374"/>
+      </w:pPr>
+      <w:r>
+        <w:rPr>
+          <w:rFonts w:ascii="Calibri" w:hAnsi="Calibri"/>
+          <w:color w:val="17202A"/>
+          <w:sz w:val="22"/>
+        </w:rPr>
+        <w:t xml:space="preserve">2.  </w:t>
+      </w:r>
+      <w:r>
+        <w:rPr>
+          <w:rFonts w:ascii="Calibri" w:hAnsi="Calibri"/>
+          <w:b w:val="0"/>
+          <w:color w:val="17202A"/>
+          <w:sz w:val="22"/>
+        </w:rPr>
+        <w:t>Отклонённый, отменённый или истекший pre-session request не создаёт карточку оказанной консультации.</w:t>
+      </w:r>
+    </w:p>
+    <w:p>
+      <w:pPr>
+        <w:spacing w:after="80" w:line="300" w:lineRule="exact"/>
+        <w:ind w:left="605" w:hanging="374"/>
+      </w:pPr>
+      <w:r>
+        <w:rPr>
+          <w:rFonts w:ascii="Calibri" w:hAnsi="Calibri"/>
+          <w:color w:val="17202A"/>
+          <w:sz w:val="22"/>
+        </w:rPr>
+        <w:t xml:space="preserve">3.  </w:t>
+      </w:r>
+      <w:r>
+        <w:rPr>
+          <w:rFonts w:ascii="Calibri" w:hAnsi="Calibri"/>
+          <w:b w:val="0"/>
+          <w:color w:val="17202A"/>
+          <w:sz w:val="22"/>
+        </w:rPr>
+        <w:t>Повторная доставка команды не создаёт дубликат карточки.</w:t>
+      </w:r>
+    </w:p>
+    <w:p>
+      <w:pPr>
+        <w:spacing w:after="80" w:line="300" w:lineRule="exact"/>
+        <w:ind w:left="605" w:hanging="374"/>
+      </w:pPr>
+      <w:r>
+        <w:rPr>
+          <w:rFonts w:ascii="Calibri" w:hAnsi="Calibri"/>
+          <w:color w:val="17202A"/>
+          <w:sz w:val="22"/>
+        </w:rPr>
+        <w:t xml:space="preserve">4.  </w:t>
+      </w:r>
+      <w:r>
+        <w:rPr>
+          <w:rFonts w:ascii="Calibri" w:hAnsi="Calibri"/>
+          <w:b w:val="0"/>
+          <w:color w:val="17202A"/>
+          <w:sz w:val="22"/>
+        </w:rPr>
+        <w:t>Карточка показывает состояние и подстатус, полученные от G1.3, без собственного вычисления перехода.</w:t>
+      </w:r>
+    </w:p>
+    <w:p>
+      <w:pPr>
+        <w:spacing w:after="80" w:line="300" w:lineRule="exact"/>
+        <w:ind w:left="605" w:hanging="374"/>
+      </w:pPr>
+      <w:r>
+        <w:rPr>
+          <w:rFonts w:ascii="Calibri" w:hAnsi="Calibri"/>
+          <w:color w:val="17202A"/>
+          <w:sz w:val="22"/>
+        </w:rPr>
+        <w:t xml:space="preserve">5.  </w:t>
+      </w:r>
+      <w:r>
+        <w:rPr>
+          <w:rFonts w:ascii="Calibri" w:hAnsi="Calibri"/>
+          <w:b w:val="0"/>
+          <w:color w:val="17202A"/>
+          <w:sz w:val="22"/>
+        </w:rPr>
+        <w:t>Trial, paid, pause, reconnect и завершение отображаются как этапы одной consultation session.</w:t>
+      </w:r>
+    </w:p>
+    <w:p>
+      <w:pPr>
+        <w:spacing w:after="80" w:line="300" w:lineRule="exact"/>
+        <w:ind w:left="605" w:hanging="374"/>
+      </w:pPr>
+      <w:r>
+        <w:rPr>
+          <w:rFonts w:ascii="Calibri" w:hAnsi="Calibri"/>
+          <w:color w:val="17202A"/>
+          <w:sz w:val="22"/>
+        </w:rPr>
+        <w:t xml:space="preserve">6.  </w:t>
+      </w:r>
+      <w:r>
+        <w:rPr>
+          <w:rFonts w:ascii="Calibri" w:hAnsi="Calibri"/>
+          <w:b w:val="0"/>
+          <w:color w:val="17202A"/>
+          <w:sz w:val="22"/>
+        </w:rPr>
+        <w:t>Клиент, Агент и super-admin видят разрешённые им представления одной фактической истории.</w:t>
+      </w:r>
+    </w:p>
+    <w:p>
+      <w:pPr>
+        <w:spacing w:after="80" w:line="300" w:lineRule="exact"/>
+        <w:ind w:left="605" w:hanging="374"/>
+      </w:pPr>
+      <w:r>
+        <w:rPr>
+          <w:rFonts w:ascii="Calibri" w:hAnsi="Calibri"/>
+          <w:color w:val="17202A"/>
+          <w:sz w:val="22"/>
+        </w:rPr>
+        <w:t xml:space="preserve">7.  </w:t>
+      </w:r>
+      <w:r>
+        <w:rPr>
+          <w:rFonts w:ascii="Calibri" w:hAnsi="Calibri"/>
+          <w:b w:val="0"/>
+          <w:color w:val="17202A"/>
+          <w:sz w:val="22"/>
+        </w:rPr>
+        <w:t>Клиент видит только экспертную анкету, а super-admin — фактического агента.</w:t>
+      </w:r>
+    </w:p>
+    <w:p>
+      <w:pPr>
+        <w:spacing w:after="80" w:line="300" w:lineRule="exact"/>
+        <w:ind w:left="605" w:hanging="374"/>
+      </w:pPr>
+      <w:r>
+        <w:rPr>
+          <w:rFonts w:ascii="Calibri" w:hAnsi="Calibri"/>
+          <w:color w:val="17202A"/>
+          <w:sz w:val="22"/>
+        </w:rPr>
+        <w:t xml:space="preserve">8.  </w:t>
+      </w:r>
+      <w:r>
+        <w:rPr>
+          <w:rFonts w:ascii="Calibri" w:hAnsi="Calibri"/>
+          <w:b w:val="0"/>
+          <w:color w:val="17202A"/>
+          <w:sz w:val="22"/>
+        </w:rPr>
+        <w:t>Неназначенный агент и чужой клиент не получают доступ.</w:t>
+      </w:r>
+    </w:p>
+    <w:p>
+      <w:pPr>
+        <w:spacing w:after="80" w:line="300" w:lineRule="exact"/>
+        <w:ind w:left="605" w:hanging="374"/>
+      </w:pPr>
+      <w:r>
+        <w:rPr>
+          <w:rFonts w:ascii="Calibri" w:hAnsi="Calibri"/>
+          <w:color w:val="17202A"/>
+          <w:sz w:val="22"/>
+        </w:rPr>
+        <w:t xml:space="preserve">9.  </w:t>
+      </w:r>
+      <w:r>
+        <w:rPr>
+          <w:rFonts w:ascii="Calibri" w:hAnsi="Calibri"/>
+          <w:b w:val="0"/>
+          <w:color w:val="17202A"/>
+          <w:sz w:val="22"/>
+        </w:rPr>
+        <w:t>Переназначение анкеты не переписывает исторического участника.</w:t>
+      </w:r>
+    </w:p>
+    <w:p>
+      <w:pPr>
+        <w:spacing w:after="80" w:line="300" w:lineRule="exact"/>
+        <w:ind w:left="605" w:hanging="374"/>
+      </w:pPr>
+      <w:r>
+        <w:rPr>
+          <w:rFonts w:ascii="Calibri" w:hAnsi="Calibri"/>
+          <w:color w:val="17202A"/>
+          <w:sz w:val="22"/>
+        </w:rPr>
+        <w:t xml:space="preserve">10.  </w:t>
+      </w:r>
+      <w:r>
+        <w:rPr>
+          <w:rFonts w:ascii="Calibri" w:hAnsi="Calibri"/>
+          <w:b w:val="0"/>
+          <w:color w:val="17202A"/>
+          <w:sz w:val="22"/>
+        </w:rPr>
+        <w:t>Несколько консультаций в одном диалоге не смешивают время, деньги, статусы и сообщения.</w:t>
+      </w:r>
+    </w:p>
+    <w:p>
+      <w:pPr>
+        <w:spacing w:after="80" w:line="300" w:lineRule="exact"/>
+        <w:ind w:left="605" w:hanging="374"/>
+      </w:pPr>
+      <w:r>
+        <w:rPr>
+          <w:rFonts w:ascii="Calibri" w:hAnsi="Calibri"/>
+          <w:color w:val="17202A"/>
+          <w:sz w:val="22"/>
+        </w:rPr>
+        <w:t xml:space="preserve">11.  </w:t>
+      </w:r>
+      <w:r>
+        <w:rPr>
+          <w:rFonts w:ascii="Calibri" w:hAnsi="Calibri"/>
+          <w:b w:val="0"/>
+          <w:color w:val="17202A"/>
+          <w:sz w:val="22"/>
+        </w:rPr>
+        <w:t>Все ручные действия staff имеют автора и причину.</w:t>
+      </w:r>
+    </w:p>
+    <w:p>
+      <w:pPr>
+        <w:spacing w:after="80" w:line="300" w:lineRule="exact"/>
+        <w:ind w:left="605" w:hanging="374"/>
+      </w:pPr>
+      <w:r>
+        <w:rPr>
+          <w:rFonts w:ascii="Calibri" w:hAnsi="Calibri"/>
+          <w:color w:val="17202A"/>
+          <w:sz w:val="22"/>
+        </w:rPr>
+        <w:t xml:space="preserve">12.  </w:t>
+      </w:r>
+      <w:r>
+        <w:rPr>
+          <w:rFonts w:ascii="Calibri" w:hAnsi="Calibri"/>
+          <w:b w:val="0"/>
+          <w:color w:val="17202A"/>
+          <w:sz w:val="22"/>
+        </w:rPr>
+        <w:t>Карточка показывает applied snapshot, а изменение настройки не переписывает историческое значение.</w:t>
+      </w:r>
+    </w:p>
+    <w:p>
+      <w:pPr>
+        <w:spacing w:after="80" w:line="300" w:lineRule="exact"/>
+        <w:ind w:left="605" w:hanging="374"/>
+      </w:pPr>
+      <w:r>
+        <w:rPr>
+          <w:rFonts w:ascii="Calibri" w:hAnsi="Calibri"/>
+          <w:color w:val="17202A"/>
+          <w:sz w:val="22"/>
+        </w:rPr>
+        <w:t xml:space="preserve">13.  </w:t>
+      </w:r>
+      <w:r>
+        <w:rPr>
+          <w:rFonts w:ascii="Calibri" w:hAnsi="Calibri"/>
+          <w:b w:val="0"/>
+          <w:color w:val="17202A"/>
+          <w:sz w:val="22"/>
+        </w:rPr>
+        <w:t>Финансовый итог карточки совпадает с ledger/readback G2 и не рассчитывается карточкой самостоятельно.</w:t>
+      </w:r>
+    </w:p>
+    <w:p>
+      <w:pPr>
+        <w:spacing w:after="80" w:line="300" w:lineRule="exact"/>
+        <w:ind w:left="605" w:hanging="374"/>
+      </w:pPr>
+      <w:r>
+        <w:rPr>
+          <w:rFonts w:ascii="Calibri" w:hAnsi="Calibri"/>
+          <w:color w:val="17202A"/>
+          <w:sz w:val="22"/>
+        </w:rPr>
+        <w:t xml:space="preserve">14.  </w:t>
+      </w:r>
+      <w:r>
+        <w:rPr>
+          <w:rFonts w:ascii="Calibri" w:hAnsi="Calibri"/>
+          <w:b w:val="0"/>
+          <w:color w:val="17202A"/>
+          <w:sz w:val="22"/>
+        </w:rPr>
+        <w:t>По завершённой карточке super-admin может восстановить полный ход консультации.</w:t>
+      </w:r>
+    </w:p>
+    <w:p>
+      <w:pPr>
+        <w:spacing w:after="80" w:line="300" w:lineRule="exact"/>
+        <w:ind w:left="605" w:hanging="374"/>
+      </w:pPr>
+      <w:r>
+        <w:rPr>
+          <w:rFonts w:ascii="Calibri" w:hAnsi="Calibri"/>
+          <w:color w:val="17202A"/>
+          <w:sz w:val="22"/>
+        </w:rPr>
+        <w:t xml:space="preserve">15.  </w:t>
+      </w:r>
+      <w:r>
+        <w:rPr>
+          <w:rFonts w:ascii="Calibri" w:hAnsi="Calibri"/>
+          <w:b w:val="0"/>
+          <w:color w:val="17202A"/>
+          <w:sz w:val="22"/>
+        </w:rPr>
+        <w:t>Недопустимое для текущего состояния действие отсутствует или отклоняется системой-владельцем без ложного результата в UI.</w:t>
+      </w:r>
+    </w:p>
+    <w:p>
+      <w:pPr>
+        <w:spacing w:after="80" w:line="300" w:lineRule="exact"/>
+        <w:ind w:left="605" w:hanging="374"/>
+      </w:pPr>
+      <w:r>
+        <w:rPr>
+          <w:rFonts w:ascii="Calibri" w:hAnsi="Calibri"/>
+          <w:color w:val="17202A"/>
+          <w:sz w:val="22"/>
+        </w:rPr>
+        <w:t xml:space="preserve">16.  </w:t>
+      </w:r>
+      <w:r>
+        <w:rPr>
+          <w:rFonts w:ascii="Calibri" w:hAnsi="Calibri"/>
+          <w:b w:val="0"/>
+          <w:color w:val="17202A"/>
+          <w:sz w:val="22"/>
+        </w:rPr>
+        <w:t xml:space="preserve">В левом меню есть самостоятельный пункт </w:t>
+      </w:r>
+      <w:r>
+        <w:rPr>
+          <w:rFonts w:ascii="Calibri" w:hAnsi="Calibri"/>
+          <w:b/>
+          <w:color w:val="17202A"/>
+          <w:sz w:val="22"/>
+        </w:rPr>
+        <w:t>«Консультации»</w:t>
+      </w:r>
+      <w:r>
+        <w:rPr>
+          <w:rFonts w:ascii="Calibri" w:hAnsi="Calibri"/>
+          <w:b w:val="0"/>
+          <w:color w:val="17202A"/>
+          <w:sz w:val="22"/>
+        </w:rPr>
+        <w:t xml:space="preserve"> после </w:t>
+      </w:r>
+      <w:r>
+        <w:rPr>
+          <w:rFonts w:ascii="Calibri" w:hAnsi="Calibri"/>
+          <w:b/>
+          <w:color w:val="17202A"/>
+          <w:sz w:val="22"/>
+        </w:rPr>
+        <w:t>«Сообщения»</w:t>
+      </w:r>
+      <w:r>
+        <w:rPr>
+          <w:rFonts w:ascii="Calibri" w:hAnsi="Calibri"/>
+          <w:b w:val="0"/>
+          <w:color w:val="17202A"/>
+          <w:sz w:val="22"/>
+        </w:rPr>
+        <w:t xml:space="preserve"> и перед </w:t>
+      </w:r>
+      <w:r>
+        <w:rPr>
+          <w:rFonts w:ascii="Calibri" w:hAnsi="Calibri"/>
+          <w:b/>
+          <w:color w:val="17202A"/>
+          <w:sz w:val="22"/>
+        </w:rPr>
+        <w:t>«Фотографии»</w:t>
+      </w:r>
+      <w:r>
+        <w:rPr>
+          <w:rFonts w:ascii="Calibri" w:hAnsi="Calibri"/>
+          <w:b w:val="0"/>
+          <w:color w:val="17202A"/>
+          <w:sz w:val="22"/>
+        </w:rPr>
+        <w:t>.</w:t>
+      </w:r>
+    </w:p>
+    <w:p>
+      <w:pPr>
+        <w:spacing w:after="80" w:line="300" w:lineRule="exact"/>
+        <w:ind w:left="605" w:hanging="374"/>
+      </w:pPr>
+      <w:r>
+        <w:rPr>
+          <w:rFonts w:ascii="Calibri" w:hAnsi="Calibri"/>
+          <w:color w:val="17202A"/>
+          <w:sz w:val="22"/>
+        </w:rPr>
+        <w:t xml:space="preserve">17.  </w:t>
+      </w:r>
+      <w:r>
+        <w:rPr>
+          <w:rFonts w:ascii="Calibri" w:hAnsi="Calibri"/>
+          <w:b w:val="0"/>
+          <w:color w:val="17202A"/>
+          <w:sz w:val="22"/>
+        </w:rPr>
+        <w:t xml:space="preserve">Пункт </w:t>
+      </w:r>
+      <w:r>
+        <w:rPr>
+          <w:rFonts w:ascii="Calibri" w:hAnsi="Calibri"/>
+          <w:b/>
+          <w:color w:val="17202A"/>
+          <w:sz w:val="22"/>
+        </w:rPr>
+        <w:t>«Консультации»</w:t>
+      </w:r>
+      <w:r>
+        <w:rPr>
+          <w:rFonts w:ascii="Calibri" w:hAnsi="Calibri"/>
+          <w:b w:val="0"/>
+          <w:color w:val="17202A"/>
+          <w:sz w:val="22"/>
+        </w:rPr>
+        <w:t xml:space="preserve"> открывает список всех консультаций, а строка списка — единственную карточку выбранной консультации.</w:t>
+      </w:r>
+    </w:p>
+    <w:p>
+      <w:pPr>
+        <w:spacing w:after="80" w:line="300" w:lineRule="exact"/>
+        <w:ind w:left="605" w:hanging="374"/>
+      </w:pPr>
+      <w:r>
+        <w:rPr>
+          <w:rFonts w:ascii="Calibri" w:hAnsi="Calibri"/>
+          <w:color w:val="17202A"/>
+          <w:sz w:val="22"/>
+        </w:rPr>
+        <w:t xml:space="preserve">18.  </w:t>
+      </w:r>
+      <w:r>
+        <w:rPr>
+          <w:rFonts w:ascii="Calibri" w:hAnsi="Calibri"/>
+          <w:b w:val="0"/>
+          <w:color w:val="17202A"/>
+          <w:sz w:val="22"/>
+        </w:rPr>
+        <w:t>В production отсутствует ручное создание консультации.</w:t>
+      </w:r>
+    </w:p>
+    <w:p>
+      <w:pPr>
+        <w:spacing w:after="80" w:line="300" w:lineRule="exact"/>
+        <w:ind w:left="605" w:hanging="374"/>
+      </w:pPr>
+      <w:r>
+        <w:rPr>
+          <w:rFonts w:ascii="Calibri" w:hAnsi="Calibri"/>
+          <w:color w:val="17202A"/>
+          <w:sz w:val="22"/>
+        </w:rPr>
+        <w:t xml:space="preserve">19.  </w:t>
+      </w:r>
+      <w:r>
+        <w:rPr>
+          <w:rFonts w:ascii="Calibri" w:hAnsi="Calibri"/>
+          <w:b w:val="0"/>
+          <w:color w:val="17202A"/>
+          <w:sz w:val="22"/>
+        </w:rPr>
+        <w:t>Карточка показывает ссылку на применённые настройки консультации, но не дублирует редакторы G1.3 или G2.</w:t>
+      </w:r>
+    </w:p>
+    <w:p>
+      <w:pPr>
+        <w:spacing w:after="80" w:line="300" w:lineRule="exact"/>
+        <w:ind w:left="605" w:hanging="374"/>
+      </w:pPr>
+      <w:r>
+        <w:rPr>
+          <w:rFonts w:ascii="Calibri" w:hAnsi="Calibri"/>
+          <w:color w:val="17202A"/>
+          <w:sz w:val="22"/>
+        </w:rPr>
+        <w:t xml:space="preserve">20.  </w:t>
+      </w:r>
+      <w:r>
+        <w:rPr>
+          <w:rFonts w:ascii="Calibri" w:hAnsi="Calibri"/>
+          <w:b w:val="0"/>
+          <w:color w:val="17202A"/>
+          <w:sz w:val="22"/>
+        </w:rPr>
+        <w:t>Проверка G1.1 не засчитывает правильность state transition, таймера или списания без отдельной приёмки G1.3/G2.</w:t>
+      </w:r>
+    </w:p>
+    <w:p>
+      <w:pPr>
+        <w:pStyle w:val="Heading1"/>
+      </w:pPr>
+      <w:r>
+        <w:t>15. Действия Игоря перед началом реализации</w:t>
+      </w:r>
+    </w:p>
+    <w:p>
+      <w:pPr>
+        <w:keepNext/>
+      </w:pPr>
+      <w:r>
+        <w:rPr>
+          <w:rFonts w:ascii="Calibri" w:hAnsi="Calibri"/>
+          <w:b w:val="0"/>
+          <w:color w:val="17202A"/>
+          <w:sz w:val="22"/>
+        </w:rPr>
+        <w:t>Игорь:</w:t>
+      </w:r>
+    </w:p>
+    <w:p>
+      <w:pPr>
+        <w:spacing w:after="80" w:line="300" w:lineRule="exact"/>
+        <w:ind w:left="605" w:hanging="374"/>
+      </w:pPr>
+      <w:r>
+        <w:rPr>
+          <w:rFonts w:ascii="Calibri" w:hAnsi="Calibri"/>
+          <w:color w:val="17202A"/>
+          <w:sz w:val="22"/>
+        </w:rPr>
+        <w:t xml:space="preserve">1.  </w:t>
+      </w:r>
+      <w:r>
+        <w:rPr>
+          <w:rFonts w:ascii="Calibri" w:hAnsi="Calibri"/>
+          <w:b w:val="0"/>
+          <w:color w:val="17202A"/>
+          <w:sz w:val="22"/>
+        </w:rPr>
+        <w:t>читает это продуктовое ТЗ;</w:t>
+      </w:r>
+    </w:p>
+    <w:p>
+      <w:pPr>
+        <w:spacing w:after="80" w:line="300" w:lineRule="exact"/>
+        <w:ind w:left="605" w:hanging="374"/>
+      </w:pPr>
+      <w:r>
+        <w:rPr>
+          <w:rFonts w:ascii="Calibri" w:hAnsi="Calibri"/>
+          <w:color w:val="17202A"/>
+          <w:sz w:val="22"/>
+        </w:rPr>
+        <w:t xml:space="preserve">2.  </w:t>
+      </w:r>
+      <w:r>
+        <w:rPr>
+          <w:rFonts w:ascii="Calibri" w:hAnsi="Calibri"/>
+          <w:b w:val="0"/>
+          <w:color w:val="17202A"/>
+          <w:sz w:val="22"/>
+        </w:rPr>
+        <w:t xml:space="preserve">передаёт своему Codex файл </w:t>
+      </w:r>
+      <w:r>
+        <w:rPr>
+          <w:rFonts w:ascii="Consolas" w:hAnsi="Consolas"/>
+          <w:color w:val="31445A"/>
+          <w:sz w:val="21"/>
+        </w:rPr>
         <w:t>codex-context-g1-1-service-session.md</w:t>
       </w:r>
       <w:r>
@@ -6126,7 +4912,7 @@
           <w:color w:val="31445A"/>
           <w:sz w:val="19"/>
         </w:rPr>
-        <w:t>2.0</w:t>
+        <w:t>2.1</w:t>
       </w:r>
     </w:p>
     <w:p>
@@ -6149,7 +4935,7 @@
           <w:color w:val="5F6B7A"/>
           <w:sz w:val="20"/>
         </w:rPr>
-        <w:t>2026-07-27</w:t>
+        <w:t>2026-07-28</w:t>
       </w:r>
     </w:p>
     <w:p>

--- a/reports/six-goals-functional-tz-2026-07-20/tz-g1-1-for-igor.docx
+++ b/reports/six-goals-functional-tz-2026-07-20/tz-g1-1-for-igor.docx
@@ -464,7 +464,147 @@
         <w:pStyle w:val="Heading1"/>
       </w:pPr>
       <w:r>
-        <w:t>3. Роли</w:t>
+        <w:t>3. Пользователи карточки и видимость данных</w:t>
+      </w:r>
+    </w:p>
+    <w:p>
+      <w:pPr>
+        <w:keepNext/>
+      </w:pPr>
+      <w:r>
+        <w:rPr>
+          <w:rFonts w:ascii="Calibri" w:hAnsi="Calibri"/>
+          <w:b w:val="0"/>
+          <w:color w:val="17202A"/>
+          <w:sz w:val="22"/>
+        </w:rPr>
+        <w:t>G1.1 не создаёт роли, не назначает их пользователям и не определяет устройство permissions. Карточка использует существующую систему ролей и permissions и задаёт только:</w:t>
+      </w:r>
+    </w:p>
+    <w:p>
+      <w:pPr>
+        <w:spacing w:after="80" w:line="300" w:lineRule="exact"/>
+        <w:ind w:left="605" w:hanging="374"/>
+      </w:pPr>
+      <w:r>
+        <w:rPr>
+          <w:rFonts w:ascii="Calibri" w:hAnsi="Calibri"/>
+          <w:color w:val="17202A"/>
+          <w:sz w:val="22"/>
+        </w:rPr>
+        <w:t xml:space="preserve">•  </w:t>
+      </w:r>
+      <w:r>
+        <w:rPr>
+          <w:rFonts w:ascii="Calibri" w:hAnsi="Calibri"/>
+          <w:b w:val="0"/>
+          <w:color w:val="17202A"/>
+          <w:sz w:val="22"/>
+        </w:rPr>
+        <w:t>кто может открыть эту страницу;</w:t>
+      </w:r>
+    </w:p>
+    <w:p>
+      <w:pPr>
+        <w:spacing w:after="80" w:line="300" w:lineRule="exact"/>
+        <w:ind w:left="605" w:hanging="374"/>
+      </w:pPr>
+      <w:r>
+        <w:rPr>
+          <w:rFonts w:ascii="Calibri" w:hAnsi="Calibri"/>
+          <w:color w:val="17202A"/>
+          <w:sz w:val="22"/>
+        </w:rPr>
+        <w:t xml:space="preserve">•  </w:t>
+      </w:r>
+      <w:r>
+        <w:rPr>
+          <w:rFonts w:ascii="Calibri" w:hAnsi="Calibri"/>
+          <w:b w:val="0"/>
+          <w:color w:val="17202A"/>
+          <w:sz w:val="22"/>
+        </w:rPr>
+        <w:t>какие данные видит каждый пользователь карточки;</w:t>
+      </w:r>
+    </w:p>
+    <w:p>
+      <w:pPr>
+        <w:spacing w:after="80" w:line="300" w:lineRule="exact"/>
+        <w:ind w:left="605" w:hanging="374"/>
+      </w:pPr>
+      <w:r>
+        <w:rPr>
+          <w:rFonts w:ascii="Calibri" w:hAnsi="Calibri"/>
+          <w:color w:val="17202A"/>
+          <w:sz w:val="22"/>
+        </w:rPr>
+        <w:t xml:space="preserve">•  </w:t>
+      </w:r>
+      <w:r>
+        <w:rPr>
+          <w:rFonts w:ascii="Calibri" w:hAnsi="Calibri"/>
+          <w:b w:val="0"/>
+          <w:color w:val="17202A"/>
+          <w:sz w:val="22"/>
+        </w:rPr>
+        <w:t>какие действия доступны ему на этой странице;</w:t>
+      </w:r>
+    </w:p>
+    <w:p>
+      <w:pPr>
+        <w:spacing w:after="80" w:line="300" w:lineRule="exact"/>
+        <w:ind w:left="605" w:hanging="374"/>
+      </w:pPr>
+      <w:r>
+        <w:rPr>
+          <w:rFonts w:ascii="Calibri" w:hAnsi="Calibri"/>
+          <w:color w:val="17202A"/>
+          <w:sz w:val="22"/>
+        </w:rPr>
+        <w:t xml:space="preserve">•  </w:t>
+      </w:r>
+      <w:r>
+        <w:rPr>
+          <w:rFonts w:ascii="Calibri" w:hAnsi="Calibri"/>
+          <w:b w:val="0"/>
+          <w:color w:val="17202A"/>
+          <w:sz w:val="22"/>
+        </w:rPr>
+        <w:t>какие сведения должны быть скрыты;</w:t>
+      </w:r>
+    </w:p>
+    <w:p>
+      <w:pPr>
+        <w:spacing w:after="80" w:line="300" w:lineRule="exact"/>
+        <w:ind w:left="605" w:hanging="374"/>
+      </w:pPr>
+      <w:r>
+        <w:rPr>
+          <w:rFonts w:ascii="Calibri" w:hAnsi="Calibri"/>
+          <w:color w:val="17202A"/>
+          <w:sz w:val="22"/>
+        </w:rPr>
+        <w:t xml:space="preserve">•  </w:t>
+      </w:r>
+      <w:r>
+        <w:rPr>
+          <w:rFonts w:ascii="Calibri" w:hAnsi="Calibri"/>
+          <w:b w:val="0"/>
+          <w:color w:val="17202A"/>
+          <w:sz w:val="22"/>
+        </w:rPr>
+        <w:t>что те же ограничения действуют при прямом открытии ссылки.</w:t>
+      </w:r>
+    </w:p>
+    <w:p>
+      <w:r>
+        <w:rPr>
+          <w:rFonts w:ascii="Calibri" w:hAnsi="Calibri"/>
+          <w:b w:val="0"/>
+          <w:color w:val="17202A"/>
+          <w:sz w:val="22"/>
+        </w:rPr>
+        <w:t>Управление ролями и permissions остаётся на существующей странице админ-панели. Назначение Агента экспертной анкете относится к G6.1, общие правила чата - к G1.2, а сквозной staff-доступ - к G6.7.</w:t>
       </w:r>
     </w:p>
     <w:p>
@@ -4912,7 +5052,7 @@
           <w:color w:val="31445A"/>
           <w:sz w:val="19"/>
         </w:rPr>
-        <w:t>2.1</w:t>
+        <w:t>2.2</w:t>
       </w:r>
     </w:p>
     <w:p>
